--- a/reports/final_report.docx
+++ b/reports/final_report.docx
@@ -12,8 +12,8 @@
           <w:szCs w:val="30"/>
         </w:rPr>
       </w:pPr>
-      <w:bookmarkStart w:id="98" w:name="_GoBack"/>
-      <w:bookmarkEnd w:id="98"/>
+      <w:bookmarkStart w:id="100" w:name="_GoBack"/>
+      <w:bookmarkEnd w:id="100"/>
       <w:r>
         <w:rPr>
           <w:b/>
@@ -829,7 +829,7 @@
         <w:pStyle w:val="36"/>
       </w:pPr>
       <w:bookmarkStart w:id="0" w:name="_Toc200285851"/>
-      <w:bookmarkStart w:id="1" w:name="_Toc25891"/>
+      <w:bookmarkStart w:id="1" w:name="_Toc18725"/>
       <w:r>
         <w:t>MỤC LỤC</w:t>
       </w:r>
@@ -856,7 +856,7 @@
         <w:fldChar w:fldCharType="begin"/>
       </w:r>
       <w:r>
-        <w:instrText xml:space="preserve"> HYPERLINK \l _Toc25891 </w:instrText>
+        <w:instrText xml:space="preserve"> HYPERLINK \l _Toc18725 </w:instrText>
       </w:r>
       <w:r>
         <w:fldChar w:fldCharType="separate"/>
@@ -871,7 +871,7 @@
         <w:fldChar w:fldCharType="begin"/>
       </w:r>
       <w:r>
-        <w:instrText xml:space="preserve"> PAGEREF _Toc25891 \h </w:instrText>
+        <w:instrText xml:space="preserve"> PAGEREF _Toc18725 \h </w:instrText>
       </w:r>
       <w:r>
         <w:fldChar w:fldCharType="separate"/>
@@ -897,7 +897,7 @@
         <w:fldChar w:fldCharType="begin"/>
       </w:r>
       <w:r>
-        <w:instrText xml:space="preserve"> HYPERLINK \l _Toc22347 </w:instrText>
+        <w:instrText xml:space="preserve"> HYPERLINK \l _Toc385 </w:instrText>
       </w:r>
       <w:r>
         <w:fldChar w:fldCharType="separate"/>
@@ -912,7 +912,7 @@
         <w:fldChar w:fldCharType="begin"/>
       </w:r>
       <w:r>
-        <w:instrText xml:space="preserve"> PAGEREF _Toc22347 \h </w:instrText>
+        <w:instrText xml:space="preserve"> PAGEREF _Toc385 \h </w:instrText>
       </w:r>
       <w:r>
         <w:fldChar w:fldCharType="separate"/>
@@ -938,7 +938,7 @@
         <w:fldChar w:fldCharType="begin"/>
       </w:r>
       <w:r>
-        <w:instrText xml:space="preserve"> HYPERLINK \l _Toc18345 </w:instrText>
+        <w:instrText xml:space="preserve"> HYPERLINK \l _Toc22582 </w:instrText>
       </w:r>
       <w:r>
         <w:fldChar w:fldCharType="separate"/>
@@ -953,7 +953,7 @@
         <w:fldChar w:fldCharType="begin"/>
       </w:r>
       <w:r>
-        <w:instrText xml:space="preserve"> PAGEREF _Toc18345 \h </w:instrText>
+        <w:instrText xml:space="preserve"> PAGEREF _Toc22582 \h </w:instrText>
       </w:r>
       <w:r>
         <w:fldChar w:fldCharType="separate"/>
@@ -979,7 +979,7 @@
         <w:fldChar w:fldCharType="begin"/>
       </w:r>
       <w:r>
-        <w:instrText xml:space="preserve"> HYPERLINK \l _Toc451 </w:instrText>
+        <w:instrText xml:space="preserve"> HYPERLINK \l _Toc27887 </w:instrText>
       </w:r>
       <w:r>
         <w:fldChar w:fldCharType="separate"/>
@@ -1000,7 +1000,7 @@
         <w:fldChar w:fldCharType="begin"/>
       </w:r>
       <w:r>
-        <w:instrText xml:space="preserve"> PAGEREF _Toc451 \h </w:instrText>
+        <w:instrText xml:space="preserve"> PAGEREF _Toc27887 \h </w:instrText>
       </w:r>
       <w:r>
         <w:fldChar w:fldCharType="separate"/>
@@ -1026,7 +1026,7 @@
         <w:fldChar w:fldCharType="begin"/>
       </w:r>
       <w:r>
-        <w:instrText xml:space="preserve"> HYPERLINK \l _Toc21194 </w:instrText>
+        <w:instrText xml:space="preserve"> HYPERLINK \l _Toc23470 </w:instrText>
       </w:r>
       <w:r>
         <w:fldChar w:fldCharType="separate"/>
@@ -1047,7 +1047,7 @@
         <w:fldChar w:fldCharType="begin"/>
       </w:r>
       <w:r>
-        <w:instrText xml:space="preserve"> PAGEREF _Toc21194 \h </w:instrText>
+        <w:instrText xml:space="preserve"> PAGEREF _Toc23470 \h </w:instrText>
       </w:r>
       <w:r>
         <w:fldChar w:fldCharType="separate"/>
@@ -1073,7 +1073,7 @@
         <w:fldChar w:fldCharType="begin"/>
       </w:r>
       <w:r>
-        <w:instrText xml:space="preserve"> HYPERLINK \l _Toc16098 </w:instrText>
+        <w:instrText xml:space="preserve"> HYPERLINK \l _Toc25183 </w:instrText>
       </w:r>
       <w:r>
         <w:fldChar w:fldCharType="separate"/>
@@ -1094,7 +1094,7 @@
         <w:fldChar w:fldCharType="begin"/>
       </w:r>
       <w:r>
-        <w:instrText xml:space="preserve"> PAGEREF _Toc16098 \h </w:instrText>
+        <w:instrText xml:space="preserve"> PAGEREF _Toc25183 \h </w:instrText>
       </w:r>
       <w:r>
         <w:fldChar w:fldCharType="separate"/>
@@ -1120,7 +1120,7 @@
         <w:fldChar w:fldCharType="begin"/>
       </w:r>
       <w:r>
-        <w:instrText xml:space="preserve"> HYPERLINK \l _Toc1405 </w:instrText>
+        <w:instrText xml:space="preserve"> HYPERLINK \l _Toc2156 </w:instrText>
       </w:r>
       <w:r>
         <w:fldChar w:fldCharType="separate"/>
@@ -1141,7 +1141,7 @@
         <w:fldChar w:fldCharType="begin"/>
       </w:r>
       <w:r>
-        <w:instrText xml:space="preserve"> PAGEREF _Toc1405 \h </w:instrText>
+        <w:instrText xml:space="preserve"> PAGEREF _Toc2156 \h </w:instrText>
       </w:r>
       <w:r>
         <w:fldChar w:fldCharType="separate"/>
@@ -1167,7 +1167,7 @@
         <w:fldChar w:fldCharType="begin"/>
       </w:r>
       <w:r>
-        <w:instrText xml:space="preserve"> HYPERLINK \l _Toc22454 </w:instrText>
+        <w:instrText xml:space="preserve"> HYPERLINK \l _Toc3861 </w:instrText>
       </w:r>
       <w:r>
         <w:fldChar w:fldCharType="separate"/>
@@ -1188,7 +1188,7 @@
         <w:fldChar w:fldCharType="begin"/>
       </w:r>
       <w:r>
-        <w:instrText xml:space="preserve"> PAGEREF _Toc22454 \h </w:instrText>
+        <w:instrText xml:space="preserve"> PAGEREF _Toc3861 \h </w:instrText>
       </w:r>
       <w:r>
         <w:fldChar w:fldCharType="separate"/>
@@ -1214,7 +1214,7 @@
         <w:fldChar w:fldCharType="begin"/>
       </w:r>
       <w:r>
-        <w:instrText xml:space="preserve"> HYPERLINK \l _Toc23261 </w:instrText>
+        <w:instrText xml:space="preserve"> HYPERLINK \l _Toc23322 </w:instrText>
       </w:r>
       <w:r>
         <w:fldChar w:fldCharType="separate"/>
@@ -1235,7 +1235,7 @@
         <w:fldChar w:fldCharType="begin"/>
       </w:r>
       <w:r>
-        <w:instrText xml:space="preserve"> PAGEREF _Toc23261 \h </w:instrText>
+        <w:instrText xml:space="preserve"> PAGEREF _Toc23322 \h </w:instrText>
       </w:r>
       <w:r>
         <w:fldChar w:fldCharType="separate"/>
@@ -1258,7 +1258,7 @@
         <w:fldChar w:fldCharType="begin"/>
       </w:r>
       <w:r>
-        <w:instrText xml:space="preserve"> HYPERLINK \l _Toc24612 </w:instrText>
+        <w:instrText xml:space="preserve"> HYPERLINK \l _Toc14267 </w:instrText>
       </w:r>
       <w:r>
         <w:fldChar w:fldCharType="separate"/>
@@ -1273,7 +1273,7 @@
         <w:fldChar w:fldCharType="begin"/>
       </w:r>
       <w:r>
-        <w:instrText xml:space="preserve"> PAGEREF _Toc24612 \h </w:instrText>
+        <w:instrText xml:space="preserve"> PAGEREF _Toc14267 \h </w:instrText>
       </w:r>
       <w:r>
         <w:fldChar w:fldCharType="separate"/>
@@ -1296,7 +1296,7 @@
         <w:fldChar w:fldCharType="begin"/>
       </w:r>
       <w:r>
-        <w:instrText xml:space="preserve"> HYPERLINK \l _Toc28554 </w:instrText>
+        <w:instrText xml:space="preserve"> HYPERLINK \l _Toc32187 </w:instrText>
       </w:r>
       <w:r>
         <w:fldChar w:fldCharType="separate"/>
@@ -1311,13 +1311,13 @@
         <w:fldChar w:fldCharType="begin"/>
       </w:r>
       <w:r>
-        <w:instrText xml:space="preserve"> PAGEREF _Toc28554 \h </w:instrText>
-      </w:r>
-      <w:r>
-        <w:fldChar w:fldCharType="separate"/>
-      </w:r>
-      <w:r>
-        <w:t>3</w:t>
+        <w:instrText xml:space="preserve"> PAGEREF _Toc32187 \h </w:instrText>
+      </w:r>
+      <w:r>
+        <w:fldChar w:fldCharType="separate"/>
+      </w:r>
+      <w:r>
+        <w:t>4</w:t>
       </w:r>
       <w:r>
         <w:fldChar w:fldCharType="end"/>
@@ -1334,7 +1334,7 @@
         <w:fldChar w:fldCharType="begin"/>
       </w:r>
       <w:r>
-        <w:instrText xml:space="preserve"> HYPERLINK \l _Toc16726 </w:instrText>
+        <w:instrText xml:space="preserve"> HYPERLINK \l _Toc32319 </w:instrText>
       </w:r>
       <w:r>
         <w:fldChar w:fldCharType="separate"/>
@@ -1349,13 +1349,13 @@
         <w:fldChar w:fldCharType="begin"/>
       </w:r>
       <w:r>
-        <w:instrText xml:space="preserve"> PAGEREF _Toc16726 \h </w:instrText>
-      </w:r>
-      <w:r>
-        <w:fldChar w:fldCharType="separate"/>
-      </w:r>
-      <w:r>
-        <w:t>4</w:t>
+        <w:instrText xml:space="preserve"> PAGEREF _Toc32319 \h </w:instrText>
+      </w:r>
+      <w:r>
+        <w:fldChar w:fldCharType="separate"/>
+      </w:r>
+      <w:r>
+        <w:t>5</w:t>
       </w:r>
       <w:r>
         <w:fldChar w:fldCharType="end"/>
@@ -1375,7 +1375,7 @@
         <w:fldChar w:fldCharType="begin"/>
       </w:r>
       <w:r>
-        <w:instrText xml:space="preserve"> HYPERLINK \l _Toc29418 </w:instrText>
+        <w:instrText xml:space="preserve"> HYPERLINK \l _Toc4758 </w:instrText>
       </w:r>
       <w:r>
         <w:fldChar w:fldCharType="separate"/>
@@ -1396,13 +1396,13 @@
         <w:fldChar w:fldCharType="begin"/>
       </w:r>
       <w:r>
-        <w:instrText xml:space="preserve"> PAGEREF _Toc29418 \h </w:instrText>
-      </w:r>
-      <w:r>
-        <w:fldChar w:fldCharType="separate"/>
-      </w:r>
-      <w:r>
-        <w:t>5</w:t>
+        <w:instrText xml:space="preserve"> PAGEREF _Toc4758 \h </w:instrText>
+      </w:r>
+      <w:r>
+        <w:fldChar w:fldCharType="separate"/>
+      </w:r>
+      <w:r>
+        <w:t>6</w:t>
       </w:r>
       <w:r>
         <w:fldChar w:fldCharType="end"/>
@@ -1422,7 +1422,7 @@
         <w:fldChar w:fldCharType="begin"/>
       </w:r>
       <w:r>
-        <w:instrText xml:space="preserve"> HYPERLINK \l _Toc13428 </w:instrText>
+        <w:instrText xml:space="preserve"> HYPERLINK \l _Toc11163 </w:instrText>
       </w:r>
       <w:r>
         <w:fldChar w:fldCharType="separate"/>
@@ -1443,13 +1443,13 @@
         <w:fldChar w:fldCharType="begin"/>
       </w:r>
       <w:r>
-        <w:instrText xml:space="preserve"> PAGEREF _Toc13428 \h </w:instrText>
-      </w:r>
-      <w:r>
-        <w:fldChar w:fldCharType="separate"/>
-      </w:r>
-      <w:r>
-        <w:t>5</w:t>
+        <w:instrText xml:space="preserve"> PAGEREF _Toc11163 \h </w:instrText>
+      </w:r>
+      <w:r>
+        <w:fldChar w:fldCharType="separate"/>
+      </w:r>
+      <w:r>
+        <w:t>6</w:t>
       </w:r>
       <w:r>
         <w:fldChar w:fldCharType="end"/>
@@ -1469,7 +1469,7 @@
         <w:fldChar w:fldCharType="begin"/>
       </w:r>
       <w:r>
-        <w:instrText xml:space="preserve"> HYPERLINK \l _Toc19320 </w:instrText>
+        <w:instrText xml:space="preserve"> HYPERLINK \l _Toc22366 </w:instrText>
       </w:r>
       <w:r>
         <w:fldChar w:fldCharType="separate"/>
@@ -1490,13 +1490,13 @@
         <w:fldChar w:fldCharType="begin"/>
       </w:r>
       <w:r>
-        <w:instrText xml:space="preserve"> PAGEREF _Toc19320 \h </w:instrText>
-      </w:r>
-      <w:r>
-        <w:fldChar w:fldCharType="separate"/>
-      </w:r>
-      <w:r>
-        <w:t>6</w:t>
+        <w:instrText xml:space="preserve"> PAGEREF _Toc22366 \h </w:instrText>
+      </w:r>
+      <w:r>
+        <w:fldChar w:fldCharType="separate"/>
+      </w:r>
+      <w:r>
+        <w:t>7</w:t>
       </w:r>
       <w:r>
         <w:fldChar w:fldCharType="end"/>
@@ -1516,7 +1516,7 @@
         <w:fldChar w:fldCharType="begin"/>
       </w:r>
       <w:r>
-        <w:instrText xml:space="preserve"> HYPERLINK \l _Toc6199 </w:instrText>
+        <w:instrText xml:space="preserve"> HYPERLINK \l _Toc17612 </w:instrText>
       </w:r>
       <w:r>
         <w:fldChar w:fldCharType="separate"/>
@@ -1537,13 +1537,13 @@
         <w:fldChar w:fldCharType="begin"/>
       </w:r>
       <w:r>
-        <w:instrText xml:space="preserve"> PAGEREF _Toc6199 \h </w:instrText>
-      </w:r>
-      <w:r>
-        <w:fldChar w:fldCharType="separate"/>
-      </w:r>
-      <w:r>
-        <w:t>6</w:t>
+        <w:instrText xml:space="preserve"> PAGEREF _Toc17612 \h </w:instrText>
+      </w:r>
+      <w:r>
+        <w:fldChar w:fldCharType="separate"/>
+      </w:r>
+      <w:r>
+        <w:t>7</w:t>
       </w:r>
       <w:r>
         <w:fldChar w:fldCharType="end"/>
@@ -1563,7 +1563,7 @@
         <w:fldChar w:fldCharType="begin"/>
       </w:r>
       <w:r>
-        <w:instrText xml:space="preserve"> HYPERLINK \l _Toc20102 </w:instrText>
+        <w:instrText xml:space="preserve"> HYPERLINK \l _Toc27347 </w:instrText>
       </w:r>
       <w:r>
         <w:fldChar w:fldCharType="separate"/>
@@ -1584,13 +1584,13 @@
         <w:fldChar w:fldCharType="begin"/>
       </w:r>
       <w:r>
-        <w:instrText xml:space="preserve"> PAGEREF _Toc20102 \h </w:instrText>
-      </w:r>
-      <w:r>
-        <w:fldChar w:fldCharType="separate"/>
-      </w:r>
-      <w:r>
-        <w:t>6</w:t>
+        <w:instrText xml:space="preserve"> PAGEREF _Toc27347 \h </w:instrText>
+      </w:r>
+      <w:r>
+        <w:fldChar w:fldCharType="separate"/>
+      </w:r>
+      <w:r>
+        <w:t>7</w:t>
       </w:r>
       <w:r>
         <w:fldChar w:fldCharType="end"/>
@@ -1607,7 +1607,7 @@
         <w:fldChar w:fldCharType="begin"/>
       </w:r>
       <w:r>
-        <w:instrText xml:space="preserve"> HYPERLINK \l _Toc8227 </w:instrText>
+        <w:instrText xml:space="preserve"> HYPERLINK \l _Toc11390 </w:instrText>
       </w:r>
       <w:r>
         <w:fldChar w:fldCharType="separate"/>
@@ -1622,13 +1622,13 @@
         <w:fldChar w:fldCharType="begin"/>
       </w:r>
       <w:r>
-        <w:instrText xml:space="preserve"> PAGEREF _Toc8227 \h </w:instrText>
-      </w:r>
-      <w:r>
-        <w:fldChar w:fldCharType="separate"/>
-      </w:r>
-      <w:r>
-        <w:t>6</w:t>
+        <w:instrText xml:space="preserve"> PAGEREF _Toc11390 \h </w:instrText>
+      </w:r>
+      <w:r>
+        <w:fldChar w:fldCharType="separate"/>
+      </w:r>
+      <w:r>
+        <w:t>7</w:t>
       </w:r>
       <w:r>
         <w:fldChar w:fldCharType="end"/>
@@ -1645,7 +1645,7 @@
         <w:fldChar w:fldCharType="begin"/>
       </w:r>
       <w:r>
-        <w:instrText xml:space="preserve"> HYPERLINK \l _Toc12064 </w:instrText>
+        <w:instrText xml:space="preserve"> HYPERLINK \l _Toc4140 </w:instrText>
       </w:r>
       <w:r>
         <w:fldChar w:fldCharType="separate"/>
@@ -1660,13 +1660,13 @@
         <w:fldChar w:fldCharType="begin"/>
       </w:r>
       <w:r>
-        <w:instrText xml:space="preserve"> PAGEREF _Toc12064 \h </w:instrText>
-      </w:r>
-      <w:r>
-        <w:fldChar w:fldCharType="separate"/>
-      </w:r>
-      <w:r>
-        <w:t>7</w:t>
+        <w:instrText xml:space="preserve"> PAGEREF _Toc4140 \h </w:instrText>
+      </w:r>
+      <w:r>
+        <w:fldChar w:fldCharType="separate"/>
+      </w:r>
+      <w:r>
+        <w:t>8</w:t>
       </w:r>
       <w:r>
         <w:fldChar w:fldCharType="end"/>
@@ -1686,7 +1686,7 @@
         <w:fldChar w:fldCharType="begin"/>
       </w:r>
       <w:r>
-        <w:instrText xml:space="preserve"> HYPERLINK \l _Toc4703 </w:instrText>
+        <w:instrText xml:space="preserve"> HYPERLINK \l _Toc24387 </w:instrText>
       </w:r>
       <w:r>
         <w:fldChar w:fldCharType="separate"/>
@@ -1707,13 +1707,13 @@
         <w:fldChar w:fldCharType="begin"/>
       </w:r>
       <w:r>
-        <w:instrText xml:space="preserve"> PAGEREF _Toc4703 \h </w:instrText>
-      </w:r>
-      <w:r>
-        <w:fldChar w:fldCharType="separate"/>
-      </w:r>
-      <w:r>
-        <w:t>7</w:t>
+        <w:instrText xml:space="preserve"> PAGEREF _Toc24387 \h </w:instrText>
+      </w:r>
+      <w:r>
+        <w:fldChar w:fldCharType="separate"/>
+      </w:r>
+      <w:r>
+        <w:t>8</w:t>
       </w:r>
       <w:r>
         <w:fldChar w:fldCharType="end"/>
@@ -1730,7 +1730,7 @@
         <w:fldChar w:fldCharType="begin"/>
       </w:r>
       <w:r>
-        <w:instrText xml:space="preserve"> HYPERLINK \l _Toc9455 </w:instrText>
+        <w:instrText xml:space="preserve"> HYPERLINK \l _Toc26377 </w:instrText>
       </w:r>
       <w:r>
         <w:fldChar w:fldCharType="separate"/>
@@ -1745,13 +1745,13 @@
         <w:fldChar w:fldCharType="begin"/>
       </w:r>
       <w:r>
-        <w:instrText xml:space="preserve"> PAGEREF _Toc9455 \h </w:instrText>
-      </w:r>
-      <w:r>
-        <w:fldChar w:fldCharType="separate"/>
-      </w:r>
-      <w:r>
-        <w:t>7</w:t>
+        <w:instrText xml:space="preserve"> PAGEREF _Toc26377 \h </w:instrText>
+      </w:r>
+      <w:r>
+        <w:fldChar w:fldCharType="separate"/>
+      </w:r>
+      <w:r>
+        <w:t>8</w:t>
       </w:r>
       <w:r>
         <w:fldChar w:fldCharType="end"/>
@@ -1768,7 +1768,7 @@
         <w:fldChar w:fldCharType="begin"/>
       </w:r>
       <w:r>
-        <w:instrText xml:space="preserve"> HYPERLINK \l _Toc12680 </w:instrText>
+        <w:instrText xml:space="preserve"> HYPERLINK \l _Toc1609 </w:instrText>
       </w:r>
       <w:r>
         <w:fldChar w:fldCharType="separate"/>
@@ -1783,13 +1783,13 @@
         <w:fldChar w:fldCharType="begin"/>
       </w:r>
       <w:r>
-        <w:instrText xml:space="preserve"> PAGEREF _Toc12680 \h </w:instrText>
-      </w:r>
-      <w:r>
-        <w:fldChar w:fldCharType="separate"/>
-      </w:r>
-      <w:r>
-        <w:t>7</w:t>
+        <w:instrText xml:space="preserve"> PAGEREF _Toc1609 \h </w:instrText>
+      </w:r>
+      <w:r>
+        <w:fldChar w:fldCharType="separate"/>
+      </w:r>
+      <w:r>
+        <w:t>8</w:t>
       </w:r>
       <w:r>
         <w:fldChar w:fldCharType="end"/>
@@ -1806,7 +1806,7 @@
         <w:fldChar w:fldCharType="begin"/>
       </w:r>
       <w:r>
-        <w:instrText xml:space="preserve"> HYPERLINK \l _Toc4942 </w:instrText>
+        <w:instrText xml:space="preserve"> HYPERLINK \l _Toc959 </w:instrText>
       </w:r>
       <w:r>
         <w:fldChar w:fldCharType="separate"/>
@@ -1821,13 +1821,13 @@
         <w:fldChar w:fldCharType="begin"/>
       </w:r>
       <w:r>
-        <w:instrText xml:space="preserve"> PAGEREF _Toc4942 \h </w:instrText>
-      </w:r>
-      <w:r>
-        <w:fldChar w:fldCharType="separate"/>
-      </w:r>
-      <w:r>
-        <w:t>8</w:t>
+        <w:instrText xml:space="preserve"> PAGEREF _Toc959 \h </w:instrText>
+      </w:r>
+      <w:r>
+        <w:fldChar w:fldCharType="separate"/>
+      </w:r>
+      <w:r>
+        <w:t>9</w:t>
       </w:r>
       <w:r>
         <w:fldChar w:fldCharType="end"/>
@@ -1844,7 +1844,7 @@
         <w:fldChar w:fldCharType="begin"/>
       </w:r>
       <w:r>
-        <w:instrText xml:space="preserve"> HYPERLINK \l _Toc6649 </w:instrText>
+        <w:instrText xml:space="preserve"> HYPERLINK \l _Toc15593 </w:instrText>
       </w:r>
       <w:r>
         <w:fldChar w:fldCharType="separate"/>
@@ -1859,13 +1859,13 @@
         <w:fldChar w:fldCharType="begin"/>
       </w:r>
       <w:r>
-        <w:instrText xml:space="preserve"> PAGEREF _Toc6649 \h </w:instrText>
-      </w:r>
-      <w:r>
-        <w:fldChar w:fldCharType="separate"/>
-      </w:r>
-      <w:r>
-        <w:t>8</w:t>
+        <w:instrText xml:space="preserve"> PAGEREF _Toc15593 \h </w:instrText>
+      </w:r>
+      <w:r>
+        <w:fldChar w:fldCharType="separate"/>
+      </w:r>
+      <w:r>
+        <w:t>9</w:t>
       </w:r>
       <w:r>
         <w:fldChar w:fldCharType="end"/>
@@ -1882,7 +1882,7 @@
         <w:fldChar w:fldCharType="begin"/>
       </w:r>
       <w:r>
-        <w:instrText xml:space="preserve"> HYPERLINK \l _Toc31216 </w:instrText>
+        <w:instrText xml:space="preserve"> HYPERLINK \l _Toc29500 </w:instrText>
       </w:r>
       <w:r>
         <w:fldChar w:fldCharType="separate"/>
@@ -1897,13 +1897,13 @@
         <w:fldChar w:fldCharType="begin"/>
       </w:r>
       <w:r>
-        <w:instrText xml:space="preserve"> PAGEREF _Toc31216 \h </w:instrText>
-      </w:r>
-      <w:r>
-        <w:fldChar w:fldCharType="separate"/>
-      </w:r>
-      <w:r>
-        <w:t>8</w:t>
+        <w:instrText xml:space="preserve"> PAGEREF _Toc29500 \h </w:instrText>
+      </w:r>
+      <w:r>
+        <w:fldChar w:fldCharType="separate"/>
+      </w:r>
+      <w:r>
+        <w:t>9</w:t>
       </w:r>
       <w:r>
         <w:fldChar w:fldCharType="end"/>
@@ -1923,7 +1923,7 @@
         <w:fldChar w:fldCharType="begin"/>
       </w:r>
       <w:r>
-        <w:instrText xml:space="preserve"> HYPERLINK \l _Toc22099 </w:instrText>
+        <w:instrText xml:space="preserve"> HYPERLINK \l _Toc1924 </w:instrText>
       </w:r>
       <w:r>
         <w:fldChar w:fldCharType="separate"/>
@@ -1944,13 +1944,13 @@
         <w:fldChar w:fldCharType="begin"/>
       </w:r>
       <w:r>
-        <w:instrText xml:space="preserve"> PAGEREF _Toc22099 \h </w:instrText>
-      </w:r>
-      <w:r>
-        <w:fldChar w:fldCharType="separate"/>
-      </w:r>
-      <w:r>
-        <w:t>9</w:t>
+        <w:instrText xml:space="preserve"> PAGEREF _Toc1924 \h </w:instrText>
+      </w:r>
+      <w:r>
+        <w:fldChar w:fldCharType="separate"/>
+      </w:r>
+      <w:r>
+        <w:t>10</w:t>
       </w:r>
       <w:r>
         <w:fldChar w:fldCharType="end"/>
@@ -1970,7 +1970,7 @@
         <w:fldChar w:fldCharType="begin"/>
       </w:r>
       <w:r>
-        <w:instrText xml:space="preserve"> HYPERLINK \l _Toc965 </w:instrText>
+        <w:instrText xml:space="preserve"> HYPERLINK \l _Toc20181 </w:instrText>
       </w:r>
       <w:r>
         <w:fldChar w:fldCharType="separate"/>
@@ -1991,13 +1991,13 @@
         <w:fldChar w:fldCharType="begin"/>
       </w:r>
       <w:r>
-        <w:instrText xml:space="preserve"> PAGEREF _Toc965 \h </w:instrText>
-      </w:r>
-      <w:r>
-        <w:fldChar w:fldCharType="separate"/>
-      </w:r>
-      <w:r>
-        <w:t>9</w:t>
+        <w:instrText xml:space="preserve"> PAGEREF _Toc20181 \h </w:instrText>
+      </w:r>
+      <w:r>
+        <w:fldChar w:fldCharType="separate"/>
+      </w:r>
+      <w:r>
+        <w:t>10</w:t>
       </w:r>
       <w:r>
         <w:fldChar w:fldCharType="end"/>
@@ -2014,7 +2014,7 @@
         <w:fldChar w:fldCharType="begin"/>
       </w:r>
       <w:r>
-        <w:instrText xml:space="preserve"> HYPERLINK \l _Toc19790 </w:instrText>
+        <w:instrText xml:space="preserve"> HYPERLINK \l _Toc11922 </w:instrText>
       </w:r>
       <w:r>
         <w:fldChar w:fldCharType="separate"/>
@@ -2029,13 +2029,13 @@
         <w:fldChar w:fldCharType="begin"/>
       </w:r>
       <w:r>
-        <w:instrText xml:space="preserve"> PAGEREF _Toc19790 \h </w:instrText>
-      </w:r>
-      <w:r>
-        <w:fldChar w:fldCharType="separate"/>
-      </w:r>
-      <w:r>
-        <w:t>9</w:t>
+        <w:instrText xml:space="preserve"> PAGEREF _Toc11922 \h </w:instrText>
+      </w:r>
+      <w:r>
+        <w:fldChar w:fldCharType="separate"/>
+      </w:r>
+      <w:r>
+        <w:t>10</w:t>
       </w:r>
       <w:r>
         <w:fldChar w:fldCharType="end"/>
@@ -2052,7 +2052,7 @@
         <w:fldChar w:fldCharType="begin"/>
       </w:r>
       <w:r>
-        <w:instrText xml:space="preserve"> HYPERLINK \l _Toc28165 </w:instrText>
+        <w:instrText xml:space="preserve"> HYPERLINK \l _Toc26558 </w:instrText>
       </w:r>
       <w:r>
         <w:fldChar w:fldCharType="separate"/>
@@ -2067,13 +2067,13 @@
         <w:fldChar w:fldCharType="begin"/>
       </w:r>
       <w:r>
-        <w:instrText xml:space="preserve"> PAGEREF _Toc28165 \h </w:instrText>
-      </w:r>
-      <w:r>
-        <w:fldChar w:fldCharType="separate"/>
-      </w:r>
-      <w:r>
-        <w:t>10</w:t>
+        <w:instrText xml:space="preserve"> PAGEREF _Toc26558 \h </w:instrText>
+      </w:r>
+      <w:r>
+        <w:fldChar w:fldCharType="separate"/>
+      </w:r>
+      <w:r>
+        <w:t>11</w:t>
       </w:r>
       <w:r>
         <w:fldChar w:fldCharType="end"/>
@@ -2090,7 +2090,7 @@
         <w:fldChar w:fldCharType="begin"/>
       </w:r>
       <w:r>
-        <w:instrText xml:space="preserve"> HYPERLINK \l _Toc31518 </w:instrText>
+        <w:instrText xml:space="preserve"> HYPERLINK \l _Toc1734 </w:instrText>
       </w:r>
       <w:r>
         <w:fldChar w:fldCharType="separate"/>
@@ -2105,13 +2105,13 @@
         <w:fldChar w:fldCharType="begin"/>
       </w:r>
       <w:r>
-        <w:instrText xml:space="preserve"> PAGEREF _Toc31518 \h </w:instrText>
-      </w:r>
-      <w:r>
-        <w:fldChar w:fldCharType="separate"/>
-      </w:r>
-      <w:r>
-        <w:t>10</w:t>
+        <w:instrText xml:space="preserve"> PAGEREF _Toc1734 \h </w:instrText>
+      </w:r>
+      <w:r>
+        <w:fldChar w:fldCharType="separate"/>
+      </w:r>
+      <w:r>
+        <w:t>11</w:t>
       </w:r>
       <w:r>
         <w:fldChar w:fldCharType="end"/>
@@ -2131,7 +2131,7 @@
         <w:fldChar w:fldCharType="begin"/>
       </w:r>
       <w:r>
-        <w:instrText xml:space="preserve"> HYPERLINK \l _Toc4228 </w:instrText>
+        <w:instrText xml:space="preserve"> HYPERLINK \l _Toc3830 </w:instrText>
       </w:r>
       <w:r>
         <w:fldChar w:fldCharType="separate"/>
@@ -2152,13 +2152,13 @@
         <w:fldChar w:fldCharType="begin"/>
       </w:r>
       <w:r>
-        <w:instrText xml:space="preserve"> PAGEREF _Toc4228 \h </w:instrText>
-      </w:r>
-      <w:r>
-        <w:fldChar w:fldCharType="separate"/>
-      </w:r>
-      <w:r>
-        <w:t>10</w:t>
+        <w:instrText xml:space="preserve"> PAGEREF _Toc3830 \h </w:instrText>
+      </w:r>
+      <w:r>
+        <w:fldChar w:fldCharType="separate"/>
+      </w:r>
+      <w:r>
+        <w:t>11</w:t>
       </w:r>
       <w:r>
         <w:fldChar w:fldCharType="end"/>
@@ -2178,7 +2178,7 @@
         <w:fldChar w:fldCharType="begin"/>
       </w:r>
       <w:r>
-        <w:instrText xml:space="preserve"> HYPERLINK \l _Toc15088 </w:instrText>
+        <w:instrText xml:space="preserve"> HYPERLINK \l _Toc14263 </w:instrText>
       </w:r>
       <w:r>
         <w:fldChar w:fldCharType="separate"/>
@@ -2199,13 +2199,13 @@
         <w:fldChar w:fldCharType="begin"/>
       </w:r>
       <w:r>
-        <w:instrText xml:space="preserve"> PAGEREF _Toc15088 \h </w:instrText>
-      </w:r>
-      <w:r>
-        <w:fldChar w:fldCharType="separate"/>
-      </w:r>
-      <w:r>
-        <w:t>10</w:t>
+        <w:instrText xml:space="preserve"> PAGEREF _Toc14263 \h </w:instrText>
+      </w:r>
+      <w:r>
+        <w:fldChar w:fldCharType="separate"/>
+      </w:r>
+      <w:r>
+        <w:t>11</w:t>
       </w:r>
       <w:r>
         <w:fldChar w:fldCharType="end"/>
@@ -2225,7 +2225,7 @@
         <w:fldChar w:fldCharType="begin"/>
       </w:r>
       <w:r>
-        <w:instrText xml:space="preserve"> HYPERLINK \l _Toc22976 </w:instrText>
+        <w:instrText xml:space="preserve"> HYPERLINK \l _Toc26101 </w:instrText>
       </w:r>
       <w:r>
         <w:fldChar w:fldCharType="separate"/>
@@ -2246,13 +2246,13 @@
         <w:fldChar w:fldCharType="begin"/>
       </w:r>
       <w:r>
-        <w:instrText xml:space="preserve"> PAGEREF _Toc22976 \h </w:instrText>
-      </w:r>
-      <w:r>
-        <w:fldChar w:fldCharType="separate"/>
-      </w:r>
-      <w:r>
-        <w:t>11</w:t>
+        <w:instrText xml:space="preserve"> PAGEREF _Toc26101 \h </w:instrText>
+      </w:r>
+      <w:r>
+        <w:fldChar w:fldCharType="separate"/>
+      </w:r>
+      <w:r>
+        <w:t>12</w:t>
       </w:r>
       <w:r>
         <w:fldChar w:fldCharType="end"/>
@@ -2272,7 +2272,7 @@
         <w:fldChar w:fldCharType="begin"/>
       </w:r>
       <w:r>
-        <w:instrText xml:space="preserve"> HYPERLINK \l _Toc18757 </w:instrText>
+        <w:instrText xml:space="preserve"> HYPERLINK \l _Toc23662 </w:instrText>
       </w:r>
       <w:r>
         <w:fldChar w:fldCharType="separate"/>
@@ -2293,13 +2293,13 @@
         <w:fldChar w:fldCharType="begin"/>
       </w:r>
       <w:r>
-        <w:instrText xml:space="preserve"> PAGEREF _Toc18757 \h </w:instrText>
-      </w:r>
-      <w:r>
-        <w:fldChar w:fldCharType="separate"/>
-      </w:r>
-      <w:r>
-        <w:t>11</w:t>
+        <w:instrText xml:space="preserve"> PAGEREF _Toc23662 \h </w:instrText>
+      </w:r>
+      <w:r>
+        <w:fldChar w:fldCharType="separate"/>
+      </w:r>
+      <w:r>
+        <w:t>12</w:t>
       </w:r>
       <w:r>
         <w:fldChar w:fldCharType="end"/>
@@ -2319,7 +2319,7 @@
         <w:fldChar w:fldCharType="begin"/>
       </w:r>
       <w:r>
-        <w:instrText xml:space="preserve"> HYPERLINK \l _Toc25672 </w:instrText>
+        <w:instrText xml:space="preserve"> HYPERLINK \l _Toc17752 </w:instrText>
       </w:r>
       <w:r>
         <w:fldChar w:fldCharType="separate"/>
@@ -2340,13 +2340,13 @@
         <w:fldChar w:fldCharType="begin"/>
       </w:r>
       <w:r>
-        <w:instrText xml:space="preserve"> PAGEREF _Toc25672 \h </w:instrText>
-      </w:r>
-      <w:r>
-        <w:fldChar w:fldCharType="separate"/>
-      </w:r>
-      <w:r>
-        <w:t>13</w:t>
+        <w:instrText xml:space="preserve"> PAGEREF _Toc17752 \h </w:instrText>
+      </w:r>
+      <w:r>
+        <w:fldChar w:fldCharType="separate"/>
+      </w:r>
+      <w:r>
+        <w:t>14</w:t>
       </w:r>
       <w:r>
         <w:fldChar w:fldCharType="end"/>
@@ -2366,7 +2366,7 @@
         <w:fldChar w:fldCharType="begin"/>
       </w:r>
       <w:r>
-        <w:instrText xml:space="preserve"> HYPERLINK \l _Toc11832 </w:instrText>
+        <w:instrText xml:space="preserve"> HYPERLINK \l _Toc30153 </w:instrText>
       </w:r>
       <w:r>
         <w:fldChar w:fldCharType="separate"/>
@@ -2387,13 +2387,13 @@
         <w:fldChar w:fldCharType="begin"/>
       </w:r>
       <w:r>
-        <w:instrText xml:space="preserve"> PAGEREF _Toc11832 \h </w:instrText>
-      </w:r>
-      <w:r>
-        <w:fldChar w:fldCharType="separate"/>
-      </w:r>
-      <w:r>
-        <w:t>13</w:t>
+        <w:instrText xml:space="preserve"> PAGEREF _Toc30153 \h </w:instrText>
+      </w:r>
+      <w:r>
+        <w:fldChar w:fldCharType="separate"/>
+      </w:r>
+      <w:r>
+        <w:t>14</w:t>
       </w:r>
       <w:r>
         <w:fldChar w:fldCharType="end"/>
@@ -2413,7 +2413,7 @@
         <w:fldChar w:fldCharType="begin"/>
       </w:r>
       <w:r>
-        <w:instrText xml:space="preserve"> HYPERLINK \l _Toc14443 </w:instrText>
+        <w:instrText xml:space="preserve"> HYPERLINK \l _Toc29278 </w:instrText>
       </w:r>
       <w:r>
         <w:fldChar w:fldCharType="separate"/>
@@ -2434,13 +2434,13 @@
         <w:fldChar w:fldCharType="begin"/>
       </w:r>
       <w:r>
-        <w:instrText xml:space="preserve"> PAGEREF _Toc14443 \h </w:instrText>
-      </w:r>
-      <w:r>
-        <w:fldChar w:fldCharType="separate"/>
-      </w:r>
-      <w:r>
-        <w:t>14</w:t>
+        <w:instrText xml:space="preserve"> PAGEREF _Toc29278 \h </w:instrText>
+      </w:r>
+      <w:r>
+        <w:fldChar w:fldCharType="separate"/>
+      </w:r>
+      <w:r>
+        <w:t>15</w:t>
       </w:r>
       <w:r>
         <w:fldChar w:fldCharType="end"/>
@@ -2460,7 +2460,7 @@
         <w:fldChar w:fldCharType="begin"/>
       </w:r>
       <w:r>
-        <w:instrText xml:space="preserve"> HYPERLINK \l _Toc30456 </w:instrText>
+        <w:instrText xml:space="preserve"> HYPERLINK \l _Toc9364 </w:instrText>
       </w:r>
       <w:r>
         <w:fldChar w:fldCharType="separate"/>
@@ -2481,13 +2481,13 @@
         <w:fldChar w:fldCharType="begin"/>
       </w:r>
       <w:r>
-        <w:instrText xml:space="preserve"> PAGEREF _Toc30456 \h </w:instrText>
-      </w:r>
-      <w:r>
-        <w:fldChar w:fldCharType="separate"/>
-      </w:r>
-      <w:r>
-        <w:t>14</w:t>
+        <w:instrText xml:space="preserve"> PAGEREF _Toc9364 \h </w:instrText>
+      </w:r>
+      <w:r>
+        <w:fldChar w:fldCharType="separate"/>
+      </w:r>
+      <w:r>
+        <w:t>15</w:t>
       </w:r>
       <w:r>
         <w:fldChar w:fldCharType="end"/>
@@ -2507,7 +2507,7 @@
         <w:fldChar w:fldCharType="begin"/>
       </w:r>
       <w:r>
-        <w:instrText xml:space="preserve"> HYPERLINK \l _Toc9298 </w:instrText>
+        <w:instrText xml:space="preserve"> HYPERLINK \l _Toc24831 </w:instrText>
       </w:r>
       <w:r>
         <w:fldChar w:fldCharType="separate"/>
@@ -2528,13 +2528,13 @@
         <w:fldChar w:fldCharType="begin"/>
       </w:r>
       <w:r>
-        <w:instrText xml:space="preserve"> PAGEREF _Toc9298 \h </w:instrText>
-      </w:r>
-      <w:r>
-        <w:fldChar w:fldCharType="separate"/>
-      </w:r>
-      <w:r>
-        <w:t>15</w:t>
+        <w:instrText xml:space="preserve"> PAGEREF _Toc24831 \h </w:instrText>
+      </w:r>
+      <w:r>
+        <w:fldChar w:fldCharType="separate"/>
+      </w:r>
+      <w:r>
+        <w:t>16</w:t>
       </w:r>
       <w:r>
         <w:fldChar w:fldCharType="end"/>
@@ -2551,7 +2551,7 @@
         <w:fldChar w:fldCharType="begin"/>
       </w:r>
       <w:r>
-        <w:instrText xml:space="preserve"> HYPERLINK \l _Toc8179 </w:instrText>
+        <w:instrText xml:space="preserve"> HYPERLINK \l _Toc4549 </w:instrText>
       </w:r>
       <w:r>
         <w:fldChar w:fldCharType="separate"/>
@@ -2566,13 +2566,13 @@
         <w:fldChar w:fldCharType="begin"/>
       </w:r>
       <w:r>
-        <w:instrText xml:space="preserve"> PAGEREF _Toc8179 \h </w:instrText>
-      </w:r>
-      <w:r>
-        <w:fldChar w:fldCharType="separate"/>
-      </w:r>
-      <w:r>
-        <w:t>15</w:t>
+        <w:instrText xml:space="preserve"> PAGEREF _Toc4549 \h </w:instrText>
+      </w:r>
+      <w:r>
+        <w:fldChar w:fldCharType="separate"/>
+      </w:r>
+      <w:r>
+        <w:t>16</w:t>
       </w:r>
       <w:r>
         <w:fldChar w:fldCharType="end"/>
@@ -2589,7 +2589,7 @@
         <w:fldChar w:fldCharType="begin"/>
       </w:r>
       <w:r>
-        <w:instrText xml:space="preserve"> HYPERLINK \l _Toc9711 </w:instrText>
+        <w:instrText xml:space="preserve"> HYPERLINK \l _Toc28626 </w:instrText>
       </w:r>
       <w:r>
         <w:fldChar w:fldCharType="separate"/>
@@ -2604,13 +2604,13 @@
         <w:fldChar w:fldCharType="begin"/>
       </w:r>
       <w:r>
-        <w:instrText xml:space="preserve"> PAGEREF _Toc9711 \h </w:instrText>
-      </w:r>
-      <w:r>
-        <w:fldChar w:fldCharType="separate"/>
-      </w:r>
-      <w:r>
-        <w:t>15</w:t>
+        <w:instrText xml:space="preserve"> PAGEREF _Toc28626 \h </w:instrText>
+      </w:r>
+      <w:r>
+        <w:fldChar w:fldCharType="separate"/>
+      </w:r>
+      <w:r>
+        <w:t>16</w:t>
       </w:r>
       <w:r>
         <w:fldChar w:fldCharType="end"/>
@@ -2627,7 +2627,7 @@
         <w:fldChar w:fldCharType="begin"/>
       </w:r>
       <w:r>
-        <w:instrText xml:space="preserve"> HYPERLINK \l _Toc23950 </w:instrText>
+        <w:instrText xml:space="preserve"> HYPERLINK \l _Toc23872 </w:instrText>
       </w:r>
       <w:r>
         <w:fldChar w:fldCharType="separate"/>
@@ -2642,13 +2642,13 @@
         <w:fldChar w:fldCharType="begin"/>
       </w:r>
       <w:r>
-        <w:instrText xml:space="preserve"> PAGEREF _Toc23950 \h </w:instrText>
-      </w:r>
-      <w:r>
-        <w:fldChar w:fldCharType="separate"/>
-      </w:r>
-      <w:r>
-        <w:t>16</w:t>
+        <w:instrText xml:space="preserve"> PAGEREF _Toc23872 \h </w:instrText>
+      </w:r>
+      <w:r>
+        <w:fldChar w:fldCharType="separate"/>
+      </w:r>
+      <w:r>
+        <w:t>17</w:t>
       </w:r>
       <w:r>
         <w:fldChar w:fldCharType="end"/>
@@ -2665,7 +2665,7 @@
         <w:fldChar w:fldCharType="begin"/>
       </w:r>
       <w:r>
-        <w:instrText xml:space="preserve"> HYPERLINK \l _Toc32106 </w:instrText>
+        <w:instrText xml:space="preserve"> HYPERLINK \l _Toc13352 </w:instrText>
       </w:r>
       <w:r>
         <w:fldChar w:fldCharType="separate"/>
@@ -2680,13 +2680,13 @@
         <w:fldChar w:fldCharType="begin"/>
       </w:r>
       <w:r>
-        <w:instrText xml:space="preserve"> PAGEREF _Toc32106 \h </w:instrText>
-      </w:r>
-      <w:r>
-        <w:fldChar w:fldCharType="separate"/>
-      </w:r>
-      <w:r>
-        <w:t>17</w:t>
+        <w:instrText xml:space="preserve"> PAGEREF _Toc13352 \h </w:instrText>
+      </w:r>
+      <w:r>
+        <w:fldChar w:fldCharType="separate"/>
+      </w:r>
+      <w:r>
+        <w:t>18</w:t>
       </w:r>
       <w:r>
         <w:fldChar w:fldCharType="end"/>
@@ -2706,7 +2706,7 @@
         <w:fldChar w:fldCharType="begin"/>
       </w:r>
       <w:r>
-        <w:instrText xml:space="preserve"> HYPERLINK \l _Toc8025 </w:instrText>
+        <w:instrText xml:space="preserve"> HYPERLINK \l _Toc28681 </w:instrText>
       </w:r>
       <w:r>
         <w:fldChar w:fldCharType="separate"/>
@@ -2727,13 +2727,13 @@
         <w:fldChar w:fldCharType="begin"/>
       </w:r>
       <w:r>
-        <w:instrText xml:space="preserve"> PAGEREF _Toc8025 \h </w:instrText>
-      </w:r>
-      <w:r>
-        <w:fldChar w:fldCharType="separate"/>
-      </w:r>
-      <w:r>
-        <w:t>18</w:t>
+        <w:instrText xml:space="preserve"> PAGEREF _Toc28681 \h </w:instrText>
+      </w:r>
+      <w:r>
+        <w:fldChar w:fldCharType="separate"/>
+      </w:r>
+      <w:r>
+        <w:t>19</w:t>
       </w:r>
       <w:r>
         <w:fldChar w:fldCharType="end"/>
@@ -2750,7 +2750,7 @@
         <w:fldChar w:fldCharType="begin"/>
       </w:r>
       <w:r>
-        <w:instrText xml:space="preserve"> HYPERLINK \l _Toc29685 </w:instrText>
+        <w:instrText xml:space="preserve"> HYPERLINK \l _Toc24584 </w:instrText>
       </w:r>
       <w:r>
         <w:fldChar w:fldCharType="separate"/>
@@ -2765,13 +2765,13 @@
         <w:fldChar w:fldCharType="begin"/>
       </w:r>
       <w:r>
-        <w:instrText xml:space="preserve"> PAGEREF _Toc29685 \h </w:instrText>
-      </w:r>
-      <w:r>
-        <w:fldChar w:fldCharType="separate"/>
-      </w:r>
-      <w:r>
-        <w:t>18</w:t>
+        <w:instrText xml:space="preserve"> PAGEREF _Toc24584 \h </w:instrText>
+      </w:r>
+      <w:r>
+        <w:fldChar w:fldCharType="separate"/>
+      </w:r>
+      <w:r>
+        <w:t>19</w:t>
       </w:r>
       <w:r>
         <w:fldChar w:fldCharType="end"/>
@@ -2788,7 +2788,7 @@
         <w:fldChar w:fldCharType="begin"/>
       </w:r>
       <w:r>
-        <w:instrText xml:space="preserve"> HYPERLINK \l _Toc18972 </w:instrText>
+        <w:instrText xml:space="preserve"> HYPERLINK \l _Toc13529 </w:instrText>
       </w:r>
       <w:r>
         <w:fldChar w:fldCharType="separate"/>
@@ -2803,13 +2803,13 @@
         <w:fldChar w:fldCharType="begin"/>
       </w:r>
       <w:r>
-        <w:instrText xml:space="preserve"> PAGEREF _Toc18972 \h </w:instrText>
-      </w:r>
-      <w:r>
-        <w:fldChar w:fldCharType="separate"/>
-      </w:r>
-      <w:r>
-        <w:t>18</w:t>
+        <w:instrText xml:space="preserve"> PAGEREF _Toc13529 \h </w:instrText>
+      </w:r>
+      <w:r>
+        <w:fldChar w:fldCharType="separate"/>
+      </w:r>
+      <w:r>
+        <w:t>19</w:t>
       </w:r>
       <w:r>
         <w:fldChar w:fldCharType="end"/>
@@ -2826,7 +2826,7 @@
         <w:fldChar w:fldCharType="begin"/>
       </w:r>
       <w:r>
-        <w:instrText xml:space="preserve"> HYPERLINK \l _Toc548 </w:instrText>
+        <w:instrText xml:space="preserve"> HYPERLINK \l _Toc22760 </w:instrText>
       </w:r>
       <w:r>
         <w:fldChar w:fldCharType="separate"/>
@@ -2841,13 +2841,13 @@
         <w:fldChar w:fldCharType="begin"/>
       </w:r>
       <w:r>
-        <w:instrText xml:space="preserve"> PAGEREF _Toc548 \h </w:instrText>
-      </w:r>
-      <w:r>
-        <w:fldChar w:fldCharType="separate"/>
-      </w:r>
-      <w:r>
-        <w:t>19</w:t>
+        <w:instrText xml:space="preserve"> PAGEREF _Toc22760 \h </w:instrText>
+      </w:r>
+      <w:r>
+        <w:fldChar w:fldCharType="separate"/>
+      </w:r>
+      <w:r>
+        <w:t>20</w:t>
       </w:r>
       <w:r>
         <w:fldChar w:fldCharType="end"/>
@@ -2864,7 +2864,7 @@
         <w:fldChar w:fldCharType="begin"/>
       </w:r>
       <w:r>
-        <w:instrText xml:space="preserve"> HYPERLINK \l _Toc18239 </w:instrText>
+        <w:instrText xml:space="preserve"> HYPERLINK \l _Toc4710 </w:instrText>
       </w:r>
       <w:r>
         <w:fldChar w:fldCharType="separate"/>
@@ -2879,13 +2879,13 @@
         <w:fldChar w:fldCharType="begin"/>
       </w:r>
       <w:r>
-        <w:instrText xml:space="preserve"> PAGEREF _Toc18239 \h </w:instrText>
-      </w:r>
-      <w:r>
-        <w:fldChar w:fldCharType="separate"/>
-      </w:r>
-      <w:r>
-        <w:t>20</w:t>
+        <w:instrText xml:space="preserve"> PAGEREF _Toc4710 \h </w:instrText>
+      </w:r>
+      <w:r>
+        <w:fldChar w:fldCharType="separate"/>
+      </w:r>
+      <w:r>
+        <w:t>21</w:t>
       </w:r>
       <w:r>
         <w:fldChar w:fldCharType="end"/>
@@ -2902,7 +2902,7 @@
         <w:fldChar w:fldCharType="begin"/>
       </w:r>
       <w:r>
-        <w:instrText xml:space="preserve"> HYPERLINK \l _Toc6730 </w:instrText>
+        <w:instrText xml:space="preserve"> HYPERLINK \l _Toc3420 </w:instrText>
       </w:r>
       <w:r>
         <w:fldChar w:fldCharType="separate"/>
@@ -2917,13 +2917,13 @@
         <w:fldChar w:fldCharType="begin"/>
       </w:r>
       <w:r>
-        <w:instrText xml:space="preserve"> PAGEREF _Toc6730 \h </w:instrText>
-      </w:r>
-      <w:r>
-        <w:fldChar w:fldCharType="separate"/>
-      </w:r>
-      <w:r>
-        <w:t>20</w:t>
+        <w:instrText xml:space="preserve"> PAGEREF _Toc3420 \h </w:instrText>
+      </w:r>
+      <w:r>
+        <w:fldChar w:fldCharType="separate"/>
+      </w:r>
+      <w:r>
+        <w:t>21</w:t>
       </w:r>
       <w:r>
         <w:fldChar w:fldCharType="end"/>
@@ -2943,7 +2943,7 @@
         <w:fldChar w:fldCharType="begin"/>
       </w:r>
       <w:r>
-        <w:instrText xml:space="preserve"> HYPERLINK \l _Toc15431 </w:instrText>
+        <w:instrText xml:space="preserve"> HYPERLINK \l _Toc7392 </w:instrText>
       </w:r>
       <w:r>
         <w:fldChar w:fldCharType="separate"/>
@@ -2964,13 +2964,13 @@
         <w:fldChar w:fldCharType="begin"/>
       </w:r>
       <w:r>
-        <w:instrText xml:space="preserve"> PAGEREF _Toc15431 \h </w:instrText>
-      </w:r>
-      <w:r>
-        <w:fldChar w:fldCharType="separate"/>
-      </w:r>
-      <w:r>
-        <w:t>20</w:t>
+        <w:instrText xml:space="preserve"> PAGEREF _Toc7392 \h </w:instrText>
+      </w:r>
+      <w:r>
+        <w:fldChar w:fldCharType="separate"/>
+      </w:r>
+      <w:r>
+        <w:t>21</w:t>
       </w:r>
       <w:r>
         <w:fldChar w:fldCharType="end"/>
@@ -2990,7 +2990,7 @@
         <w:fldChar w:fldCharType="begin"/>
       </w:r>
       <w:r>
-        <w:instrText xml:space="preserve"> HYPERLINK \l _Toc15970 </w:instrText>
+        <w:instrText xml:space="preserve"> HYPERLINK \l _Toc18705 </w:instrText>
       </w:r>
       <w:r>
         <w:fldChar w:fldCharType="separate"/>
@@ -3011,13 +3011,13 @@
         <w:fldChar w:fldCharType="begin"/>
       </w:r>
       <w:r>
-        <w:instrText xml:space="preserve"> PAGEREF _Toc15970 \h </w:instrText>
-      </w:r>
-      <w:r>
-        <w:fldChar w:fldCharType="separate"/>
-      </w:r>
-      <w:r>
-        <w:t>21</w:t>
+        <w:instrText xml:space="preserve"> PAGEREF _Toc18705 \h </w:instrText>
+      </w:r>
+      <w:r>
+        <w:fldChar w:fldCharType="separate"/>
+      </w:r>
+      <w:r>
+        <w:t>22</w:t>
       </w:r>
       <w:r>
         <w:fldChar w:fldCharType="end"/>
@@ -3037,7 +3037,7 @@
         <w:fldChar w:fldCharType="begin"/>
       </w:r>
       <w:r>
-        <w:instrText xml:space="preserve"> HYPERLINK \l _Toc5005 </w:instrText>
+        <w:instrText xml:space="preserve"> HYPERLINK \l _Toc24694 </w:instrText>
       </w:r>
       <w:r>
         <w:fldChar w:fldCharType="separate"/>
@@ -3058,13 +3058,13 @@
         <w:fldChar w:fldCharType="begin"/>
       </w:r>
       <w:r>
-        <w:instrText xml:space="preserve"> PAGEREF _Toc5005 \h </w:instrText>
-      </w:r>
-      <w:r>
-        <w:fldChar w:fldCharType="separate"/>
-      </w:r>
-      <w:r>
-        <w:t>21</w:t>
+        <w:instrText xml:space="preserve"> PAGEREF _Toc24694 \h </w:instrText>
+      </w:r>
+      <w:r>
+        <w:fldChar w:fldCharType="separate"/>
+      </w:r>
+      <w:r>
+        <w:t>22</w:t>
       </w:r>
       <w:r>
         <w:fldChar w:fldCharType="end"/>
@@ -3084,7 +3084,7 @@
         <w:fldChar w:fldCharType="begin"/>
       </w:r>
       <w:r>
-        <w:instrText xml:space="preserve"> HYPERLINK \l _Toc1672 </w:instrText>
+        <w:instrText xml:space="preserve"> HYPERLINK \l _Toc462 </w:instrText>
       </w:r>
       <w:r>
         <w:fldChar w:fldCharType="separate"/>
@@ -3105,13 +3105,13 @@
         <w:fldChar w:fldCharType="begin"/>
       </w:r>
       <w:r>
-        <w:instrText xml:space="preserve"> PAGEREF _Toc1672 \h </w:instrText>
-      </w:r>
-      <w:r>
-        <w:fldChar w:fldCharType="separate"/>
-      </w:r>
-      <w:r>
-        <w:t>22</w:t>
+        <w:instrText xml:space="preserve"> PAGEREF _Toc462 \h </w:instrText>
+      </w:r>
+      <w:r>
+        <w:fldChar w:fldCharType="separate"/>
+      </w:r>
+      <w:r>
+        <w:t>23</w:t>
       </w:r>
       <w:r>
         <w:fldChar w:fldCharType="end"/>
@@ -3128,7 +3128,7 @@
         <w:fldChar w:fldCharType="begin"/>
       </w:r>
       <w:r>
-        <w:instrText xml:space="preserve"> HYPERLINK \l _Toc1878 </w:instrText>
+        <w:instrText xml:space="preserve"> HYPERLINK \l _Toc29918 </w:instrText>
       </w:r>
       <w:r>
         <w:fldChar w:fldCharType="separate"/>
@@ -3143,13 +3143,13 @@
         <w:fldChar w:fldCharType="begin"/>
       </w:r>
       <w:r>
-        <w:instrText xml:space="preserve"> PAGEREF _Toc1878 \h </w:instrText>
-      </w:r>
-      <w:r>
-        <w:fldChar w:fldCharType="separate"/>
-      </w:r>
-      <w:r>
-        <w:t>25</w:t>
+        <w:instrText xml:space="preserve"> PAGEREF _Toc29918 \h </w:instrText>
+      </w:r>
+      <w:r>
+        <w:fldChar w:fldCharType="separate"/>
+      </w:r>
+      <w:r>
+        <w:t>26</w:t>
       </w:r>
       <w:r>
         <w:fldChar w:fldCharType="end"/>
@@ -3166,7 +3166,7 @@
         <w:fldChar w:fldCharType="begin"/>
       </w:r>
       <w:r>
-        <w:instrText xml:space="preserve"> HYPERLINK \l _Toc9242 </w:instrText>
+        <w:instrText xml:space="preserve"> HYPERLINK \l _Toc11605 </w:instrText>
       </w:r>
       <w:r>
         <w:fldChar w:fldCharType="separate"/>
@@ -3181,13 +3181,13 @@
         <w:fldChar w:fldCharType="begin"/>
       </w:r>
       <w:r>
-        <w:instrText xml:space="preserve"> PAGEREF _Toc9242 \h </w:instrText>
-      </w:r>
-      <w:r>
-        <w:fldChar w:fldCharType="separate"/>
-      </w:r>
-      <w:r>
-        <w:t>26</w:t>
+        <w:instrText xml:space="preserve"> PAGEREF _Toc11605 \h </w:instrText>
+      </w:r>
+      <w:r>
+        <w:fldChar w:fldCharType="separate"/>
+      </w:r>
+      <w:r>
+        <w:t>27</w:t>
       </w:r>
       <w:r>
         <w:fldChar w:fldCharType="end"/>
@@ -3207,7 +3207,7 @@
         <w:fldChar w:fldCharType="begin"/>
       </w:r>
       <w:r>
-        <w:instrText xml:space="preserve"> HYPERLINK \l _Toc10993 </w:instrText>
+        <w:instrText xml:space="preserve"> HYPERLINK \l _Toc18991 </w:instrText>
       </w:r>
       <w:r>
         <w:fldChar w:fldCharType="separate"/>
@@ -3228,13 +3228,13 @@
         <w:fldChar w:fldCharType="begin"/>
       </w:r>
       <w:r>
-        <w:instrText xml:space="preserve"> PAGEREF _Toc10993 \h </w:instrText>
-      </w:r>
-      <w:r>
-        <w:fldChar w:fldCharType="separate"/>
-      </w:r>
-      <w:r>
-        <w:t>26</w:t>
+        <w:instrText xml:space="preserve"> PAGEREF _Toc18991 \h </w:instrText>
+      </w:r>
+      <w:r>
+        <w:fldChar w:fldCharType="separate"/>
+      </w:r>
+      <w:r>
+        <w:t>27</w:t>
       </w:r>
       <w:r>
         <w:fldChar w:fldCharType="end"/>
@@ -3254,7 +3254,7 @@
         <w:fldChar w:fldCharType="begin"/>
       </w:r>
       <w:r>
-        <w:instrText xml:space="preserve"> HYPERLINK \l _Toc3827 </w:instrText>
+        <w:instrText xml:space="preserve"> HYPERLINK \l _Toc28494 </w:instrText>
       </w:r>
       <w:r>
         <w:fldChar w:fldCharType="separate"/>
@@ -3275,13 +3275,13 @@
         <w:fldChar w:fldCharType="begin"/>
       </w:r>
       <w:r>
-        <w:instrText xml:space="preserve"> PAGEREF _Toc3827 \h </w:instrText>
-      </w:r>
-      <w:r>
-        <w:fldChar w:fldCharType="separate"/>
-      </w:r>
-      <w:r>
-        <w:t>27</w:t>
+        <w:instrText xml:space="preserve"> PAGEREF _Toc28494 \h </w:instrText>
+      </w:r>
+      <w:r>
+        <w:fldChar w:fldCharType="separate"/>
+      </w:r>
+      <w:r>
+        <w:t>28</w:t>
       </w:r>
       <w:r>
         <w:fldChar w:fldCharType="end"/>
@@ -3301,7 +3301,7 @@
         <w:fldChar w:fldCharType="begin"/>
       </w:r>
       <w:r>
-        <w:instrText xml:space="preserve"> HYPERLINK \l _Toc2444 </w:instrText>
+        <w:instrText xml:space="preserve"> HYPERLINK \l _Toc24986 </w:instrText>
       </w:r>
       <w:r>
         <w:fldChar w:fldCharType="separate"/>
@@ -3322,13 +3322,13 @@
         <w:fldChar w:fldCharType="begin"/>
       </w:r>
       <w:r>
-        <w:instrText xml:space="preserve"> PAGEREF _Toc2444 \h </w:instrText>
-      </w:r>
-      <w:r>
-        <w:fldChar w:fldCharType="separate"/>
-      </w:r>
-      <w:r>
-        <w:t>27</w:t>
+        <w:instrText xml:space="preserve"> PAGEREF _Toc24986 \h </w:instrText>
+      </w:r>
+      <w:r>
+        <w:fldChar w:fldCharType="separate"/>
+      </w:r>
+      <w:r>
+        <w:t>28</w:t>
       </w:r>
       <w:r>
         <w:fldChar w:fldCharType="end"/>
@@ -3348,7 +3348,7 @@
         <w:fldChar w:fldCharType="begin"/>
       </w:r>
       <w:r>
-        <w:instrText xml:space="preserve"> HYPERLINK \l _Toc13658 </w:instrText>
+        <w:instrText xml:space="preserve"> HYPERLINK \l _Toc10158 </w:instrText>
       </w:r>
       <w:r>
         <w:fldChar w:fldCharType="separate"/>
@@ -3363,13 +3363,13 @@
         <w:fldChar w:fldCharType="begin"/>
       </w:r>
       <w:r>
-        <w:instrText xml:space="preserve"> PAGEREF _Toc13658 \h </w:instrText>
-      </w:r>
-      <w:r>
-        <w:fldChar w:fldCharType="separate"/>
-      </w:r>
-      <w:r>
-        <w:t>29</w:t>
+        <w:instrText xml:space="preserve"> PAGEREF _Toc10158 \h </w:instrText>
+      </w:r>
+      <w:r>
+        <w:fldChar w:fldCharType="separate"/>
+      </w:r>
+      <w:r>
+        <w:t>30</w:t>
       </w:r>
       <w:r>
         <w:fldChar w:fldCharType="end"/>
@@ -3389,7 +3389,7 @@
         <w:fldChar w:fldCharType="begin"/>
       </w:r>
       <w:r>
-        <w:instrText xml:space="preserve"> HYPERLINK \l _Toc28885 </w:instrText>
+        <w:instrText xml:space="preserve"> HYPERLINK \l _Toc30905 </w:instrText>
       </w:r>
       <w:r>
         <w:fldChar w:fldCharType="separate"/>
@@ -3404,13 +3404,13 @@
         <w:fldChar w:fldCharType="begin"/>
       </w:r>
       <w:r>
-        <w:instrText xml:space="preserve"> PAGEREF _Toc28885 \h </w:instrText>
-      </w:r>
-      <w:r>
-        <w:fldChar w:fldCharType="separate"/>
-      </w:r>
-      <w:r>
-        <w:t>30</w:t>
+        <w:instrText xml:space="preserve"> PAGEREF _Toc30905 \h </w:instrText>
+      </w:r>
+      <w:r>
+        <w:fldChar w:fldCharType="separate"/>
+      </w:r>
+      <w:r>
+        <w:t>31</w:t>
       </w:r>
       <w:r>
         <w:fldChar w:fldCharType="end"/>
@@ -3443,7 +3443,7 @@
         <w:pStyle w:val="36"/>
       </w:pPr>
       <w:bookmarkStart w:id="2" w:name="_Toc200285852"/>
-      <w:bookmarkStart w:id="3" w:name="_Toc22347"/>
+      <w:bookmarkStart w:id="3" w:name="_Toc385"/>
       <w:r>
         <w:t>DANH MỤC HÌNH ẢNH</w:t>
       </w:r>
@@ -3462,13 +3462,13 @@
         <w:fldChar w:fldCharType="begin"/>
       </w:r>
       <w:r>
-        <w:instrText xml:space="preserve"> HYPERLINK \l "_Cap_5" </w:instrText>
-      </w:r>
-      <w:r>
-        <w:fldChar w:fldCharType="separate"/>
-      </w:r>
-      <w:r>
-        <w:t>Hình 2.1. Kiến trúc và cơ chế lưu trữ block của HDFS</w:t>
+        <w:instrText xml:space="preserve"> HYPERLINK \l "_Cap_1" </w:instrText>
+      </w:r>
+      <w:r>
+        <w:fldChar w:fldCharType="separate"/>
+      </w:r>
+      <w:r>
+        <w:t>Hình 1.1. Trang giới thiệu bộ dữ liệu Credit Card Fraud Detection trên Kaggle</w:t>
       </w:r>
       <w:r>
         <w:tab/>
@@ -3477,13 +3477,13 @@
         <w:fldChar w:fldCharType="begin"/>
       </w:r>
       <w:r>
-        <w:instrText xml:space="preserve"> PAGEREF _Cap_5 \h </w:instrText>
-      </w:r>
-      <w:r>
-        <w:fldChar w:fldCharType="separate"/>
-      </w:r>
-      <w:r>
-        <w:t>7</w:t>
+        <w:instrText xml:space="preserve"> PAGEREF _Cap_1 \h </w:instrText>
+      </w:r>
+      <w:r>
+        <w:fldChar w:fldCharType="separate"/>
+      </w:r>
+      <w:r>
+        <w:t>3</w:t>
       </w:r>
       <w:r>
         <w:fldChar w:fldCharType="end"/>
@@ -3504,13 +3504,13 @@
         <w:fldChar w:fldCharType="begin"/>
       </w:r>
       <w:r>
-        <w:instrText xml:space="preserve"> HYPERLINK \l "_Cap_6" </w:instrText>
-      </w:r>
-      <w:r>
-        <w:fldChar w:fldCharType="separate"/>
-      </w:r>
-      <w:r>
-        <w:t>Hình 2.2. Mô hình thực thi job – stage – task của Spark</w:t>
+        <w:instrText xml:space="preserve"> HYPERLINK \l "_Cap_2" </w:instrText>
+      </w:r>
+      <w:r>
+        <w:fldChar w:fldCharType="separate"/>
+      </w:r>
+      <w:r>
+        <w:t>Hình 1.2. Tệp creditcard.csv (150,83 MB, 31 cột) trong mục Data Explorer của Kaggle</w:t>
       </w:r>
       <w:r>
         <w:tab/>
@@ -3519,13 +3519,13 @@
         <w:fldChar w:fldCharType="begin"/>
       </w:r>
       <w:r>
-        <w:instrText xml:space="preserve"> PAGEREF _Cap_6 \h </w:instrText>
-      </w:r>
-      <w:r>
-        <w:fldChar w:fldCharType="separate"/>
-      </w:r>
-      <w:r>
-        <w:t>8</w:t>
+        <w:instrText xml:space="preserve"> PAGEREF _Cap_2 \h </w:instrText>
+      </w:r>
+      <w:r>
+        <w:fldChar w:fldCharType="separate"/>
+      </w:r>
+      <w:r>
+        <w:t>3</w:t>
       </w:r>
       <w:r>
         <w:fldChar w:fldCharType="end"/>
@@ -3546,13 +3546,13 @@
         <w:fldChar w:fldCharType="begin"/>
       </w:r>
       <w:r>
-        <w:instrText xml:space="preserve"> HYPERLINK \l "_Cap_9" </w:instrText>
-      </w:r>
-      <w:r>
-        <w:fldChar w:fldCharType="separate"/>
-      </w:r>
-      <w:r>
-        <w:t>Hình 3.1. Kiến trúc tổng thể và luồng dữ liệu của hệ thống</w:t>
+        <w:instrText xml:space="preserve"> HYPERLINK \l "_Cap_7" </w:instrText>
+      </w:r>
+      <w:r>
+        <w:fldChar w:fldCharType="separate"/>
+      </w:r>
+      <w:r>
+        <w:t>Hình 2.1. Kiến trúc và cơ chế lưu trữ block của HDFS</w:t>
       </w:r>
       <w:r>
         <w:tab/>
@@ -3561,13 +3561,13 @@
         <w:fldChar w:fldCharType="begin"/>
       </w:r>
       <w:r>
-        <w:instrText xml:space="preserve"> PAGEREF _Cap_9 \h </w:instrText>
-      </w:r>
-      <w:r>
-        <w:fldChar w:fldCharType="separate"/>
-      </w:r>
-      <w:r>
-        <w:t>13</w:t>
+        <w:instrText xml:space="preserve"> PAGEREF _Cap_7 \h </w:instrText>
+      </w:r>
+      <w:r>
+        <w:fldChar w:fldCharType="separate"/>
+      </w:r>
+      <w:r>
+        <w:t>8</w:t>
       </w:r>
       <w:r>
         <w:fldChar w:fldCharType="end"/>
@@ -3588,13 +3588,13 @@
         <w:fldChar w:fldCharType="begin"/>
       </w:r>
       <w:r>
-        <w:instrText xml:space="preserve"> HYPERLINK \l "_Cap_12" </w:instrText>
-      </w:r>
-      <w:r>
-        <w:fldChar w:fldCharType="separate"/>
-      </w:r>
-      <w:r>
-        <w:t>Hình 3.2. Phân bố giao dịch bình thường và gian lận</w:t>
+        <w:instrText xml:space="preserve"> HYPERLINK \l "_Cap_8" </w:instrText>
+      </w:r>
+      <w:r>
+        <w:fldChar w:fldCharType="separate"/>
+      </w:r>
+      <w:r>
+        <w:t>Hình 2.2. Mô hình thực thi job – stage – task của Spark</w:t>
       </w:r>
       <w:r>
         <w:tab/>
@@ -3603,13 +3603,13 @@
         <w:fldChar w:fldCharType="begin"/>
       </w:r>
       <w:r>
-        <w:instrText xml:space="preserve"> PAGEREF _Cap_12 \h </w:instrText>
-      </w:r>
-      <w:r>
-        <w:fldChar w:fldCharType="separate"/>
-      </w:r>
-      <w:r>
-        <w:t>15</w:t>
+        <w:instrText xml:space="preserve"> PAGEREF _Cap_8 \h </w:instrText>
+      </w:r>
+      <w:r>
+        <w:fldChar w:fldCharType="separate"/>
+      </w:r>
+      <w:r>
+        <w:t>9</w:t>
       </w:r>
       <w:r>
         <w:fldChar w:fldCharType="end"/>
@@ -3630,13 +3630,13 @@
         <w:fldChar w:fldCharType="begin"/>
       </w:r>
       <w:r>
-        <w:instrText xml:space="preserve"> HYPERLINK \l "_Cap_13" </w:instrText>
-      </w:r>
-      <w:r>
-        <w:fldChar w:fldCharType="separate"/>
-      </w:r>
-      <w:r>
-        <w:t>Hình 3.3. Tỉ lệ gian lận và tổng tiền gian lận theo khoảng số tiền</w:t>
+        <w:instrText xml:space="preserve"> HYPERLINK \l "_Cap_11" </w:instrText>
+      </w:r>
+      <w:r>
+        <w:fldChar w:fldCharType="separate"/>
+      </w:r>
+      <w:r>
+        <w:t>Hình 3.1. Kiến trúc tổng thể và luồng dữ liệu của hệ thống</w:t>
       </w:r>
       <w:r>
         <w:tab/>
@@ -3645,13 +3645,13 @@
         <w:fldChar w:fldCharType="begin"/>
       </w:r>
       <w:r>
-        <w:instrText xml:space="preserve"> PAGEREF _Cap_13 \h </w:instrText>
-      </w:r>
-      <w:r>
-        <w:fldChar w:fldCharType="separate"/>
-      </w:r>
-      <w:r>
-        <w:t>16</w:t>
+        <w:instrText xml:space="preserve"> PAGEREF _Cap_11 \h </w:instrText>
+      </w:r>
+      <w:r>
+        <w:fldChar w:fldCharType="separate"/>
+      </w:r>
+      <w:r>
+        <w:t>14</w:t>
       </w:r>
       <w:r>
         <w:fldChar w:fldCharType="end"/>
@@ -3678,7 +3678,7 @@
         <w:fldChar w:fldCharType="separate"/>
       </w:r>
       <w:r>
-        <w:t>Hình 3.4. Số giao dịch và tỉ lệ gian lận theo giờ trong ngày</w:t>
+        <w:t>Hình 3.2. Phân bố giao dịch bình thường và gian lận</w:t>
       </w:r>
       <w:r>
         <w:tab/>
@@ -3720,7 +3720,7 @@
         <w:fldChar w:fldCharType="separate"/>
       </w:r>
       <w:r>
-        <w:t>Hình 3.5. Tỉ lệ gian lận theo khung giờ và khoảng số tiền</w:t>
+        <w:t>Hình 3.3. Tỉ lệ gian lận và tổng tiền gian lận theo khoảng số tiền</w:t>
       </w:r>
       <w:r>
         <w:tab/>
@@ -3762,7 +3762,7 @@
         <w:fldChar w:fldCharType="separate"/>
       </w:r>
       <w:r>
-        <w:t>Hình 3.6. Các đặc trưng tương quan mạnh nhất với nhãn gian lận</w:t>
+        <w:t>Hình 3.4. Số giao dịch và tỉ lệ gian lận theo giờ trong ngày</w:t>
       </w:r>
       <w:r>
         <w:tab/>
@@ -3804,7 +3804,7 @@
         <w:fldChar w:fldCharType="separate"/>
       </w:r>
       <w:r>
-        <w:t>Hình 3.7. Phân bố của 4 đặc trưng tương quan mạnh nhất theo nhãn</w:t>
+        <w:t>Hình 3.5. Tỉ lệ gian lận theo khung giờ và khoảng số tiền</w:t>
       </w:r>
       <w:r>
         <w:tab/>
@@ -3846,7 +3846,7 @@
         <w:fldChar w:fldCharType="separate"/>
       </w:r>
       <w:r>
-        <w:t>Hình 3.8. Ma trận tương quan giữa các đặc trưng: bình thường và gian lận</w:t>
+        <w:t>Hình 3.6. Các đặc trưng tương quan mạnh nhất với nhãn gian lận</w:t>
       </w:r>
       <w:r>
         <w:tab/>
@@ -3888,7 +3888,7 @@
         <w:fldChar w:fldCharType="separate"/>
       </w:r>
       <w:r>
-        <w:t>Hình 3.9. Phân bố số tiền và ngưỡng ngoại lệ IQR</w:t>
+        <w:t>Hình 3.7. Phân bố của 4 đặc trưng tương quan mạnh nhất theo nhãn</w:t>
       </w:r>
       <w:r>
         <w:tab/>
@@ -3924,13 +3924,13 @@
         <w:fldChar w:fldCharType="begin"/>
       </w:r>
       <w:r>
-        <w:instrText xml:space="preserve"> HYPERLINK \l "_Cap_22" </w:instrText>
-      </w:r>
-      <w:r>
-        <w:fldChar w:fldCharType="separate"/>
-      </w:r>
-      <w:r>
-        <w:t>Hình 3.10. Chia tập huấn luyện và kiểm tra theo thời gian</w:t>
+        <w:instrText xml:space="preserve"> HYPERLINK \l "_Cap_20" </w:instrText>
+      </w:r>
+      <w:r>
+        <w:fldChar w:fldCharType="separate"/>
+      </w:r>
+      <w:r>
+        <w:t>Hình 3.8. Ma trận tương quan giữa các đặc trưng: bình thường và gian lận</w:t>
       </w:r>
       <w:r>
         <w:tab/>
@@ -3939,13 +3939,13 @@
         <w:fldChar w:fldCharType="begin"/>
       </w:r>
       <w:r>
-        <w:instrText xml:space="preserve"> PAGEREF _Cap_22 \h </w:instrText>
-      </w:r>
-      <w:r>
-        <w:fldChar w:fldCharType="separate"/>
-      </w:r>
-      <w:r>
-        <w:t>20</w:t>
+        <w:instrText xml:space="preserve"> PAGEREF _Cap_20 \h </w:instrText>
+      </w:r>
+      <w:r>
+        <w:fldChar w:fldCharType="separate"/>
+      </w:r>
+      <w:r>
+        <w:t>19</w:t>
       </w:r>
       <w:r>
         <w:fldChar w:fldCharType="end"/>
@@ -3966,13 +3966,13 @@
         <w:fldChar w:fldCharType="begin"/>
       </w:r>
       <w:r>
-        <w:instrText xml:space="preserve"> HYPERLINK \l "_Cap_23" </w:instrText>
-      </w:r>
-      <w:r>
-        <w:fldChar w:fldCharType="separate"/>
-      </w:r>
-      <w:r>
-        <w:t>Hình 3.11. Số mẫu huấn luyện trước và sau SMOTE</w:t>
+        <w:instrText xml:space="preserve"> HYPERLINK \l "_Cap_21" </w:instrText>
+      </w:r>
+      <w:r>
+        <w:fldChar w:fldCharType="separate"/>
+      </w:r>
+      <w:r>
+        <w:t>Hình 3.9. Phân bố số tiền và ngưỡng ngoại lệ IQR</w:t>
       </w:r>
       <w:r>
         <w:tab/>
@@ -3981,13 +3981,13 @@
         <w:fldChar w:fldCharType="begin"/>
       </w:r>
       <w:r>
-        <w:instrText xml:space="preserve"> PAGEREF _Cap_23 \h </w:instrText>
-      </w:r>
-      <w:r>
-        <w:fldChar w:fldCharType="separate"/>
-      </w:r>
-      <w:r>
-        <w:t>21</w:t>
+        <w:instrText xml:space="preserve"> PAGEREF _Cap_21 \h </w:instrText>
+      </w:r>
+      <w:r>
+        <w:fldChar w:fldCharType="separate"/>
+      </w:r>
+      <w:r>
+        <w:t>20</w:t>
       </w:r>
       <w:r>
         <w:fldChar w:fldCharType="end"/>
@@ -4008,13 +4008,13 @@
         <w:fldChar w:fldCharType="begin"/>
       </w:r>
       <w:r>
-        <w:instrText xml:space="preserve"> HYPERLINK \l "_Cap_25" </w:instrText>
-      </w:r>
-      <w:r>
-        <w:fldChar w:fldCharType="separate"/>
-      </w:r>
-      <w:r>
-        <w:t>Hình 3.12. PR-AUC trung bình 3-fold của các tổ hợp tham số</w:t>
+        <w:instrText xml:space="preserve"> HYPERLINK \l "_Cap_24" </w:instrText>
+      </w:r>
+      <w:r>
+        <w:fldChar w:fldCharType="separate"/>
+      </w:r>
+      <w:r>
+        <w:t>Hình 3.10. Chia tập huấn luyện và kiểm tra theo thời gian</w:t>
       </w:r>
       <w:r>
         <w:tab/>
@@ -4023,13 +4023,13 @@
         <w:fldChar w:fldCharType="begin"/>
       </w:r>
       <w:r>
-        <w:instrText xml:space="preserve"> PAGEREF _Cap_25 \h </w:instrText>
-      </w:r>
-      <w:r>
-        <w:fldChar w:fldCharType="separate"/>
-      </w:r>
-      <w:r>
-        <w:t>22</w:t>
+        <w:instrText xml:space="preserve"> PAGEREF _Cap_24 \h </w:instrText>
+      </w:r>
+      <w:r>
+        <w:fldChar w:fldCharType="separate"/>
+      </w:r>
+      <w:r>
+        <w:t>21</w:t>
       </w:r>
       <w:r>
         <w:fldChar w:fldCharType="end"/>
@@ -4050,13 +4050,13 @@
         <w:fldChar w:fldCharType="begin"/>
       </w:r>
       <w:r>
-        <w:instrText xml:space="preserve"> HYPERLINK \l "_Cap_28" </w:instrText>
-      </w:r>
-      <w:r>
-        <w:fldChar w:fldCharType="separate"/>
-      </w:r>
-      <w:r>
-        <w:t>Hình 3.13. So sánh các độ đo của 3 mô hình</w:t>
+        <w:instrText xml:space="preserve"> HYPERLINK \l "_Cap_25" </w:instrText>
+      </w:r>
+      <w:r>
+        <w:fldChar w:fldCharType="separate"/>
+      </w:r>
+      <w:r>
+        <w:t>Hình 3.11. Số mẫu huấn luyện trước và sau SMOTE</w:t>
       </w:r>
       <w:r>
         <w:tab/>
@@ -4065,13 +4065,13 @@
         <w:fldChar w:fldCharType="begin"/>
       </w:r>
       <w:r>
-        <w:instrText xml:space="preserve"> PAGEREF _Cap_28 \h </w:instrText>
-      </w:r>
-      <w:r>
-        <w:fldChar w:fldCharType="separate"/>
-      </w:r>
-      <w:r>
-        <w:t>23</w:t>
+        <w:instrText xml:space="preserve"> PAGEREF _Cap_25 \h </w:instrText>
+      </w:r>
+      <w:r>
+        <w:fldChar w:fldCharType="separate"/>
+      </w:r>
+      <w:r>
+        <w:t>22</w:t>
       </w:r>
       <w:r>
         <w:fldChar w:fldCharType="end"/>
@@ -4092,13 +4092,13 @@
         <w:fldChar w:fldCharType="begin"/>
       </w:r>
       <w:r>
-        <w:instrText xml:space="preserve"> HYPERLINK \l "_Cap_29" </w:instrText>
-      </w:r>
-      <w:r>
-        <w:fldChar w:fldCharType="separate"/>
-      </w:r>
-      <w:r>
-        <w:t>Hình 3.14. Ma trận nhầm lẫn của 3 mô hình trên tập test</w:t>
+        <w:instrText xml:space="preserve"> HYPERLINK \l "_Cap_27" </w:instrText>
+      </w:r>
+      <w:r>
+        <w:fldChar w:fldCharType="separate"/>
+      </w:r>
+      <w:r>
+        <w:t>Hình 3.12. PR-AUC trung bình 3-fold của các tổ hợp tham số</w:t>
       </w:r>
       <w:r>
         <w:tab/>
@@ -4107,7 +4107,7 @@
         <w:fldChar w:fldCharType="begin"/>
       </w:r>
       <w:r>
-        <w:instrText xml:space="preserve"> PAGEREF _Cap_29 \h </w:instrText>
+        <w:instrText xml:space="preserve"> PAGEREF _Cap_27 \h </w:instrText>
       </w:r>
       <w:r>
         <w:fldChar w:fldCharType="separate"/>
@@ -4140,7 +4140,7 @@
         <w:fldChar w:fldCharType="separate"/>
       </w:r>
       <w:r>
-        <w:t>Hình 3.15. Đường Precision–Recall và ROC của 3 mô hình</w:t>
+        <w:t>Hình 3.13. So sánh các độ đo của 3 mô hình</w:t>
       </w:r>
       <w:r>
         <w:tab/>
@@ -4182,7 +4182,7 @@
         <w:fldChar w:fldCharType="separate"/>
       </w:r>
       <w:r>
-        <w:t>Hình 3.16. Precision, Recall, F1 của Random Forest theo ngưỡng phân loại</w:t>
+        <w:t>Hình 3.14. Ma trận nhầm lẫn của 3 mô hình trên tập test</w:t>
       </w:r>
       <w:r>
         <w:tab/>
@@ -4224,7 +4224,7 @@
         <w:fldChar w:fldCharType="separate"/>
       </w:r>
       <w:r>
-        <w:t>Hình 3.17. Mức độ quan trọng của đặc trưng trong Random Forest</w:t>
+        <w:t>Hình 3.15. Đường Precision–Recall và ROC của 3 mô hình</w:t>
       </w:r>
       <w:r>
         <w:tab/>
@@ -4260,13 +4260,13 @@
         <w:fldChar w:fldCharType="begin"/>
       </w:r>
       <w:r>
-        <w:instrText xml:space="preserve"> HYPERLINK \l "_Cap_34" </w:instrText>
-      </w:r>
-      <w:r>
-        <w:fldChar w:fldCharType="separate"/>
-      </w:r>
-      <w:r>
-        <w:t>Hình 3.18. Ảnh hưởng của đặc trưng giờ đến các độ đo</w:t>
+        <w:instrText xml:space="preserve"> HYPERLINK \l "_Cap_33" </w:instrText>
+      </w:r>
+      <w:r>
+        <w:fldChar w:fldCharType="separate"/>
+      </w:r>
+      <w:r>
+        <w:t>Hình 3.16. Precision, Recall, F1 của Random Forest theo ngưỡng phân loại</w:t>
       </w:r>
       <w:r>
         <w:tab/>
@@ -4275,7 +4275,7 @@
         <w:fldChar w:fldCharType="begin"/>
       </w:r>
       <w:r>
-        <w:instrText xml:space="preserve"> PAGEREF _Cap_34 \h </w:instrText>
+        <w:instrText xml:space="preserve"> PAGEREF _Cap_33 \h </w:instrText>
       </w:r>
       <w:r>
         <w:fldChar w:fldCharType="separate"/>
@@ -4302,13 +4302,13 @@
         <w:fldChar w:fldCharType="begin"/>
       </w:r>
       <w:r>
-        <w:instrText xml:space="preserve"> HYPERLINK \l "_Cap_35" </w:instrText>
-      </w:r>
-      <w:r>
-        <w:fldChar w:fldCharType="separate"/>
-      </w:r>
-      <w:r>
-        <w:t>Hình 3.19. Các giao dịch nghi vấn do Random Forest phát hiện trên tập test</w:t>
+        <w:instrText xml:space="preserve"> HYPERLINK \l "_Cap_34" </w:instrText>
+      </w:r>
+      <w:r>
+        <w:fldChar w:fldCharType="separate"/>
+      </w:r>
+      <w:r>
+        <w:t>Hình 3.17. Mức độ quan trọng của đặc trưng trong Random Forest</w:t>
       </w:r>
       <w:r>
         <w:tab/>
@@ -4317,42 +4317,20 @@
         <w:fldChar w:fldCharType="begin"/>
       </w:r>
       <w:r>
-        <w:instrText xml:space="preserve"> PAGEREF _Cap_35 \h </w:instrText>
-      </w:r>
-      <w:r>
-        <w:fldChar w:fldCharType="separate"/>
-      </w:r>
-      <w:r>
-        <w:t>27</w:t>
-      </w:r>
-      <w:r>
-        <w:fldChar w:fldCharType="end"/>
-      </w:r>
-      <w:r>
-        <w:fldChar w:fldCharType="end"/>
-      </w:r>
-    </w:p>
-    <w:p>
-      <w:pPr>
-        <w:spacing w:before="0" w:after="160" w:line="259" w:lineRule="auto"/>
-        <w:ind w:left="284" w:right="284" w:firstLine="0"/>
-        <w:jc w:val="left"/>
-      </w:pPr>
-      <w:r>
-        <w:br w:type="page"/>
-      </w:r>
-    </w:p>
-    <w:p>
-      <w:pPr>
-        <w:pStyle w:val="36"/>
-      </w:pPr>
-      <w:bookmarkStart w:id="4" w:name="_Toc200285853"/>
-      <w:bookmarkStart w:id="5" w:name="_Toc18345"/>
-      <w:r>
-        <w:t>DANH MỤC BẢNG BIỂU</w:t>
-      </w:r>
-      <w:bookmarkEnd w:id="4"/>
-      <w:bookmarkEnd w:id="5"/>
+        <w:instrText xml:space="preserve"> PAGEREF _Cap_34 \h </w:instrText>
+      </w:r>
+      <w:r>
+        <w:fldChar w:fldCharType="separate"/>
+      </w:r>
+      <w:r>
+        <w:t>26</w:t>
+      </w:r>
+      <w:r>
+        <w:fldChar w:fldCharType="end"/>
+      </w:r>
+      <w:r>
+        <w:fldChar w:fldCharType="end"/>
+      </w:r>
     </w:p>
     <w:p>
       <w:pPr>
@@ -4366,13 +4344,13 @@
         <w:fldChar w:fldCharType="begin"/>
       </w:r>
       <w:r>
-        <w:instrText xml:space="preserve"> HYPERLINK \l "_Cap_1" </w:instrText>
-      </w:r>
-      <w:r>
-        <w:fldChar w:fldCharType="separate"/>
-      </w:r>
-      <w:r>
-        <w:t>Bảng 1.1. Thông tin tổng quan về bộ dữ liệu</w:t>
+        <w:instrText xml:space="preserve"> HYPERLINK \l "_Cap_36" </w:instrText>
+      </w:r>
+      <w:r>
+        <w:fldChar w:fldCharType="separate"/>
+      </w:r>
+      <w:r>
+        <w:t>Hình 3.18. Ảnh hưởng của đặc trưng giờ đến các độ đo</w:t>
       </w:r>
       <w:r>
         <w:tab/>
@@ -4381,13 +4359,13 @@
         <w:fldChar w:fldCharType="begin"/>
       </w:r>
       <w:r>
-        <w:instrText xml:space="preserve"> PAGEREF _Cap_1 \h </w:instrText>
-      </w:r>
-      <w:r>
-        <w:fldChar w:fldCharType="separate"/>
-      </w:r>
-      <w:r>
-        <w:t>3</w:t>
+        <w:instrText xml:space="preserve"> PAGEREF _Cap_36 \h </w:instrText>
+      </w:r>
+      <w:r>
+        <w:fldChar w:fldCharType="separate"/>
+      </w:r>
+      <w:r>
+        <w:t>26</w:t>
       </w:r>
       <w:r>
         <w:fldChar w:fldCharType="end"/>
@@ -4408,13 +4386,13 @@
         <w:fldChar w:fldCharType="begin"/>
       </w:r>
       <w:r>
-        <w:instrText xml:space="preserve"> HYPERLINK \l "_Cap_2" </w:instrText>
-      </w:r>
-      <w:r>
-        <w:fldChar w:fldCharType="separate"/>
-      </w:r>
-      <w:r>
-        <w:t>Bảng 1.2. Mô tả các đặc trưng của bộ dữ liệu</w:t>
+        <w:instrText xml:space="preserve"> HYPERLINK \l "_Cap_37" </w:instrText>
+      </w:r>
+      <w:r>
+        <w:fldChar w:fldCharType="separate"/>
+      </w:r>
+      <w:r>
+        <w:t>Hình 3.19. Các giao dịch nghi vấn do Random Forest phát hiện trên tập test</w:t>
       </w:r>
       <w:r>
         <w:tab/>
@@ -4423,20 +4401,42 @@
         <w:fldChar w:fldCharType="begin"/>
       </w:r>
       <w:r>
-        <w:instrText xml:space="preserve"> PAGEREF _Cap_2 \h </w:instrText>
-      </w:r>
-      <w:r>
-        <w:fldChar w:fldCharType="separate"/>
-      </w:r>
-      <w:r>
-        <w:t>3</w:t>
-      </w:r>
-      <w:r>
-        <w:fldChar w:fldCharType="end"/>
-      </w:r>
-      <w:r>
-        <w:fldChar w:fldCharType="end"/>
-      </w:r>
+        <w:instrText xml:space="preserve"> PAGEREF _Cap_37 \h </w:instrText>
+      </w:r>
+      <w:r>
+        <w:fldChar w:fldCharType="separate"/>
+      </w:r>
+      <w:r>
+        <w:t>28</w:t>
+      </w:r>
+      <w:r>
+        <w:fldChar w:fldCharType="end"/>
+      </w:r>
+      <w:r>
+        <w:fldChar w:fldCharType="end"/>
+      </w:r>
+    </w:p>
+    <w:p>
+      <w:pPr>
+        <w:spacing w:before="0" w:after="160" w:line="259" w:lineRule="auto"/>
+        <w:ind w:left="284" w:right="284" w:firstLine="0"/>
+        <w:jc w:val="left"/>
+      </w:pPr>
+      <w:r>
+        <w:br w:type="page"/>
+      </w:r>
+    </w:p>
+    <w:p>
+      <w:pPr>
+        <w:pStyle w:val="36"/>
+      </w:pPr>
+      <w:bookmarkStart w:id="4" w:name="_Toc200285853"/>
+      <w:bookmarkStart w:id="5" w:name="_Toc22582"/>
+      <w:r>
+        <w:t>DANH MỤC BẢNG BIỂU</w:t>
+      </w:r>
+      <w:bookmarkEnd w:id="4"/>
+      <w:bookmarkEnd w:id="5"/>
     </w:p>
     <w:p>
       <w:pPr>
@@ -4456,7 +4456,7 @@
         <w:fldChar w:fldCharType="separate"/>
       </w:r>
       <w:r>
-        <w:t>Bảng 1.3. Thống kê mô tả các đặc trưng (Spark describe)</w:t>
+        <w:t>Bảng 1.1. Thông tin tổng quan về bộ dữ liệu</w:t>
       </w:r>
       <w:r>
         <w:tab/>
@@ -4498,7 +4498,7 @@
         <w:fldChar w:fldCharType="separate"/>
       </w:r>
       <w:r>
-        <w:t>Bảng 1.4. Đặc điểm 5V của bài toán phát hiện gian lận</w:t>
+        <w:t>Bảng 1.2. Mô tả các đặc trưng của bộ dữ liệu</w:t>
       </w:r>
       <w:r>
         <w:tab/>
@@ -4513,7 +4513,7 @@
         <w:fldChar w:fldCharType="separate"/>
       </w:r>
       <w:r>
-        <w:t>5</w:t>
+        <w:t>4</w:t>
       </w:r>
       <w:r>
         <w:fldChar w:fldCharType="end"/>
@@ -4534,13 +4534,13 @@
         <w:fldChar w:fldCharType="begin"/>
       </w:r>
       <w:r>
-        <w:instrText xml:space="preserve"> HYPERLINK \l "_Cap_7" </w:instrText>
-      </w:r>
-      <w:r>
-        <w:fldChar w:fldCharType="separate"/>
-      </w:r>
-      <w:r>
-        <w:t>Bảng 2.1. So sánh giải pháp Big Data với cách xử lý truyền thống</w:t>
+        <w:instrText xml:space="preserve"> HYPERLINK \l "_Cap_5" </w:instrText>
+      </w:r>
+      <w:r>
+        <w:fldChar w:fldCharType="separate"/>
+      </w:r>
+      <w:r>
+        <w:t>Bảng 1.3. Thống kê mô tả các đặc trưng (Spark describe)</w:t>
       </w:r>
       <w:r>
         <w:tab/>
@@ -4549,13 +4549,13 @@
         <w:fldChar w:fldCharType="begin"/>
       </w:r>
       <w:r>
-        <w:instrText xml:space="preserve"> PAGEREF _Cap_7 \h </w:instrText>
-      </w:r>
-      <w:r>
-        <w:fldChar w:fldCharType="separate"/>
-      </w:r>
-      <w:r>
-        <w:t>9</w:t>
+        <w:instrText xml:space="preserve"> PAGEREF _Cap_5 \h </w:instrText>
+      </w:r>
+      <w:r>
+        <w:fldChar w:fldCharType="separate"/>
+      </w:r>
+      <w:r>
+        <w:t>5</w:t>
       </w:r>
       <w:r>
         <w:fldChar w:fldCharType="end"/>
@@ -4576,13 +4576,13 @@
         <w:fldChar w:fldCharType="begin"/>
       </w:r>
       <w:r>
-        <w:instrText xml:space="preserve"> HYPERLINK \l "_Cap_8" </w:instrText>
-      </w:r>
-      <w:r>
-        <w:fldChar w:fldCharType="separate"/>
-      </w:r>
-      <w:r>
-        <w:t>Bảng 2.2. Ma trận nhầm lẫn của bài toán phân lớp nhị phân</w:t>
+        <w:instrText xml:space="preserve"> HYPERLINK \l "_Cap_6" </w:instrText>
+      </w:r>
+      <w:r>
+        <w:fldChar w:fldCharType="separate"/>
+      </w:r>
+      <w:r>
+        <w:t>Bảng 1.4. Đặc điểm 5V của bài toán phát hiện gian lận</w:t>
       </w:r>
       <w:r>
         <w:tab/>
@@ -4591,13 +4591,13 @@
         <w:fldChar w:fldCharType="begin"/>
       </w:r>
       <w:r>
-        <w:instrText xml:space="preserve"> PAGEREF _Cap_8 \h </w:instrText>
-      </w:r>
-      <w:r>
-        <w:fldChar w:fldCharType="separate"/>
-      </w:r>
-      <w:r>
-        <w:t>11</w:t>
+        <w:instrText xml:space="preserve"> PAGEREF _Cap_6 \h </w:instrText>
+      </w:r>
+      <w:r>
+        <w:fldChar w:fldCharType="separate"/>
+      </w:r>
+      <w:r>
+        <w:t>6</w:t>
       </w:r>
       <w:r>
         <w:fldChar w:fldCharType="end"/>
@@ -4618,13 +4618,13 @@
         <w:fldChar w:fldCharType="begin"/>
       </w:r>
       <w:r>
-        <w:instrText xml:space="preserve"> HYPERLINK \l "_Cap_10" </w:instrText>
-      </w:r>
-      <w:r>
-        <w:fldChar w:fldCharType="separate"/>
-      </w:r>
-      <w:r>
-        <w:t>Bảng 3.1. Các mô-đun chính của hệ thống</w:t>
+        <w:instrText xml:space="preserve"> HYPERLINK \l "_Cap_9" </w:instrText>
+      </w:r>
+      <w:r>
+        <w:fldChar w:fldCharType="separate"/>
+      </w:r>
+      <w:r>
+        <w:t>Bảng 2.1. So sánh giải pháp Big Data với cách xử lý truyền thống</w:t>
       </w:r>
       <w:r>
         <w:tab/>
@@ -4633,13 +4633,13 @@
         <w:fldChar w:fldCharType="begin"/>
       </w:r>
       <w:r>
-        <w:instrText xml:space="preserve"> PAGEREF _Cap_10 \h </w:instrText>
-      </w:r>
-      <w:r>
-        <w:fldChar w:fldCharType="separate"/>
-      </w:r>
-      <w:r>
-        <w:t>14</w:t>
+        <w:instrText xml:space="preserve"> PAGEREF _Cap_9 \h </w:instrText>
+      </w:r>
+      <w:r>
+        <w:fldChar w:fldCharType="separate"/>
+      </w:r>
+      <w:r>
+        <w:t>10</w:t>
       </w:r>
       <w:r>
         <w:fldChar w:fldCharType="end"/>
@@ -4660,13 +4660,13 @@
         <w:fldChar w:fldCharType="begin"/>
       </w:r>
       <w:r>
-        <w:instrText xml:space="preserve"> HYPERLINK \l "_Cap_11" </w:instrText>
-      </w:r>
-      <w:r>
-        <w:fldChar w:fldCharType="separate"/>
-      </w:r>
-      <w:r>
-        <w:t>Bảng 3.2. Môi trường phần cứng và phần mềm</w:t>
+        <w:instrText xml:space="preserve"> HYPERLINK \l "_Cap_10" </w:instrText>
+      </w:r>
+      <w:r>
+        <w:fldChar w:fldCharType="separate"/>
+      </w:r>
+      <w:r>
+        <w:t>Bảng 2.2. Ma trận nhầm lẫn của bài toán phân lớp nhị phân</w:t>
       </w:r>
       <w:r>
         <w:tab/>
@@ -4675,13 +4675,13 @@
         <w:fldChar w:fldCharType="begin"/>
       </w:r>
       <w:r>
-        <w:instrText xml:space="preserve"> PAGEREF _Cap_11 \h </w:instrText>
-      </w:r>
-      <w:r>
-        <w:fldChar w:fldCharType="separate"/>
-      </w:r>
-      <w:r>
-        <w:t>14</w:t>
+        <w:instrText xml:space="preserve"> PAGEREF _Cap_10 \h </w:instrText>
+      </w:r>
+      <w:r>
+        <w:fldChar w:fldCharType="separate"/>
+      </w:r>
+      <w:r>
+        <w:t>12</w:t>
       </w:r>
       <w:r>
         <w:fldChar w:fldCharType="end"/>
@@ -4702,13 +4702,13 @@
         <w:fldChar w:fldCharType="begin"/>
       </w:r>
       <w:r>
-        <w:instrText xml:space="preserve"> HYPERLINK \l "_Cap_20" </w:instrText>
-      </w:r>
-      <w:r>
-        <w:fldChar w:fldCharType="separate"/>
-      </w:r>
-      <w:r>
-        <w:t>Bảng 3.3. Thống kê ngoại lệ số tiền theo nhãn</w:t>
+        <w:instrText xml:space="preserve"> HYPERLINK \l "_Cap_12" </w:instrText>
+      </w:r>
+      <w:r>
+        <w:fldChar w:fldCharType="separate"/>
+      </w:r>
+      <w:r>
+        <w:t>Bảng 3.1. Các mô-đun chính của hệ thống</w:t>
       </w:r>
       <w:r>
         <w:tab/>
@@ -4717,13 +4717,13 @@
         <w:fldChar w:fldCharType="begin"/>
       </w:r>
       <w:r>
-        <w:instrText xml:space="preserve"> PAGEREF _Cap_20 \h </w:instrText>
-      </w:r>
-      <w:r>
-        <w:fldChar w:fldCharType="separate"/>
-      </w:r>
-      <w:r>
-        <w:t>19</w:t>
+        <w:instrText xml:space="preserve"> PAGEREF _Cap_12 \h </w:instrText>
+      </w:r>
+      <w:r>
+        <w:fldChar w:fldCharType="separate"/>
+      </w:r>
+      <w:r>
+        <w:t>15</w:t>
       </w:r>
       <w:r>
         <w:fldChar w:fldCharType="end"/>
@@ -4744,13 +4744,13 @@
         <w:fldChar w:fldCharType="begin"/>
       </w:r>
       <w:r>
-        <w:instrText xml:space="preserve"> HYPERLINK \l "_Cap_21" </w:instrText>
-      </w:r>
-      <w:r>
-        <w:fldChar w:fldCharType="separate"/>
-      </w:r>
-      <w:r>
-        <w:t>Bảng 3.4. Các đặc trưng được tạo thêm</w:t>
+        <w:instrText xml:space="preserve"> HYPERLINK \l "_Cap_13" </w:instrText>
+      </w:r>
+      <w:r>
+        <w:fldChar w:fldCharType="separate"/>
+      </w:r>
+      <w:r>
+        <w:t>Bảng 3.2. Môi trường phần cứng và phần mềm</w:t>
       </w:r>
       <w:r>
         <w:tab/>
@@ -4759,13 +4759,13 @@
         <w:fldChar w:fldCharType="begin"/>
       </w:r>
       <w:r>
-        <w:instrText xml:space="preserve"> PAGEREF _Cap_21 \h </w:instrText>
-      </w:r>
-      <w:r>
-        <w:fldChar w:fldCharType="separate"/>
-      </w:r>
-      <w:r>
-        <w:t>20</w:t>
+        <w:instrText xml:space="preserve"> PAGEREF _Cap_13 \h </w:instrText>
+      </w:r>
+      <w:r>
+        <w:fldChar w:fldCharType="separate"/>
+      </w:r>
+      <w:r>
+        <w:t>15</w:t>
       </w:r>
       <w:r>
         <w:fldChar w:fldCharType="end"/>
@@ -4786,13 +4786,13 @@
         <w:fldChar w:fldCharType="begin"/>
       </w:r>
       <w:r>
-        <w:instrText xml:space="preserve"> HYPERLINK \l "_Cap_24" </w:instrText>
-      </w:r>
-      <w:r>
-        <w:fldChar w:fldCharType="separate"/>
-      </w:r>
-      <w:r>
-        <w:t>Bảng 3.5. Cấu hình huấn luyện ban đầu của các mô hình</w:t>
+        <w:instrText xml:space="preserve"> HYPERLINK \l "_Cap_22" </w:instrText>
+      </w:r>
+      <w:r>
+        <w:fldChar w:fldCharType="separate"/>
+      </w:r>
+      <w:r>
+        <w:t>Bảng 3.3. Thống kê ngoại lệ số tiền theo nhãn</w:t>
       </w:r>
       <w:r>
         <w:tab/>
@@ -4801,13 +4801,13 @@
         <w:fldChar w:fldCharType="begin"/>
       </w:r>
       <w:r>
-        <w:instrText xml:space="preserve"> PAGEREF _Cap_24 \h </w:instrText>
-      </w:r>
-      <w:r>
-        <w:fldChar w:fldCharType="separate"/>
-      </w:r>
-      <w:r>
-        <w:t>21</w:t>
+        <w:instrText xml:space="preserve"> PAGEREF _Cap_22 \h </w:instrText>
+      </w:r>
+      <w:r>
+        <w:fldChar w:fldCharType="separate"/>
+      </w:r>
+      <w:r>
+        <w:t>20</w:t>
       </w:r>
       <w:r>
         <w:fldChar w:fldCharType="end"/>
@@ -4828,13 +4828,13 @@
         <w:fldChar w:fldCharType="begin"/>
       </w:r>
       <w:r>
-        <w:instrText xml:space="preserve"> HYPERLINK \l "_Cap_26" </w:instrText>
-      </w:r>
-      <w:r>
-        <w:fldChar w:fldCharType="separate"/>
-      </w:r>
-      <w:r>
-        <w:t>Bảng 3.6. Kết quả tinh chỉnh</w:t>
+        <w:instrText xml:space="preserve"> HYPERLINK \l "_Cap_23" </w:instrText>
+      </w:r>
+      <w:r>
+        <w:fldChar w:fldCharType="separate"/>
+      </w:r>
+      <w:r>
+        <w:t>Bảng 3.4. Các đặc trưng được tạo thêm</w:t>
       </w:r>
       <w:r>
         <w:tab/>
@@ -4843,13 +4843,13 @@
         <w:fldChar w:fldCharType="begin"/>
       </w:r>
       <w:r>
-        <w:instrText xml:space="preserve"> PAGEREF _Cap_26 \h </w:instrText>
-      </w:r>
-      <w:r>
-        <w:fldChar w:fldCharType="separate"/>
-      </w:r>
-      <w:r>
-        <w:t>22</w:t>
+        <w:instrText xml:space="preserve"> PAGEREF _Cap_23 \h </w:instrText>
+      </w:r>
+      <w:r>
+        <w:fldChar w:fldCharType="separate"/>
+      </w:r>
+      <w:r>
+        <w:t>21</w:t>
       </w:r>
       <w:r>
         <w:fldChar w:fldCharType="end"/>
@@ -4870,13 +4870,13 @@
         <w:fldChar w:fldCharType="begin"/>
       </w:r>
       <w:r>
-        <w:instrText xml:space="preserve"> HYPERLINK \l "_Cap_27" </w:instrText>
-      </w:r>
-      <w:r>
-        <w:fldChar w:fldCharType="separate"/>
-      </w:r>
-      <w:r>
-        <w:t>Bảng 3.7. Kết quả đánh giá 3 mô hình trên tập test</w:t>
+        <w:instrText xml:space="preserve"> HYPERLINK \l "_Cap_26" </w:instrText>
+      </w:r>
+      <w:r>
+        <w:fldChar w:fldCharType="separate"/>
+      </w:r>
+      <w:r>
+        <w:t>Bảng 3.5. Cấu hình huấn luyện ban đầu của các mô hình</w:t>
       </w:r>
       <w:r>
         <w:tab/>
@@ -4885,13 +4885,13 @@
         <w:fldChar w:fldCharType="begin"/>
       </w:r>
       <w:r>
-        <w:instrText xml:space="preserve"> PAGEREF _Cap_27 \h </w:instrText>
-      </w:r>
-      <w:r>
-        <w:fldChar w:fldCharType="separate"/>
-      </w:r>
-      <w:r>
-        <w:t>23</w:t>
+        <w:instrText xml:space="preserve"> PAGEREF _Cap_26 \h </w:instrText>
+      </w:r>
+      <w:r>
+        <w:fldChar w:fldCharType="separate"/>
+      </w:r>
+      <w:r>
+        <w:t>22</w:t>
       </w:r>
       <w:r>
         <w:fldChar w:fldCharType="end"/>
@@ -4912,7 +4912,91 @@
         <w:fldChar w:fldCharType="begin"/>
       </w:r>
       <w:r>
-        <w:instrText xml:space="preserve"> HYPERLINK \l "_Cap_33" </w:instrText>
+        <w:instrText xml:space="preserve"> HYPERLINK \l "_Cap_28" </w:instrText>
+      </w:r>
+      <w:r>
+        <w:fldChar w:fldCharType="separate"/>
+      </w:r>
+      <w:r>
+        <w:t>Bảng 3.6. Kết quả tinh chỉnh</w:t>
+      </w:r>
+      <w:r>
+        <w:tab/>
+      </w:r>
+      <w:r>
+        <w:fldChar w:fldCharType="begin"/>
+      </w:r>
+      <w:r>
+        <w:instrText xml:space="preserve"> PAGEREF _Cap_28 \h </w:instrText>
+      </w:r>
+      <w:r>
+        <w:fldChar w:fldCharType="separate"/>
+      </w:r>
+      <w:r>
+        <w:t>23</w:t>
+      </w:r>
+      <w:r>
+        <w:fldChar w:fldCharType="end"/>
+      </w:r>
+      <w:r>
+        <w:fldChar w:fldCharType="end"/>
+      </w:r>
+    </w:p>
+    <w:p>
+      <w:pPr>
+        <w:pStyle w:val="15"/>
+        <w:tabs>
+          <w:tab w:val="right" w:leader="dot" w:pos="9344"/>
+        </w:tabs>
+        <w:ind w:firstLine="0"/>
+      </w:pPr>
+      <w:r>
+        <w:fldChar w:fldCharType="begin"/>
+      </w:r>
+      <w:r>
+        <w:instrText xml:space="preserve"> HYPERLINK \l "_Cap_29" </w:instrText>
+      </w:r>
+      <w:r>
+        <w:fldChar w:fldCharType="separate"/>
+      </w:r>
+      <w:r>
+        <w:t>Bảng 3.7. Kết quả đánh giá 3 mô hình trên tập test</w:t>
+      </w:r>
+      <w:r>
+        <w:tab/>
+      </w:r>
+      <w:r>
+        <w:fldChar w:fldCharType="begin"/>
+      </w:r>
+      <w:r>
+        <w:instrText xml:space="preserve"> PAGEREF _Cap_29 \h </w:instrText>
+      </w:r>
+      <w:r>
+        <w:fldChar w:fldCharType="separate"/>
+      </w:r>
+      <w:r>
+        <w:t>24</w:t>
+      </w:r>
+      <w:r>
+        <w:fldChar w:fldCharType="end"/>
+      </w:r>
+      <w:r>
+        <w:fldChar w:fldCharType="end"/>
+      </w:r>
+    </w:p>
+    <w:p>
+      <w:pPr>
+        <w:pStyle w:val="15"/>
+        <w:tabs>
+          <w:tab w:val="right" w:leader="dot" w:pos="9344"/>
+        </w:tabs>
+        <w:ind w:firstLine="0"/>
+      </w:pPr>
+      <w:r>
+        <w:fldChar w:fldCharType="begin"/>
+      </w:r>
+      <w:r>
+        <w:instrText xml:space="preserve"> HYPERLINK \l "_Cap_35" </w:instrText>
       </w:r>
       <w:r>
         <w:fldChar w:fldCharType="separate"/>
@@ -4927,13 +5011,13 @@
         <w:fldChar w:fldCharType="begin"/>
       </w:r>
       <w:r>
-        <w:instrText xml:space="preserve"> PAGEREF _Cap_33 \h </w:instrText>
-      </w:r>
-      <w:r>
-        <w:fldChar w:fldCharType="separate"/>
-      </w:r>
-      <w:r>
-        <w:t>25</w:t>
+        <w:instrText xml:space="preserve"> PAGEREF _Cap_35 \h </w:instrText>
+      </w:r>
+      <w:r>
+        <w:fldChar w:fldCharType="separate"/>
+      </w:r>
+      <w:r>
+        <w:t>26</w:t>
       </w:r>
       <w:r>
         <w:fldChar w:fldCharType="end"/>
@@ -4964,7 +5048,7 @@
       <w:pPr>
         <w:pStyle w:val="21"/>
       </w:pPr>
-      <w:bookmarkStart w:id="6" w:name="_Toc451"/>
+      <w:bookmarkStart w:id="6" w:name="_Toc27887"/>
       <w:r>
         <w:t>GIỚI THIỆU ĐỀ TÀI</w:t>
       </w:r>
@@ -4979,7 +5063,7 @@
       <w:pPr>
         <w:pStyle w:val="23"/>
       </w:pPr>
-      <w:bookmarkStart w:id="7" w:name="_Toc21194"/>
+      <w:bookmarkStart w:id="7" w:name="_Toc23470"/>
       <w:r>
         <w:t>Bối cảnh và lý do chọn đề tài</w:t>
       </w:r>
@@ -5026,7 +5110,7 @@
       <w:pPr>
         <w:pStyle w:val="23"/>
       </w:pPr>
-      <w:bookmarkStart w:id="8" w:name="_Toc16098"/>
+      <w:bookmarkStart w:id="8" w:name="_Toc25183"/>
       <w:r>
         <w:t>Phát biểu bài toán</w:t>
       </w:r>
@@ -5122,7 +5206,7 @@
       <w:pPr>
         <w:pStyle w:val="23"/>
       </w:pPr>
-      <w:bookmarkStart w:id="9" w:name="_Toc1405"/>
+      <w:bookmarkStart w:id="9" w:name="_Toc2156"/>
       <w:r>
         <w:t>Mục tiêu của đề tài</w:t>
       </w:r>
@@ -5192,7 +5276,7 @@
       <w:pPr>
         <w:pStyle w:val="23"/>
       </w:pPr>
-      <w:bookmarkStart w:id="10" w:name="_Toc22454"/>
+      <w:bookmarkStart w:id="10" w:name="_Toc3861"/>
       <w:r>
         <w:t>Phạm vi và giới hạn</w:t>
       </w:r>
@@ -5250,7 +5334,7 @@
       <w:pPr>
         <w:pStyle w:val="23"/>
       </w:pPr>
-      <w:bookmarkStart w:id="11" w:name="_Toc23261"/>
+      <w:bookmarkStart w:id="11" w:name="_Toc23322"/>
       <w:r>
         <w:t>Bộ dữ liệu sử dụng</w:t>
       </w:r>
@@ -5260,7 +5344,7 @@
       <w:pPr>
         <w:pStyle w:val="25"/>
       </w:pPr>
-      <w:bookmarkStart w:id="12" w:name="_Toc24612"/>
+      <w:bookmarkStart w:id="12" w:name="_Toc14267"/>
       <w:r>
         <w:t>Nguồn và quy mô dữ liệu</w:t>
       </w:r>
@@ -5277,15 +5361,168 @@
         <w:t>Credit Card Fraud Detection</w:t>
       </w:r>
       <w:r>
-        <w:t xml:space="preserve"> do nhóm nghiên cứu Machine Learning Group – Université Libre de Bruxelles (ULB) phối hợp với Worldline công bố trên Kaggle [1], [2]. Thông tin tổng quan được trình bày trong Bảng 1.1.</w:t>
-      </w:r>
+        <w:t xml:space="preserve"> do nhóm nghiên cứu Machine Learning Group – Université Libre de Bruxelles (ULB) phối hợp với Worldline công bố trên Kaggle [1], [2], tại địa chỉ https://www.kaggle.com/datasets/mlg-ulb/creditcardfraud. Hình 1.1 là trang giới thiệu bộ dữ liệu trên Kaggle: các giao dịch thẻ tín dụng của chủ thẻ châu Âu trong tháng 9/2013, gồm 492 giao dịch gian lận trên tổng số 284.807 giao dịch.</w:t>
+      </w:r>
+    </w:p>
+    <w:p>
+      <w:pPr>
+        <w:keepNext/>
+        <w:ind w:firstLine="0"/>
+        <w:jc w:val="center"/>
+      </w:pPr>
+      <w:r>
+        <w:drawing>
+          <wp:inline distT="0" distB="0" distL="114300" distR="114300">
+            <wp:extent cx="5759450" cy="3702685"/>
+            <wp:effectExtent l="0" t="0" r="1270" b="635"/>
+            <wp:docPr id="3" name="Picture 3"/>
+            <wp:cNvGraphicFramePr>
+              <a:graphicFrameLocks xmlns:a="http://schemas.openxmlformats.org/drawingml/2006/main" noChangeAspect="1"/>
+            </wp:cNvGraphicFramePr>
+            <a:graphic xmlns:a="http://schemas.openxmlformats.org/drawingml/2006/main">
+              <a:graphicData uri="http://schemas.openxmlformats.org/drawingml/2006/picture">
+                <pic:pic xmlns:pic="http://schemas.openxmlformats.org/drawingml/2006/picture">
+                  <pic:nvPicPr>
+                    <pic:cNvPr id="3" name="Picture 3"/>
+                    <pic:cNvPicPr>
+                      <a:picLocks noChangeAspect="1"/>
+                    </pic:cNvPicPr>
+                  </pic:nvPicPr>
+                  <pic:blipFill>
+                    <a:blip r:embed="rId11"/>
+                    <a:stretch>
+                      <a:fillRect/>
+                    </a:stretch>
+                  </pic:blipFill>
+                  <pic:spPr>
+                    <a:xfrm>
+                      <a:off x="0" y="0"/>
+                      <a:ext cx="5760000" cy="3702857"/>
+                    </a:xfrm>
+                    <a:prstGeom prst="rect">
+                      <a:avLst/>
+                    </a:prstGeom>
+                  </pic:spPr>
+                </pic:pic>
+              </a:graphicData>
+            </a:graphic>
+          </wp:inline>
+        </w:drawing>
+      </w:r>
+    </w:p>
+    <w:p>
+      <w:pPr>
+        <w:pStyle w:val="7"/>
+      </w:pPr>
+      <w:bookmarkStart w:id="13" w:name="_Cap_1"/>
+      <w:r>
+        <w:t>Hình 1.</w:t>
+      </w:r>
+      <w:r>
+        <w:fldChar w:fldCharType="begin"/>
+      </w:r>
+      <w:r>
+        <w:instrText xml:space="preserve"> SEQ Hình_1. \* ARABIC </w:instrText>
+      </w:r>
+      <w:r>
+        <w:fldChar w:fldCharType="separate"/>
+      </w:r>
+      <w:r>
+        <w:t>1</w:t>
+      </w:r>
+      <w:r>
+        <w:fldChar w:fldCharType="end"/>
+      </w:r>
+      <w:r>
+        <w:t>. Trang giới thiệu bộ dữ liệu Credit Card Fraud Detection trên Kaggle</w:t>
+      </w:r>
+      <w:bookmarkEnd w:id="13"/>
+    </w:p>
+    <w:p>
+      <w:r>
+        <w:t>Bộ dữ liệu gồm một tệp duy nhất creditcard.csv dung lượng 150,83 MB với 31 cột (Hình 1.2). Nhóm tải tệp này về và đưa lên HDFS để xử lý. Thông tin tổng quan được trình bày trong Bảng 1.1.</w:t>
+      </w:r>
+    </w:p>
+    <w:p>
+      <w:pPr>
+        <w:keepNext/>
+        <w:ind w:firstLine="0"/>
+        <w:jc w:val="center"/>
+      </w:pPr>
+      <w:r>
+        <w:drawing>
+          <wp:inline distT="0" distB="0" distL="114300" distR="114300">
+            <wp:extent cx="5759450" cy="3702685"/>
+            <wp:effectExtent l="0" t="0" r="1270" b="635"/>
+            <wp:docPr id="4" name="Picture 4"/>
+            <wp:cNvGraphicFramePr>
+              <a:graphicFrameLocks xmlns:a="http://schemas.openxmlformats.org/drawingml/2006/main" noChangeAspect="1"/>
+            </wp:cNvGraphicFramePr>
+            <a:graphic xmlns:a="http://schemas.openxmlformats.org/drawingml/2006/main">
+              <a:graphicData uri="http://schemas.openxmlformats.org/drawingml/2006/picture">
+                <pic:pic xmlns:pic="http://schemas.openxmlformats.org/drawingml/2006/picture">
+                  <pic:nvPicPr>
+                    <pic:cNvPr id="4" name="Picture 4"/>
+                    <pic:cNvPicPr>
+                      <a:picLocks noChangeAspect="1"/>
+                    </pic:cNvPicPr>
+                  </pic:nvPicPr>
+                  <pic:blipFill>
+                    <a:blip r:embed="rId12"/>
+                    <a:stretch>
+                      <a:fillRect/>
+                    </a:stretch>
+                  </pic:blipFill>
+                  <pic:spPr>
+                    <a:xfrm>
+                      <a:off x="0" y="0"/>
+                      <a:ext cx="5760000" cy="3702857"/>
+                    </a:xfrm>
+                    <a:prstGeom prst="rect">
+                      <a:avLst/>
+                    </a:prstGeom>
+                  </pic:spPr>
+                </pic:pic>
+              </a:graphicData>
+            </a:graphic>
+          </wp:inline>
+        </w:drawing>
+      </w:r>
+    </w:p>
+    <w:p>
+      <w:pPr>
+        <w:pStyle w:val="7"/>
+      </w:pPr>
+      <w:bookmarkStart w:id="14" w:name="_Cap_2"/>
+      <w:r>
+        <w:t>Hình 1.</w:t>
+      </w:r>
+      <w:r>
+        <w:fldChar w:fldCharType="begin"/>
+      </w:r>
+      <w:r>
+        <w:instrText xml:space="preserve"> SEQ Hình_1. \* ARABIC </w:instrText>
+      </w:r>
+      <w:r>
+        <w:fldChar w:fldCharType="separate"/>
+      </w:r>
+      <w:r>
+        <w:t>2</w:t>
+      </w:r>
+      <w:r>
+        <w:fldChar w:fldCharType="end"/>
+      </w:r>
+      <w:r>
+        <w:t>. Tệp creditcard.csv (150,83 MB, 31 cột) trong mục Data Explorer của Kaggle</w:t>
+      </w:r>
+      <w:bookmarkEnd w:id="14"/>
     </w:p>
     <w:p>
       <w:pPr>
         <w:pStyle w:val="7"/>
         <w:keepNext/>
       </w:pPr>
-      <w:bookmarkStart w:id="13" w:name="_Cap_1"/>
+      <w:bookmarkStart w:id="15" w:name="_Cap_3"/>
       <w:r>
         <w:t>Bảng 1.</w:t>
       </w:r>
@@ -5307,7 +5544,7 @@
       <w:r>
         <w:t>. Thông tin tổng quan về bộ dữ liệu</w:t>
       </w:r>
-      <w:bookmarkEnd w:id="13"/>
+      <w:bookmarkEnd w:id="15"/>
     </w:p>
     <w:tbl>
       <w:tblPr>
@@ -5967,11 +6204,11 @@
       <w:pPr>
         <w:pStyle w:val="25"/>
       </w:pPr>
-      <w:bookmarkStart w:id="14" w:name="_Toc28554"/>
+      <w:bookmarkStart w:id="16" w:name="_Toc32187"/>
       <w:r>
         <w:t>Các đặc trưng của bộ dữ liệu</w:t>
       </w:r>
-      <w:bookmarkEnd w:id="14"/>
+      <w:bookmarkEnd w:id="16"/>
     </w:p>
     <w:p>
       <w:r>
@@ -6001,7 +6238,7 @@
         <w:pStyle w:val="7"/>
         <w:keepNext/>
       </w:pPr>
-      <w:bookmarkStart w:id="15" w:name="_Cap_2"/>
+      <w:bookmarkStart w:id="17" w:name="_Cap_4"/>
       <w:r>
         <w:t>Bảng 1.</w:t>
       </w:r>
@@ -6023,7 +6260,7 @@
       <w:r>
         <w:t>. Mô tả các đặc trưng của bộ dữ liệu</w:t>
       </w:r>
-      <w:bookmarkEnd w:id="15"/>
+      <w:bookmarkEnd w:id="17"/>
     </w:p>
     <w:tbl>
       <w:tblPr>
@@ -6481,7 +6718,7 @@
         <w:pStyle w:val="7"/>
         <w:keepNext/>
       </w:pPr>
-      <w:bookmarkStart w:id="16" w:name="_Cap_3"/>
+      <w:bookmarkStart w:id="18" w:name="_Cap_5"/>
       <w:r>
         <w:t>Bảng 1.</w:t>
       </w:r>
@@ -6503,7 +6740,7 @@
       <w:r>
         <w:t>. Thống kê mô tả các đặc trưng (Spark describe)</w:t>
       </w:r>
-      <w:bookmarkEnd w:id="16"/>
+      <w:bookmarkEnd w:id="18"/>
     </w:p>
     <w:tbl>
       <w:tblPr>
@@ -10298,11 +10535,11 @@
       <w:pPr>
         <w:pStyle w:val="25"/>
       </w:pPr>
-      <w:bookmarkStart w:id="17" w:name="_Toc16726"/>
+      <w:bookmarkStart w:id="19" w:name="_Toc32319"/>
       <w:r>
         <w:t>Đặc điểm dữ liệu lớn của bài toán</w:t>
       </w:r>
-      <w:bookmarkEnd w:id="17"/>
+      <w:bookmarkEnd w:id="19"/>
     </w:p>
     <w:p>
       <w:r>
@@ -10314,7 +10551,7 @@
         <w:pStyle w:val="7"/>
         <w:keepNext/>
       </w:pPr>
-      <w:bookmarkStart w:id="18" w:name="_Cap_4"/>
+      <w:bookmarkStart w:id="20" w:name="_Cap_6"/>
       <w:r>
         <w:t>Bảng 1.</w:t>
       </w:r>
@@ -10336,7 +10573,7 @@
       <w:r>
         <w:t>. Đặc điểm 5V của bài toán phát hiện gian lận</w:t>
       </w:r>
-      <w:bookmarkEnd w:id="18"/>
+      <w:bookmarkEnd w:id="20"/>
     </w:p>
     <w:tbl>
       <w:tblPr>
@@ -10748,11 +10985,11 @@
       <w:pPr>
         <w:pStyle w:val="23"/>
       </w:pPr>
-      <w:bookmarkStart w:id="19" w:name="_Toc29418"/>
+      <w:bookmarkStart w:id="21" w:name="_Toc4758"/>
       <w:r>
         <w:t>Kết quả đầu ra và giá trị dự kiến</w:t>
       </w:r>
-      <w:bookmarkEnd w:id="19"/>
+      <w:bookmarkEnd w:id="21"/>
     </w:p>
     <w:p>
       <w:pPr>
@@ -10806,11 +11043,11 @@
       <w:pPr>
         <w:pStyle w:val="23"/>
       </w:pPr>
-      <w:bookmarkStart w:id="20" w:name="_Toc13428"/>
+      <w:bookmarkStart w:id="22" w:name="_Toc11163"/>
       <w:r>
         <w:t>Bố cục báo cáo</w:t>
       </w:r>
-      <w:bookmarkEnd w:id="20"/>
+      <w:bookmarkEnd w:id="22"/>
     </w:p>
     <w:p>
       <w:r>
@@ -10858,11 +11095,11 @@
         <w:pStyle w:val="21"/>
         <w:pageBreakBefore/>
       </w:pPr>
-      <w:bookmarkStart w:id="21" w:name="_Toc19320"/>
+      <w:bookmarkStart w:id="23" w:name="_Toc22366"/>
       <w:r>
         <w:t>CƠ SỞ LÝ THUYẾT</w:t>
       </w:r>
-      <w:bookmarkEnd w:id="21"/>
+      <w:bookmarkEnd w:id="23"/>
     </w:p>
     <w:p>
       <w:r>
@@ -10873,11 +11110,11 @@
       <w:pPr>
         <w:pStyle w:val="23"/>
       </w:pPr>
-      <w:bookmarkStart w:id="22" w:name="_Toc6199"/>
+      <w:bookmarkStart w:id="24" w:name="_Toc17612"/>
       <w:r>
         <w:t>Tổng quan về dữ liệu lớn</w:t>
       </w:r>
-      <w:bookmarkEnd w:id="22"/>
+      <w:bookmarkEnd w:id="24"/>
     </w:p>
     <w:p>
       <w:r>
@@ -10956,21 +11193,21 @@
       <w:pPr>
         <w:pStyle w:val="23"/>
       </w:pPr>
-      <w:bookmarkStart w:id="23" w:name="_Toc20102"/>
+      <w:bookmarkStart w:id="25" w:name="_Toc27347"/>
       <w:r>
         <w:t>Hệ thống tệp phân tán Hadoop HDFS</w:t>
       </w:r>
-      <w:bookmarkEnd w:id="23"/>
+      <w:bookmarkEnd w:id="25"/>
     </w:p>
     <w:p>
       <w:pPr>
         <w:pStyle w:val="25"/>
       </w:pPr>
-      <w:bookmarkStart w:id="24" w:name="_Toc8227"/>
+      <w:bookmarkStart w:id="26" w:name="_Toc11390"/>
       <w:r>
         <w:t>Kiến trúc HDFS</w:t>
       </w:r>
-      <w:bookmarkEnd w:id="24"/>
+      <w:bookmarkEnd w:id="26"/>
     </w:p>
     <w:p>
       <w:r>
@@ -11042,7 +11279,7 @@
           <wp:inline distT="0" distB="0" distL="114300" distR="114300">
             <wp:extent cx="5399405" cy="2506345"/>
             <wp:effectExtent l="0" t="0" r="10795" b="8255"/>
-            <wp:docPr id="3" name="Picture 3"/>
+            <wp:docPr id="5" name="Picture 5"/>
             <wp:cNvGraphicFramePr>
               <a:graphicFrameLocks xmlns:a="http://schemas.openxmlformats.org/drawingml/2006/main" noChangeAspect="1"/>
             </wp:cNvGraphicFramePr>
@@ -11050,13 +11287,13 @@
               <a:graphicData uri="http://schemas.openxmlformats.org/drawingml/2006/picture">
                 <pic:pic xmlns:pic="http://schemas.openxmlformats.org/drawingml/2006/picture">
                   <pic:nvPicPr>
-                    <pic:cNvPr id="3" name="Picture 3"/>
+                    <pic:cNvPr id="5" name="Picture 5"/>
                     <pic:cNvPicPr>
                       <a:picLocks noChangeAspect="1"/>
                     </pic:cNvPicPr>
                   </pic:nvPicPr>
                   <pic:blipFill>
-                    <a:blip r:embed="rId11"/>
+                    <a:blip r:embed="rId13"/>
                     <a:stretch>
                       <a:fillRect/>
                     </a:stretch>
@@ -11081,7 +11318,7 @@
       <w:pPr>
         <w:pStyle w:val="7"/>
       </w:pPr>
-      <w:bookmarkStart w:id="25" w:name="_Cap_5"/>
+      <w:bookmarkStart w:id="27" w:name="_Cap_7"/>
       <w:r>
         <w:t>Hình 2.</w:t>
       </w:r>
@@ -11103,17 +11340,17 @@
       <w:r>
         <w:t>. Kiến trúc và cơ chế lưu trữ block của HDFS</w:t>
       </w:r>
-      <w:bookmarkEnd w:id="25"/>
+      <w:bookmarkEnd w:id="27"/>
     </w:p>
     <w:p>
       <w:pPr>
         <w:pStyle w:val="25"/>
       </w:pPr>
-      <w:bookmarkStart w:id="26" w:name="_Toc12064"/>
+      <w:bookmarkStart w:id="28" w:name="_Toc4140"/>
       <w:r>
         <w:t>Cơ chế đọc và ghi dữ liệu</w:t>
       </w:r>
-      <w:bookmarkEnd w:id="26"/>
+      <w:bookmarkEnd w:id="28"/>
     </w:p>
     <w:p>
       <w:r>
@@ -11124,21 +11361,21 @@
       <w:pPr>
         <w:pStyle w:val="23"/>
       </w:pPr>
-      <w:bookmarkStart w:id="27" w:name="_Toc4703"/>
+      <w:bookmarkStart w:id="29" w:name="_Toc24387"/>
       <w:r>
         <w:t>Nền tảng xử lý dữ liệu Apache Spark</w:t>
       </w:r>
-      <w:bookmarkEnd w:id="27"/>
+      <w:bookmarkEnd w:id="29"/>
     </w:p>
     <w:p>
       <w:pPr>
         <w:pStyle w:val="25"/>
       </w:pPr>
-      <w:bookmarkStart w:id="28" w:name="_Toc9455"/>
+      <w:bookmarkStart w:id="30" w:name="_Toc26377"/>
       <w:r>
         <w:t>Tổng quan</w:t>
       </w:r>
-      <w:bookmarkEnd w:id="28"/>
+      <w:bookmarkEnd w:id="30"/>
     </w:p>
     <w:p>
       <w:r>
@@ -11149,11 +11386,11 @@
       <w:pPr>
         <w:pStyle w:val="25"/>
       </w:pPr>
-      <w:bookmarkStart w:id="29" w:name="_Toc12680"/>
+      <w:bookmarkStart w:id="31" w:name="_Toc1609"/>
       <w:r>
         <w:t>RDD, DataFrame và cơ chế đánh giá lười</w:t>
       </w:r>
-      <w:bookmarkEnd w:id="29"/>
+      <w:bookmarkEnd w:id="31"/>
     </w:p>
     <w:p>
       <w:pPr>
@@ -11213,11 +11450,11 @@
       <w:pPr>
         <w:pStyle w:val="25"/>
       </w:pPr>
-      <w:bookmarkStart w:id="30" w:name="_Toc4942"/>
+      <w:bookmarkStart w:id="32" w:name="_Toc959"/>
       <w:r>
         <w:t>Mô hình thực thi song song</w:t>
       </w:r>
-      <w:bookmarkEnd w:id="30"/>
+      <w:bookmarkEnd w:id="32"/>
     </w:p>
     <w:p>
       <w:r>
@@ -11271,7 +11508,7 @@
           <wp:inline distT="0" distB="0" distL="114300" distR="114300">
             <wp:extent cx="5399405" cy="2489200"/>
             <wp:effectExtent l="0" t="0" r="10795" b="10160"/>
-            <wp:docPr id="4" name="Picture 4"/>
+            <wp:docPr id="6" name="Picture 6"/>
             <wp:cNvGraphicFramePr>
               <a:graphicFrameLocks xmlns:a="http://schemas.openxmlformats.org/drawingml/2006/main" noChangeAspect="1"/>
             </wp:cNvGraphicFramePr>
@@ -11279,13 +11516,13 @@
               <a:graphicData uri="http://schemas.openxmlformats.org/drawingml/2006/picture">
                 <pic:pic xmlns:pic="http://schemas.openxmlformats.org/drawingml/2006/picture">
                   <pic:nvPicPr>
-                    <pic:cNvPr id="4" name="Picture 4"/>
+                    <pic:cNvPr id="6" name="Picture 6"/>
                     <pic:cNvPicPr>
                       <a:picLocks noChangeAspect="1"/>
                     </pic:cNvPicPr>
                   </pic:nvPicPr>
                   <pic:blipFill>
-                    <a:blip r:embed="rId12"/>
+                    <a:blip r:embed="rId14"/>
                     <a:stretch>
                       <a:fillRect/>
                     </a:stretch>
@@ -11310,7 +11547,7 @@
       <w:pPr>
         <w:pStyle w:val="7"/>
       </w:pPr>
-      <w:bookmarkStart w:id="31" w:name="_Cap_6"/>
+      <w:bookmarkStart w:id="33" w:name="_Cap_8"/>
       <w:r>
         <w:t>Hình 2.</w:t>
       </w:r>
@@ -11332,17 +11569,17 @@
       <w:r>
         <w:t>. Mô hình thực thi job – stage – task của Spark</w:t>
       </w:r>
-      <w:bookmarkEnd w:id="31"/>
+      <w:bookmarkEnd w:id="33"/>
     </w:p>
     <w:p>
       <w:pPr>
         <w:pStyle w:val="25"/>
       </w:pPr>
-      <w:bookmarkStart w:id="32" w:name="_Toc6649"/>
+      <w:bookmarkStart w:id="34" w:name="_Toc15593"/>
       <w:r>
         <w:t>Thư viện học máy Spark MLlib</w:t>
       </w:r>
-      <w:bookmarkEnd w:id="32"/>
+      <w:bookmarkEnd w:id="34"/>
     </w:p>
     <w:p>
       <w:r>
@@ -11416,11 +11653,11 @@
       <w:pPr>
         <w:pStyle w:val="25"/>
       </w:pPr>
-      <w:bookmarkStart w:id="33" w:name="_Toc31216"/>
+      <w:bookmarkStart w:id="35" w:name="_Toc29500"/>
       <w:r>
         <w:t>Lý do lựa chọn HDFS và Spark</w:t>
       </w:r>
-      <w:bookmarkEnd w:id="33"/>
+      <w:bookmarkEnd w:id="35"/>
     </w:p>
     <w:p>
       <w:r>
@@ -11432,7 +11669,7 @@
         <w:pStyle w:val="7"/>
         <w:keepNext/>
       </w:pPr>
-      <w:bookmarkStart w:id="34" w:name="_Cap_7"/>
+      <w:bookmarkStart w:id="36" w:name="_Cap_9"/>
       <w:r>
         <w:t>Bảng 2.</w:t>
       </w:r>
@@ -11454,7 +11691,7 @@
       <w:r>
         <w:t>. So sánh giải pháp Big Data với cách xử lý truyền thống</w:t>
       </w:r>
-      <w:bookmarkEnd w:id="34"/>
+      <w:bookmarkEnd w:id="36"/>
     </w:p>
     <w:tbl>
       <w:tblPr>
@@ -11988,11 +12225,11 @@
       <w:pPr>
         <w:pStyle w:val="23"/>
       </w:pPr>
-      <w:bookmarkStart w:id="35" w:name="_Toc22099"/>
+      <w:bookmarkStart w:id="37" w:name="_Toc1924"/>
       <w:r>
         <w:t>Bài toán dữ liệu mất cân bằng</w:t>
       </w:r>
-      <w:bookmarkEnd w:id="35"/>
+      <w:bookmarkEnd w:id="37"/>
     </w:p>
     <w:p>
       <w:r>
@@ -12056,21 +12293,21 @@
       <w:pPr>
         <w:pStyle w:val="23"/>
       </w:pPr>
-      <w:bookmarkStart w:id="36" w:name="_Toc965"/>
+      <w:bookmarkStart w:id="38" w:name="_Toc20181"/>
       <w:r>
         <w:t>Các thuật toán sử dụng</w:t>
       </w:r>
-      <w:bookmarkEnd w:id="36"/>
+      <w:bookmarkEnd w:id="38"/>
     </w:p>
     <w:p>
       <w:pPr>
         <w:pStyle w:val="25"/>
       </w:pPr>
-      <w:bookmarkStart w:id="37" w:name="_Toc19790"/>
+      <w:bookmarkStart w:id="39" w:name="_Toc11922"/>
       <w:r>
         <w:t>Logistic Regression</w:t>
       </w:r>
-      <w:bookmarkEnd w:id="37"/>
+      <w:bookmarkEnd w:id="39"/>
     </w:p>
     <w:p>
       <w:r>
@@ -12093,11 +12330,11 @@
       <w:pPr>
         <w:pStyle w:val="25"/>
       </w:pPr>
-      <w:bookmarkStart w:id="38" w:name="_Toc28165"/>
+      <w:bookmarkStart w:id="40" w:name="_Toc26558"/>
       <w:r>
         <w:t>Random Forest</w:t>
       </w:r>
-      <w:bookmarkEnd w:id="38"/>
+      <w:bookmarkEnd w:id="40"/>
     </w:p>
     <w:p>
       <w:r>
@@ -12108,11 +12345,11 @@
       <w:pPr>
         <w:pStyle w:val="25"/>
       </w:pPr>
-      <w:bookmarkStart w:id="39" w:name="_Toc31518"/>
+      <w:bookmarkStart w:id="41" w:name="_Toc1734"/>
       <w:r>
         <w:t>Isolation Forest</w:t>
       </w:r>
-      <w:bookmarkEnd w:id="39"/>
+      <w:bookmarkEnd w:id="41"/>
     </w:p>
     <w:p>
       <w:r>
@@ -12149,11 +12386,11 @@
       <w:pPr>
         <w:pStyle w:val="23"/>
       </w:pPr>
-      <w:bookmarkStart w:id="40" w:name="_Toc4228"/>
+      <w:bookmarkStart w:id="42" w:name="_Toc3830"/>
       <w:r>
         <w:t>Tạo đặc trưng thời gian dạng chu kỳ</w:t>
       </w:r>
-      <w:bookmarkEnd w:id="40"/>
+      <w:bookmarkEnd w:id="42"/>
     </w:p>
     <w:p>
       <w:r>
@@ -12181,11 +12418,11 @@
       <w:pPr>
         <w:pStyle w:val="23"/>
       </w:pPr>
-      <w:bookmarkStart w:id="41" w:name="_Toc15088"/>
+      <w:bookmarkStart w:id="43" w:name="_Toc14263"/>
       <w:r>
         <w:t>Các độ đo đánh giá mô hình</w:t>
       </w:r>
-      <w:bookmarkEnd w:id="41"/>
+      <w:bookmarkEnd w:id="43"/>
     </w:p>
     <w:p>
       <w:r>
@@ -12197,7 +12434,7 @@
         <w:pStyle w:val="7"/>
         <w:keepNext/>
       </w:pPr>
-      <w:bookmarkStart w:id="42" w:name="_Cap_8"/>
+      <w:bookmarkStart w:id="44" w:name="_Cap_10"/>
       <w:r>
         <w:t>Bảng 2.</w:t>
       </w:r>
@@ -12219,7 +12456,7 @@
       <w:r>
         <w:t>. Ma trận nhầm lẫn của bài toán phân lớp nhị phân</w:t>
       </w:r>
-      <w:bookmarkEnd w:id="42"/>
+      <w:bookmarkEnd w:id="44"/>
     </w:p>
     <w:tbl>
       <w:tblPr>
@@ -12622,11 +12859,11 @@
       <w:pPr>
         <w:pStyle w:val="23"/>
       </w:pPr>
-      <w:bookmarkStart w:id="43" w:name="_Toc22976"/>
+      <w:bookmarkStart w:id="45" w:name="_Toc26101"/>
       <w:r>
         <w:t>Tinh chỉnh siêu tham số và ngưỡng phân loại</w:t>
       </w:r>
-      <w:bookmarkEnd w:id="43"/>
+      <w:bookmarkEnd w:id="45"/>
     </w:p>
     <w:p>
       <w:pPr>
@@ -12695,11 +12932,11 @@
       <w:pPr>
         <w:pStyle w:val="23"/>
       </w:pPr>
-      <w:bookmarkStart w:id="44" w:name="_Toc18757"/>
+      <w:bookmarkStart w:id="46" w:name="_Toc23662"/>
       <w:r>
         <w:t>Giải thích mô hình với SHAP</w:t>
       </w:r>
-      <w:bookmarkEnd w:id="44"/>
+      <w:bookmarkEnd w:id="46"/>
     </w:p>
     <w:p>
       <w:r>
@@ -12720,11 +12957,11 @@
         <w:pStyle w:val="21"/>
         <w:pageBreakBefore/>
       </w:pPr>
-      <w:bookmarkStart w:id="45" w:name="_Toc25672"/>
+      <w:bookmarkStart w:id="47" w:name="_Toc17752"/>
       <w:r>
         <w:t>XÂY DỰNG ỨNG DỤNG, TRỰC QUAN HÓA DỮ LIỆU</w:t>
       </w:r>
-      <w:bookmarkEnd w:id="45"/>
+      <w:bookmarkEnd w:id="47"/>
     </w:p>
     <w:p>
       <w:r>
@@ -12735,11 +12972,11 @@
       <w:pPr>
         <w:pStyle w:val="23"/>
       </w:pPr>
-      <w:bookmarkStart w:id="46" w:name="_Toc11832"/>
+      <w:bookmarkStart w:id="48" w:name="_Toc30153"/>
       <w:r>
         <w:t>Kiến trúc tổng thể và luồng dữ liệu</w:t>
       </w:r>
-      <w:bookmarkEnd w:id="46"/>
+      <w:bookmarkEnd w:id="48"/>
     </w:p>
     <w:p>
       <w:r>
@@ -12757,7 +12994,7 @@
           <wp:inline distT="0" distB="0" distL="114300" distR="114300">
             <wp:extent cx="5759450" cy="2546350"/>
             <wp:effectExtent l="0" t="0" r="1270" b="13970"/>
-            <wp:docPr id="5" name="Picture 5"/>
+            <wp:docPr id="7" name="Picture 7"/>
             <wp:cNvGraphicFramePr>
               <a:graphicFrameLocks xmlns:a="http://schemas.openxmlformats.org/drawingml/2006/main" noChangeAspect="1"/>
             </wp:cNvGraphicFramePr>
@@ -12765,13 +13002,13 @@
               <a:graphicData uri="http://schemas.openxmlformats.org/drawingml/2006/picture">
                 <pic:pic xmlns:pic="http://schemas.openxmlformats.org/drawingml/2006/picture">
                   <pic:nvPicPr>
-                    <pic:cNvPr id="5" name="Picture 5"/>
+                    <pic:cNvPr id="7" name="Picture 7"/>
                     <pic:cNvPicPr>
                       <a:picLocks noChangeAspect="1"/>
                     </pic:cNvPicPr>
                   </pic:nvPicPr>
                   <pic:blipFill>
-                    <a:blip r:embed="rId13"/>
+                    <a:blip r:embed="rId15"/>
                     <a:stretch>
                       <a:fillRect/>
                     </a:stretch>
@@ -12796,7 +13033,7 @@
       <w:pPr>
         <w:pStyle w:val="7"/>
       </w:pPr>
-      <w:bookmarkStart w:id="47" w:name="_Cap_9"/>
+      <w:bookmarkStart w:id="49" w:name="_Cap_11"/>
       <w:r>
         <w:t>Hình 3.</w:t>
       </w:r>
@@ -12818,7 +13055,7 @@
       <w:r>
         <w:t>. Kiến trúc tổng thể và luồng dữ liệu của hệ thống</w:t>
       </w:r>
-      <w:bookmarkEnd w:id="47"/>
+      <w:bookmarkEnd w:id="49"/>
     </w:p>
     <w:p>
       <w:r>
@@ -12830,7 +13067,7 @@
         <w:pStyle w:val="7"/>
         <w:keepNext/>
       </w:pPr>
-      <w:bookmarkStart w:id="48" w:name="_Cap_10"/>
+      <w:bookmarkStart w:id="50" w:name="_Cap_12"/>
       <w:r>
         <w:t>Bảng 3.</w:t>
       </w:r>
@@ -12852,7 +13089,7 @@
       <w:r>
         <w:t>. Các mô-đun chính của hệ thống</w:t>
       </w:r>
-      <w:bookmarkEnd w:id="48"/>
+      <w:bookmarkEnd w:id="50"/>
     </w:p>
     <w:tbl>
       <w:tblPr>
@@ -13512,18 +13749,18 @@
       <w:pPr>
         <w:pStyle w:val="23"/>
       </w:pPr>
-      <w:bookmarkStart w:id="49" w:name="_Toc14443"/>
+      <w:bookmarkStart w:id="51" w:name="_Toc29278"/>
       <w:r>
         <w:t>Môi trường thực nghiệm</w:t>
       </w:r>
-      <w:bookmarkEnd w:id="49"/>
+      <w:bookmarkEnd w:id="51"/>
     </w:p>
     <w:p>
       <w:pPr>
         <w:pStyle w:val="7"/>
         <w:keepNext/>
       </w:pPr>
-      <w:bookmarkStart w:id="50" w:name="_Cap_11"/>
+      <w:bookmarkStart w:id="52" w:name="_Cap_13"/>
       <w:r>
         <w:t>Bảng 3.</w:t>
       </w:r>
@@ -13545,7 +13782,7 @@
       <w:r>
         <w:t>. Môi trường phần cứng và phần mềm</w:t>
       </w:r>
-      <w:bookmarkEnd w:id="50"/>
+      <w:bookmarkEnd w:id="52"/>
     </w:p>
     <w:tbl>
       <w:tblPr>
@@ -14205,11 +14442,11 @@
       <w:pPr>
         <w:pStyle w:val="23"/>
       </w:pPr>
-      <w:bookmarkStart w:id="51" w:name="_Toc30456"/>
+      <w:bookmarkStart w:id="53" w:name="_Toc9364"/>
       <w:r>
         <w:t>Lưu trữ dữ liệu trên HDFS</w:t>
       </w:r>
-      <w:bookmarkEnd w:id="51"/>
+      <w:bookmarkEnd w:id="53"/>
     </w:p>
     <w:p>
       <w:r>
@@ -14267,11 +14504,11 @@
       <w:pPr>
         <w:pStyle w:val="23"/>
       </w:pPr>
-      <w:bookmarkStart w:id="52" w:name="_Toc9298"/>
+      <w:bookmarkStart w:id="54" w:name="_Toc24831"/>
       <w:r>
         <w:t>Khảo sát và trực quan hóa dữ liệu</w:t>
       </w:r>
-      <w:bookmarkEnd w:id="52"/>
+      <w:bookmarkEnd w:id="54"/>
     </w:p>
     <w:p>
       <w:r>
@@ -14282,11 +14519,11 @@
       <w:pPr>
         <w:pStyle w:val="25"/>
       </w:pPr>
-      <w:bookmarkStart w:id="53" w:name="_Toc8179"/>
+      <w:bookmarkStart w:id="55" w:name="_Toc4549"/>
       <w:r>
         <w:t>Phân bố nhãn</w:t>
       </w:r>
-      <w:bookmarkEnd w:id="53"/>
+      <w:bookmarkEnd w:id="55"/>
     </w:p>
     <w:p>
       <w:r>
@@ -14304,211 +14541,6 @@
           <wp:inline distT="0" distB="0" distL="114300" distR="114300">
             <wp:extent cx="5759450" cy="2388870"/>
             <wp:effectExtent l="0" t="0" r="1270" b="3810"/>
-            <wp:docPr id="6" name="Picture 6"/>
-            <wp:cNvGraphicFramePr>
-              <a:graphicFrameLocks xmlns:a="http://schemas.openxmlformats.org/drawingml/2006/main" noChangeAspect="1"/>
-            </wp:cNvGraphicFramePr>
-            <a:graphic xmlns:a="http://schemas.openxmlformats.org/drawingml/2006/main">
-              <a:graphicData uri="http://schemas.openxmlformats.org/drawingml/2006/picture">
-                <pic:pic xmlns:pic="http://schemas.openxmlformats.org/drawingml/2006/picture">
-                  <pic:nvPicPr>
-                    <pic:cNvPr id="6" name="Picture 6"/>
-                    <pic:cNvPicPr>
-                      <a:picLocks noChangeAspect="1"/>
-                    </pic:cNvPicPr>
-                  </pic:nvPicPr>
-                  <pic:blipFill>
-                    <a:blip r:embed="rId14"/>
-                    <a:stretch>
-                      <a:fillRect/>
-                    </a:stretch>
-                  </pic:blipFill>
-                  <pic:spPr>
-                    <a:xfrm>
-                      <a:off x="0" y="0"/>
-                      <a:ext cx="5760000" cy="2389381"/>
-                    </a:xfrm>
-                    <a:prstGeom prst="rect">
-                      <a:avLst/>
-                    </a:prstGeom>
-                  </pic:spPr>
-                </pic:pic>
-              </a:graphicData>
-            </a:graphic>
-          </wp:inline>
-        </w:drawing>
-      </w:r>
-    </w:p>
-    <w:p>
-      <w:pPr>
-        <w:pStyle w:val="7"/>
-      </w:pPr>
-      <w:bookmarkStart w:id="54" w:name="_Cap_12"/>
-      <w:r>
-        <w:t>Hình 3.</w:t>
-      </w:r>
-      <w:r>
-        <w:fldChar w:fldCharType="begin"/>
-      </w:r>
-      <w:r>
-        <w:instrText xml:space="preserve"> SEQ Hình_3. \* ARABIC </w:instrText>
-      </w:r>
-      <w:r>
-        <w:fldChar w:fldCharType="separate"/>
-      </w:r>
-      <w:r>
-        <w:t>2</w:t>
-      </w:r>
-      <w:r>
-        <w:fldChar w:fldCharType="end"/>
-      </w:r>
-      <w:r>
-        <w:t>. Phân bố giao dịch bình thường và gian lận</w:t>
-      </w:r>
-      <w:bookmarkEnd w:id="54"/>
-    </w:p>
-    <w:p>
-      <w:pPr>
-        <w:pStyle w:val="25"/>
-      </w:pPr>
-      <w:bookmarkStart w:id="55" w:name="_Toc9711"/>
-      <w:r>
-        <w:t>Gian lận theo số tiền giao dịch</w:t>
-      </w:r>
-      <w:bookmarkEnd w:id="55"/>
-    </w:p>
-    <w:p>
-      <w:r>
-        <w:t xml:space="preserve">Hình 3.3 trình bày tỉ lệ gian lận và tổng số tiền bị gian lận theo từng khoảng số tiền. Khoảng </w:t>
-      </w:r>
-      <w:r>
-        <w:rPr>
-          <w:b/>
-        </w:rPr>
-        <w:t>&lt;1 €</w:t>
-      </w:r>
-      <w:r>
-        <w:t xml:space="preserve"> có tỉ lệ gian lận cao nhất (0,39%, so với mức chung 0,17%), trong khi khoảng </w:t>
-      </w:r>
-      <w:r>
-        <w:rPr>
-          <w:b/>
-        </w:rPr>
-        <w:t>100–500 €</w:t>
-      </w:r>
-      <w:r>
-        <w:t xml:space="preserve"> chiếm nhiều tiền gian lận nhất (21.052 €). Trung vị số tiền của giao dịch gian lận là 9,82 €, thấp hơn giao dịch bình thường (22,00 €) – phù hợp với thủ đoạn “thử thẻ” bằng các khoản nhỏ trước khi thực hiện giao dịch lớn. Như vậy số tiền một mình không đủ để phát hiện gian lận.</w:t>
-      </w:r>
-    </w:p>
-    <w:p>
-      <w:pPr>
-        <w:keepNext/>
-        <w:ind w:firstLine="0"/>
-        <w:jc w:val="center"/>
-      </w:pPr>
-      <w:r>
-        <w:drawing>
-          <wp:inline distT="0" distB="0" distL="114300" distR="114300">
-            <wp:extent cx="5759450" cy="1977390"/>
-            <wp:effectExtent l="0" t="0" r="1270" b="3810"/>
-            <wp:docPr id="7" name="Picture 7"/>
-            <wp:cNvGraphicFramePr>
-              <a:graphicFrameLocks xmlns:a="http://schemas.openxmlformats.org/drawingml/2006/main" noChangeAspect="1"/>
-            </wp:cNvGraphicFramePr>
-            <a:graphic xmlns:a="http://schemas.openxmlformats.org/drawingml/2006/main">
-              <a:graphicData uri="http://schemas.openxmlformats.org/drawingml/2006/picture">
-                <pic:pic xmlns:pic="http://schemas.openxmlformats.org/drawingml/2006/picture">
-                  <pic:nvPicPr>
-                    <pic:cNvPr id="7" name="Picture 7"/>
-                    <pic:cNvPicPr>
-                      <a:picLocks noChangeAspect="1"/>
-                    </pic:cNvPicPr>
-                  </pic:nvPicPr>
-                  <pic:blipFill>
-                    <a:blip r:embed="rId15"/>
-                    <a:stretch>
-                      <a:fillRect/>
-                    </a:stretch>
-                  </pic:blipFill>
-                  <pic:spPr>
-                    <a:xfrm>
-                      <a:off x="0" y="0"/>
-                      <a:ext cx="5760000" cy="1977422"/>
-                    </a:xfrm>
-                    <a:prstGeom prst="rect">
-                      <a:avLst/>
-                    </a:prstGeom>
-                  </pic:spPr>
-                </pic:pic>
-              </a:graphicData>
-            </a:graphic>
-          </wp:inline>
-        </w:drawing>
-      </w:r>
-    </w:p>
-    <w:p>
-      <w:pPr>
-        <w:pStyle w:val="7"/>
-      </w:pPr>
-      <w:bookmarkStart w:id="56" w:name="_Cap_13"/>
-      <w:r>
-        <w:t>Hình 3.</w:t>
-      </w:r>
-      <w:r>
-        <w:fldChar w:fldCharType="begin"/>
-      </w:r>
-      <w:r>
-        <w:instrText xml:space="preserve"> SEQ Hình_3. \* ARABIC </w:instrText>
-      </w:r>
-      <w:r>
-        <w:fldChar w:fldCharType="separate"/>
-      </w:r>
-      <w:r>
-        <w:t>3</w:t>
-      </w:r>
-      <w:r>
-        <w:fldChar w:fldCharType="end"/>
-      </w:r>
-      <w:r>
-        <w:t>. Tỉ lệ gian lận và tổng tiền gian lận theo khoảng số tiền</w:t>
-      </w:r>
-      <w:bookmarkEnd w:id="56"/>
-    </w:p>
-    <w:p>
-      <w:pPr>
-        <w:pStyle w:val="25"/>
-      </w:pPr>
-      <w:bookmarkStart w:id="57" w:name="_Toc23950"/>
-      <w:r>
-        <w:t>Gian lận theo giờ trong ngày</w:t>
-      </w:r>
-      <w:bookmarkEnd w:id="57"/>
-    </w:p>
-    <w:p>
-      <w:r>
-        <w:t xml:space="preserve">Cột Time chỉ là số giây kể từ giao dịch đầu tiên. Từ cột này, nhóm suy ra giờ trong ngày với giả định giao dịch đầu tiên diễn ra lúc 0h; giả định này được củng cố bởi dữ liệu: số giao dịch thấp nhất rơi vào khoảng 1h–6h, đúng nhịp sinh hoạt ban đêm (Hình 3.4). Kết quả cho thấy </w:t>
-      </w:r>
-      <w:r>
-        <w:rPr>
-          <w:b/>
-        </w:rPr>
-        <w:t>lúc 2h tỉ lệ gian lận lên tới 1,45%</w:t>
-      </w:r>
-      <w:r>
-        <w:t>, cao gấp khoảng 11 lần mức trung bình ban ngày 9h–21h (0,14%): ban đêm ít giao dịch hợp lệ nhưng kẻ gian vẫn hoạt động.</w:t>
-      </w:r>
-    </w:p>
-    <w:p>
-      <w:pPr>
-        <w:keepNext/>
-        <w:ind w:firstLine="0"/>
-        <w:jc w:val="center"/>
-      </w:pPr>
-      <w:r>
-        <w:drawing>
-          <wp:inline distT="0" distB="0" distL="114300" distR="114300">
-            <wp:extent cx="5759450" cy="2580005"/>
-            <wp:effectExtent l="0" t="0" r="1270" b="10795"/>
             <wp:docPr id="8" name="Picture 8"/>
             <wp:cNvGraphicFramePr>
               <a:graphicFrameLocks xmlns:a="http://schemas.openxmlformats.org/drawingml/2006/main" noChangeAspect="1"/>
@@ -14531,7 +14563,7 @@
                   <pic:spPr>
                     <a:xfrm>
                       <a:off x="0" y="0"/>
-                      <a:ext cx="5760000" cy="2580271"/>
+                      <a:ext cx="5760000" cy="2389381"/>
                     </a:xfrm>
                     <a:prstGeom prst="rect">
                       <a:avLst/>
@@ -14548,7 +14580,7 @@
       <w:pPr>
         <w:pStyle w:val="7"/>
       </w:pPr>
-      <w:bookmarkStart w:id="58" w:name="_Cap_14"/>
+      <w:bookmarkStart w:id="56" w:name="_Cap_14"/>
       <w:r>
         <w:t>Hình 3.</w:t>
       </w:r>
@@ -14562,19 +14594,47 @@
         <w:fldChar w:fldCharType="separate"/>
       </w:r>
       <w:r>
-        <w:t>4</w:t>
-      </w:r>
-      <w:r>
-        <w:fldChar w:fldCharType="end"/>
-      </w:r>
-      <w:r>
-        <w:t>. Số giao dịch và tỉ lệ gian lận theo giờ trong ngày</w:t>
-      </w:r>
-      <w:bookmarkEnd w:id="58"/>
-    </w:p>
-    <w:p>
-      <w:r>
-        <w:t>Kết hợp hai yếu tố, Hình 3.5 cho thấy các tổ hợp khung giờ – khoảng số tiền có rủi ro cao nhất; đây là kiểu tương tác mà các mô hình dạng cây có thể học được.</w:t>
+        <w:t>2</w:t>
+      </w:r>
+      <w:r>
+        <w:fldChar w:fldCharType="end"/>
+      </w:r>
+      <w:r>
+        <w:t>. Phân bố giao dịch bình thường và gian lận</w:t>
+      </w:r>
+      <w:bookmarkEnd w:id="56"/>
+    </w:p>
+    <w:p>
+      <w:pPr>
+        <w:pStyle w:val="25"/>
+      </w:pPr>
+      <w:bookmarkStart w:id="57" w:name="_Toc28626"/>
+      <w:r>
+        <w:t>Gian lận theo số tiền giao dịch</w:t>
+      </w:r>
+      <w:bookmarkEnd w:id="57"/>
+    </w:p>
+    <w:p>
+      <w:r>
+        <w:t xml:space="preserve">Hình 3.3 trình bày tỉ lệ gian lận và tổng số tiền bị gian lận theo từng khoảng số tiền. Khoảng </w:t>
+      </w:r>
+      <w:r>
+        <w:rPr>
+          <w:b/>
+        </w:rPr>
+        <w:t>&lt;1 €</w:t>
+      </w:r>
+      <w:r>
+        <w:t xml:space="preserve"> có tỉ lệ gian lận cao nhất (0,39%, so với mức chung 0,17%), trong khi khoảng </w:t>
+      </w:r>
+      <w:r>
+        <w:rPr>
+          <w:b/>
+        </w:rPr>
+        <w:t>100–500 €</w:t>
+      </w:r>
+      <w:r>
+        <w:t xml:space="preserve"> chiếm nhiều tiền gian lận nhất (21.052 €). Trung vị số tiền của giao dịch gian lận là 9,82 €, thấp hơn giao dịch bình thường (22,00 €) – phù hợp với thủ đoạn “thử thẻ” bằng các khoản nhỏ trước khi thực hiện giao dịch lớn. Như vậy số tiền một mình không đủ để phát hiện gian lận.</w:t>
       </w:r>
     </w:p>
     <w:p>
@@ -14586,8 +14646,8 @@
       <w:r>
         <w:drawing>
           <wp:inline distT="0" distB="0" distL="114300" distR="114300">
-            <wp:extent cx="5759450" cy="2991485"/>
-            <wp:effectExtent l="0" t="0" r="1270" b="10795"/>
+            <wp:extent cx="5759450" cy="1977390"/>
+            <wp:effectExtent l="0" t="0" r="1270" b="3810"/>
             <wp:docPr id="9" name="Picture 9"/>
             <wp:cNvGraphicFramePr>
               <a:graphicFrameLocks xmlns:a="http://schemas.openxmlformats.org/drawingml/2006/main" noChangeAspect="1"/>
@@ -14610,7 +14670,7 @@
                   <pic:spPr>
                     <a:xfrm>
                       <a:off x="0" y="0"/>
-                      <a:ext cx="5760000" cy="2991981"/>
+                      <a:ext cx="5760000" cy="1977422"/>
                     </a:xfrm>
                     <a:prstGeom prst="rect">
                       <a:avLst/>
@@ -14627,7 +14687,7 @@
       <w:pPr>
         <w:pStyle w:val="7"/>
       </w:pPr>
-      <w:bookmarkStart w:id="59" w:name="_Cap_15"/>
+      <w:bookmarkStart w:id="58" w:name="_Cap_15"/>
       <w:r>
         <w:t>Hình 3.</w:t>
       </w:r>
@@ -14641,29 +14701,38 @@
         <w:fldChar w:fldCharType="separate"/>
       </w:r>
       <w:r>
-        <w:t>5</w:t>
-      </w:r>
-      <w:r>
-        <w:fldChar w:fldCharType="end"/>
-      </w:r>
-      <w:r>
-        <w:t>. Tỉ lệ gian lận theo khung giờ và khoảng số tiền</w:t>
+        <w:t>3</w:t>
+      </w:r>
+      <w:r>
+        <w:fldChar w:fldCharType="end"/>
+      </w:r>
+      <w:r>
+        <w:t>. Tỉ lệ gian lận và tổng tiền gian lận theo khoảng số tiền</w:t>
+      </w:r>
+      <w:bookmarkEnd w:id="58"/>
+    </w:p>
+    <w:p>
+      <w:pPr>
+        <w:pStyle w:val="25"/>
+      </w:pPr>
+      <w:bookmarkStart w:id="59" w:name="_Toc23872"/>
+      <w:r>
+        <w:t>Gian lận theo giờ trong ngày</w:t>
       </w:r>
       <w:bookmarkEnd w:id="59"/>
     </w:p>
     <w:p>
-      <w:pPr>
-        <w:pStyle w:val="25"/>
-      </w:pPr>
-      <w:bookmarkStart w:id="60" w:name="_Toc32106"/>
-      <w:r>
-        <w:t>Quan hệ giữa các đặc trưng</w:t>
-      </w:r>
-      <w:bookmarkEnd w:id="60"/>
-    </w:p>
-    <w:p>
-      <w:r>
-        <w:t>Hình 3.6 liệt kê các đặc trưng có tương quan Pearson mạnh nhất với nhãn: V17 (-0,313), V14 (-0,293), V12 (-0,251), V10 (-0,207). Hệ số âm nghĩa là giá trị đặc trưng càng thấp thì khả năng gian lận càng cao.</w:t>
+      <w:r>
+        <w:t xml:space="preserve">Cột Time chỉ là số giây kể từ giao dịch đầu tiên. Từ cột này, nhóm suy ra giờ trong ngày với giả định giao dịch đầu tiên diễn ra lúc 0h; giả định này được củng cố bởi dữ liệu: số giao dịch thấp nhất rơi vào khoảng 1h–6h, đúng nhịp sinh hoạt ban đêm (Hình 3.4). Kết quả cho thấy </w:t>
+      </w:r>
+      <w:r>
+        <w:rPr>
+          <w:b/>
+        </w:rPr>
+        <w:t>lúc 2h tỉ lệ gian lận lên tới 1,45%</w:t>
+      </w:r>
+      <w:r>
+        <w:t>, cao gấp khoảng 11 lần mức trung bình ban ngày 9h–21h (0,14%): ban đêm ít giao dịch hợp lệ nhưng kẻ gian vẫn hoạt động.</w:t>
       </w:r>
     </w:p>
     <w:p>
@@ -14675,8 +14744,8 @@
       <w:r>
         <w:drawing>
           <wp:inline distT="0" distB="0" distL="114300" distR="114300">
-            <wp:extent cx="5039995" cy="2961005"/>
-            <wp:effectExtent l="0" t="0" r="4445" b="10795"/>
+            <wp:extent cx="5759450" cy="2580005"/>
+            <wp:effectExtent l="0" t="0" r="1270" b="10795"/>
             <wp:docPr id="10" name="Picture 10"/>
             <wp:cNvGraphicFramePr>
               <a:graphicFrameLocks xmlns:a="http://schemas.openxmlformats.org/drawingml/2006/main" noChangeAspect="1"/>
@@ -14699,7 +14768,7 @@
                   <pic:spPr>
                     <a:xfrm>
                       <a:off x="0" y="0"/>
-                      <a:ext cx="5040000" cy="2961166"/>
+                      <a:ext cx="5760000" cy="2580271"/>
                     </a:xfrm>
                     <a:prstGeom prst="rect">
                       <a:avLst/>
@@ -14716,7 +14785,7 @@
       <w:pPr>
         <w:pStyle w:val="7"/>
       </w:pPr>
-      <w:bookmarkStart w:id="61" w:name="_Cap_16"/>
+      <w:bookmarkStart w:id="60" w:name="_Cap_16"/>
       <w:r>
         <w:t>Hình 3.</w:t>
       </w:r>
@@ -14730,19 +14799,19 @@
         <w:fldChar w:fldCharType="separate"/>
       </w:r>
       <w:r>
-        <w:t>6</w:t>
-      </w:r>
-      <w:r>
-        <w:fldChar w:fldCharType="end"/>
-      </w:r>
-      <w:r>
-        <w:t>. Các đặc trưng tương quan mạnh nhất với nhãn gian lận</w:t>
-      </w:r>
-      <w:bookmarkEnd w:id="61"/>
-    </w:p>
-    <w:p>
-      <w:r>
-        <w:t>Phân bố của 4 đặc trưng này ở hai nhóm (Hình 3.7) tách biệt rõ rệt: giao dịch bình thường tập trung quanh 0 trong khi giao dịch gian lận lệch hẳn về một phía.</w:t>
+        <w:t>4</w:t>
+      </w:r>
+      <w:r>
+        <w:fldChar w:fldCharType="end"/>
+      </w:r>
+      <w:r>
+        <w:t>. Số giao dịch và tỉ lệ gian lận theo giờ trong ngày</w:t>
+      </w:r>
+      <w:bookmarkEnd w:id="60"/>
+    </w:p>
+    <w:p>
+      <w:r>
+        <w:t>Kết hợp hai yếu tố, Hình 3.5 cho thấy các tổ hợp khung giờ – khoảng số tiền có rủi ro cao nhất; đây là kiểu tương tác mà các mô hình dạng cây có thể học được.</w:t>
       </w:r>
     </w:p>
     <w:p>
@@ -14754,8 +14823,8 @@
       <w:r>
         <w:drawing>
           <wp:inline distT="0" distB="0" distL="114300" distR="114300">
-            <wp:extent cx="5759450" cy="1478280"/>
-            <wp:effectExtent l="0" t="0" r="1270" b="0"/>
+            <wp:extent cx="5759450" cy="2991485"/>
+            <wp:effectExtent l="0" t="0" r="1270" b="10795"/>
             <wp:docPr id="11" name="Picture 11"/>
             <wp:cNvGraphicFramePr>
               <a:graphicFrameLocks xmlns:a="http://schemas.openxmlformats.org/drawingml/2006/main" noChangeAspect="1"/>
@@ -14778,7 +14847,7 @@
                   <pic:spPr>
                     <a:xfrm>
                       <a:off x="0" y="0"/>
-                      <a:ext cx="5760000" cy="1478414"/>
+                      <a:ext cx="5760000" cy="2991981"/>
                     </a:xfrm>
                     <a:prstGeom prst="rect">
                       <a:avLst/>
@@ -14795,7 +14864,7 @@
       <w:pPr>
         <w:pStyle w:val="7"/>
       </w:pPr>
-      <w:bookmarkStart w:id="62" w:name="_Cap_17"/>
+      <w:bookmarkStart w:id="61" w:name="_Cap_17"/>
       <w:r>
         <w:t>Hình 3.</w:t>
       </w:r>
@@ -14809,19 +14878,29 @@
         <w:fldChar w:fldCharType="separate"/>
       </w:r>
       <w:r>
-        <w:t>7</w:t>
-      </w:r>
-      <w:r>
-        <w:fldChar w:fldCharType="end"/>
-      </w:r>
-      <w:r>
-        <w:t>. Phân bố của 4 đặc trưng tương quan mạnh nhất theo nhãn</w:t>
+        <w:t>5</w:t>
+      </w:r>
+      <w:r>
+        <w:fldChar w:fldCharType="end"/>
+      </w:r>
+      <w:r>
+        <w:t>. Tỉ lệ gian lận theo khung giờ và khoảng số tiền</w:t>
+      </w:r>
+      <w:bookmarkEnd w:id="61"/>
+    </w:p>
+    <w:p>
+      <w:pPr>
+        <w:pStyle w:val="25"/>
+      </w:pPr>
+      <w:bookmarkStart w:id="62" w:name="_Toc13352"/>
+      <w:r>
+        <w:t>Quan hệ giữa các đặc trưng</w:t>
       </w:r>
       <w:bookmarkEnd w:id="62"/>
     </w:p>
     <w:p>
       <w:r>
-        <w:t>Hình 3.8 so sánh ma trận tương quan giữa các đặc trưng trong từng nhóm. Với giao dịch bình thường, các thành phần V1–V28 gần như không tương quan với nhau – đúng với tính chất của PCA. Ngược lại, trong nhóm giao dịch gian lận xuất hiện nhiều cặp đặc trưng tương quan mạnh: các giao dịch gian lận có một “khuôn mẫu” chung, đây là cơ sở để mô hình học máy phân biệt được hai nhóm.</w:t>
+        <w:t>Hình 3.6 liệt kê các đặc trưng có tương quan Pearson mạnh nhất với nhãn: V17 (-0,313), V14 (-0,293), V12 (-0,251), V10 (-0,207). Hệ số âm nghĩa là giá trị đặc trưng càng thấp thì khả năng gian lận càng cao.</w:t>
       </w:r>
     </w:p>
     <w:p>
@@ -14833,8 +14912,8 @@
       <w:r>
         <w:drawing>
           <wp:inline distT="0" distB="0" distL="114300" distR="114300">
-            <wp:extent cx="5759450" cy="2559685"/>
-            <wp:effectExtent l="0" t="0" r="1270" b="635"/>
+            <wp:extent cx="5039995" cy="2961005"/>
+            <wp:effectExtent l="0" t="0" r="4445" b="10795"/>
             <wp:docPr id="12" name="Picture 12"/>
             <wp:cNvGraphicFramePr>
               <a:graphicFrameLocks xmlns:a="http://schemas.openxmlformats.org/drawingml/2006/main" noChangeAspect="1"/>
@@ -14857,7 +14936,7 @@
                   <pic:spPr>
                     <a:xfrm>
                       <a:off x="0" y="0"/>
-                      <a:ext cx="5760000" cy="2560000"/>
+                      <a:ext cx="5040000" cy="2961166"/>
                     </a:xfrm>
                     <a:prstGeom prst="rect">
                       <a:avLst/>
@@ -14888,54 +14967,19 @@
         <w:fldChar w:fldCharType="separate"/>
       </w:r>
       <w:r>
-        <w:t>8</w:t>
-      </w:r>
-      <w:r>
-        <w:fldChar w:fldCharType="end"/>
-      </w:r>
-      <w:r>
-        <w:t>. Ma trận tương quan giữa các đặc trưng: bình thường và gian lận</w:t>
+        <w:t>6</w:t>
+      </w:r>
+      <w:r>
+        <w:fldChar w:fldCharType="end"/>
+      </w:r>
+      <w:r>
+        <w:t>. Các đặc trưng tương quan mạnh nhất với nhãn gian lận</w:t>
       </w:r>
       <w:bookmarkEnd w:id="63"/>
     </w:p>
     <w:p>
-      <w:pPr>
-        <w:pStyle w:val="23"/>
-      </w:pPr>
-      <w:bookmarkStart w:id="64" w:name="_Toc8025"/>
-      <w:r>
-        <w:t>Làm sạch và tiền xử lý dữ liệu</w:t>
-      </w:r>
-      <w:bookmarkEnd w:id="64"/>
-    </w:p>
-    <w:p>
-      <w:pPr>
-        <w:pStyle w:val="25"/>
-      </w:pPr>
-      <w:bookmarkStart w:id="65" w:name="_Toc29685"/>
-      <w:r>
-        <w:t>Dữ liệu thiếu và trùng lặp</w:t>
-      </w:r>
-      <w:bookmarkEnd w:id="65"/>
-    </w:p>
-    <w:p>
-      <w:r>
-        <w:t>Kiểm tra bằng Spark cho thấy dữ liệu không có giá trị thiếu (0 ô trống). Có 1.081 dòng trùng lặp hoàn toàn (trong đó 19 dòng mang nhãn gian lận); các dòng này bị loại bằng dropDuplicates để mô hình không học lặp lại cùng một mẫu và tránh rò rỉ giữa tập train và test. Sau làm sạch còn 283.726 giao dịch.</w:t>
-      </w:r>
-    </w:p>
-    <w:p>
-      <w:pPr>
-        <w:pStyle w:val="25"/>
-      </w:pPr>
-      <w:bookmarkStart w:id="66" w:name="_Toc18972"/>
-      <w:r>
-        <w:t>Phân tích ngoại lệ</w:t>
-      </w:r>
-      <w:bookmarkEnd w:id="66"/>
-    </w:p>
-    <w:p>
-      <w:r>
-        <w:t>Ngoại lệ của số tiền được xác định theo quy tắc IQR (Tukey): Q1 = 5,59 €, Q3 = 77,00 €, IQR = 71,41 €, ngưỡng trên Q3 + 1,5·IQR = 184,12 € (Hình 3.9, Bảng 3.3).</w:t>
+      <w:r>
+        <w:t>Phân bố của 4 đặc trưng này ở hai nhóm (Hình 3.7) tách biệt rõ rệt: giao dịch bình thường tập trung quanh 0 trong khi giao dịch gian lận lệch hẳn về một phía.</w:t>
       </w:r>
     </w:p>
     <w:p>
@@ -14947,8 +14991,8 @@
       <w:r>
         <w:drawing>
           <wp:inline distT="0" distB="0" distL="114300" distR="114300">
-            <wp:extent cx="5759450" cy="2604770"/>
-            <wp:effectExtent l="0" t="0" r="1270" b="1270"/>
+            <wp:extent cx="5759450" cy="1478280"/>
+            <wp:effectExtent l="0" t="0" r="1270" b="0"/>
             <wp:docPr id="13" name="Picture 13"/>
             <wp:cNvGraphicFramePr>
               <a:graphicFrameLocks xmlns:a="http://schemas.openxmlformats.org/drawingml/2006/main" noChangeAspect="1"/>
@@ -14971,6 +15015,199 @@
                   <pic:spPr>
                     <a:xfrm>
                       <a:off x="0" y="0"/>
+                      <a:ext cx="5760000" cy="1478414"/>
+                    </a:xfrm>
+                    <a:prstGeom prst="rect">
+                      <a:avLst/>
+                    </a:prstGeom>
+                  </pic:spPr>
+                </pic:pic>
+              </a:graphicData>
+            </a:graphic>
+          </wp:inline>
+        </w:drawing>
+      </w:r>
+    </w:p>
+    <w:p>
+      <w:pPr>
+        <w:pStyle w:val="7"/>
+      </w:pPr>
+      <w:bookmarkStart w:id="64" w:name="_Cap_19"/>
+      <w:r>
+        <w:t>Hình 3.</w:t>
+      </w:r>
+      <w:r>
+        <w:fldChar w:fldCharType="begin"/>
+      </w:r>
+      <w:r>
+        <w:instrText xml:space="preserve"> SEQ Hình_3. \* ARABIC </w:instrText>
+      </w:r>
+      <w:r>
+        <w:fldChar w:fldCharType="separate"/>
+      </w:r>
+      <w:r>
+        <w:t>7</w:t>
+      </w:r>
+      <w:r>
+        <w:fldChar w:fldCharType="end"/>
+      </w:r>
+      <w:r>
+        <w:t>. Phân bố của 4 đặc trưng tương quan mạnh nhất theo nhãn</w:t>
+      </w:r>
+      <w:bookmarkEnd w:id="64"/>
+    </w:p>
+    <w:p>
+      <w:r>
+        <w:t>Hình 3.8 so sánh ma trận tương quan giữa các đặc trưng trong từng nhóm. Với giao dịch bình thường, các thành phần V1–V28 gần như không tương quan với nhau – đúng với tính chất của PCA. Ngược lại, trong nhóm giao dịch gian lận xuất hiện nhiều cặp đặc trưng tương quan mạnh: các giao dịch gian lận có một “khuôn mẫu” chung, đây là cơ sở để mô hình học máy phân biệt được hai nhóm.</w:t>
+      </w:r>
+    </w:p>
+    <w:p>
+      <w:pPr>
+        <w:keepNext/>
+        <w:ind w:firstLine="0"/>
+        <w:jc w:val="center"/>
+      </w:pPr>
+      <w:r>
+        <w:drawing>
+          <wp:inline distT="0" distB="0" distL="114300" distR="114300">
+            <wp:extent cx="5759450" cy="2559685"/>
+            <wp:effectExtent l="0" t="0" r="1270" b="635"/>
+            <wp:docPr id="14" name="Picture 14"/>
+            <wp:cNvGraphicFramePr>
+              <a:graphicFrameLocks xmlns:a="http://schemas.openxmlformats.org/drawingml/2006/main" noChangeAspect="1"/>
+            </wp:cNvGraphicFramePr>
+            <a:graphic xmlns:a="http://schemas.openxmlformats.org/drawingml/2006/main">
+              <a:graphicData uri="http://schemas.openxmlformats.org/drawingml/2006/picture">
+                <pic:pic xmlns:pic="http://schemas.openxmlformats.org/drawingml/2006/picture">
+                  <pic:nvPicPr>
+                    <pic:cNvPr id="14" name="Picture 14"/>
+                    <pic:cNvPicPr>
+                      <a:picLocks noChangeAspect="1"/>
+                    </pic:cNvPicPr>
+                  </pic:nvPicPr>
+                  <pic:blipFill>
+                    <a:blip r:embed="rId22"/>
+                    <a:stretch>
+                      <a:fillRect/>
+                    </a:stretch>
+                  </pic:blipFill>
+                  <pic:spPr>
+                    <a:xfrm>
+                      <a:off x="0" y="0"/>
+                      <a:ext cx="5760000" cy="2560000"/>
+                    </a:xfrm>
+                    <a:prstGeom prst="rect">
+                      <a:avLst/>
+                    </a:prstGeom>
+                  </pic:spPr>
+                </pic:pic>
+              </a:graphicData>
+            </a:graphic>
+          </wp:inline>
+        </w:drawing>
+      </w:r>
+    </w:p>
+    <w:p>
+      <w:pPr>
+        <w:pStyle w:val="7"/>
+      </w:pPr>
+      <w:bookmarkStart w:id="65" w:name="_Cap_20"/>
+      <w:r>
+        <w:t>Hình 3.</w:t>
+      </w:r>
+      <w:r>
+        <w:fldChar w:fldCharType="begin"/>
+      </w:r>
+      <w:r>
+        <w:instrText xml:space="preserve"> SEQ Hình_3. \* ARABIC </w:instrText>
+      </w:r>
+      <w:r>
+        <w:fldChar w:fldCharType="separate"/>
+      </w:r>
+      <w:r>
+        <w:t>8</w:t>
+      </w:r>
+      <w:r>
+        <w:fldChar w:fldCharType="end"/>
+      </w:r>
+      <w:r>
+        <w:t>. Ma trận tương quan giữa các đặc trưng: bình thường và gian lận</w:t>
+      </w:r>
+      <w:bookmarkEnd w:id="65"/>
+    </w:p>
+    <w:p>
+      <w:pPr>
+        <w:pStyle w:val="23"/>
+      </w:pPr>
+      <w:bookmarkStart w:id="66" w:name="_Toc28681"/>
+      <w:r>
+        <w:t>Làm sạch và tiền xử lý dữ liệu</w:t>
+      </w:r>
+      <w:bookmarkEnd w:id="66"/>
+    </w:p>
+    <w:p>
+      <w:pPr>
+        <w:pStyle w:val="25"/>
+      </w:pPr>
+      <w:bookmarkStart w:id="67" w:name="_Toc24584"/>
+      <w:r>
+        <w:t>Dữ liệu thiếu và trùng lặp</w:t>
+      </w:r>
+      <w:bookmarkEnd w:id="67"/>
+    </w:p>
+    <w:p>
+      <w:r>
+        <w:t>Kiểm tra bằng Spark cho thấy dữ liệu không có giá trị thiếu (0 ô trống). Có 1.081 dòng trùng lặp hoàn toàn (trong đó 19 dòng mang nhãn gian lận); các dòng này bị loại bằng dropDuplicates để mô hình không học lặp lại cùng một mẫu và tránh rò rỉ giữa tập train và test. Sau làm sạch còn 283.726 giao dịch.</w:t>
+      </w:r>
+    </w:p>
+    <w:p>
+      <w:pPr>
+        <w:pStyle w:val="25"/>
+      </w:pPr>
+      <w:bookmarkStart w:id="68" w:name="_Toc13529"/>
+      <w:r>
+        <w:t>Phân tích ngoại lệ</w:t>
+      </w:r>
+      <w:bookmarkEnd w:id="68"/>
+    </w:p>
+    <w:p>
+      <w:r>
+        <w:t>Ngoại lệ của số tiền được xác định theo quy tắc IQR (Tukey): Q1 = 5,59 €, Q3 = 77,00 €, IQR = 71,41 €, ngưỡng trên Q3 + 1,5·IQR = 184,12 € (Hình 3.9, Bảng 3.3).</w:t>
+      </w:r>
+    </w:p>
+    <w:p>
+      <w:pPr>
+        <w:keepNext/>
+        <w:ind w:firstLine="0"/>
+        <w:jc w:val="center"/>
+      </w:pPr>
+      <w:r>
+        <w:drawing>
+          <wp:inline distT="0" distB="0" distL="114300" distR="114300">
+            <wp:extent cx="5759450" cy="2604770"/>
+            <wp:effectExtent l="0" t="0" r="1270" b="1270"/>
+            <wp:docPr id="15" name="Picture 15"/>
+            <wp:cNvGraphicFramePr>
+              <a:graphicFrameLocks xmlns:a="http://schemas.openxmlformats.org/drawingml/2006/main" noChangeAspect="1"/>
+            </wp:cNvGraphicFramePr>
+            <a:graphic xmlns:a="http://schemas.openxmlformats.org/drawingml/2006/main">
+              <a:graphicData uri="http://schemas.openxmlformats.org/drawingml/2006/picture">
+                <pic:pic xmlns:pic="http://schemas.openxmlformats.org/drawingml/2006/picture">
+                  <pic:nvPicPr>
+                    <pic:cNvPr id="15" name="Picture 15"/>
+                    <pic:cNvPicPr>
+                      <a:picLocks noChangeAspect="1"/>
+                    </pic:cNvPicPr>
+                  </pic:nvPicPr>
+                  <pic:blipFill>
+                    <a:blip r:embed="rId23"/>
+                    <a:stretch>
+                      <a:fillRect/>
+                    </a:stretch>
+                  </pic:blipFill>
+                  <pic:spPr>
+                    <a:xfrm>
+                      <a:off x="0" y="0"/>
                       <a:ext cx="5760000" cy="2604862"/>
                     </a:xfrm>
                     <a:prstGeom prst="rect">
@@ -14988,7 +15225,7 @@
       <w:pPr>
         <w:pStyle w:val="7"/>
       </w:pPr>
-      <w:bookmarkStart w:id="67" w:name="_Cap_19"/>
+      <w:bookmarkStart w:id="69" w:name="_Cap_21"/>
       <w:r>
         <w:t>Hình 3.</w:t>
       </w:r>
@@ -15010,14 +15247,14 @@
       <w:r>
         <w:t>. Phân bố số tiền và ngưỡng ngoại lệ IQR</w:t>
       </w:r>
-      <w:bookmarkEnd w:id="67"/>
+      <w:bookmarkEnd w:id="69"/>
     </w:p>
     <w:p>
       <w:pPr>
         <w:pStyle w:val="7"/>
         <w:keepNext/>
       </w:pPr>
-      <w:bookmarkStart w:id="68" w:name="_Cap_20"/>
+      <w:bookmarkStart w:id="70" w:name="_Cap_22"/>
       <w:r>
         <w:t>Bảng 3.</w:t>
       </w:r>
@@ -15039,7 +15276,7 @@
       <w:r>
         <w:t>. Thống kê ngoại lệ số tiền theo nhãn</w:t>
       </w:r>
-      <w:bookmarkEnd w:id="68"/>
+      <w:bookmarkEnd w:id="70"/>
     </w:p>
     <w:tbl>
       <w:tblPr>
@@ -15403,11 +15640,11 @@
       <w:pPr>
         <w:pStyle w:val="25"/>
       </w:pPr>
-      <w:bookmarkStart w:id="69" w:name="_Toc548"/>
+      <w:bookmarkStart w:id="71" w:name="_Toc22760"/>
       <w:r>
         <w:t>Tạo đặc trưng giờ trong ngày</w:t>
       </w:r>
-      <w:bookmarkEnd w:id="69"/>
+      <w:bookmarkEnd w:id="71"/>
     </w:p>
     <w:p>
       <w:r>
@@ -15428,7 +15665,7 @@
         <w:pStyle w:val="7"/>
         <w:keepNext/>
       </w:pPr>
-      <w:bookmarkStart w:id="70" w:name="_Cap_21"/>
+      <w:bookmarkStart w:id="72" w:name="_Cap_23"/>
       <w:r>
         <w:t>Bảng 3.</w:t>
       </w:r>
@@ -15450,7 +15687,7 @@
       <w:r>
         <w:t>. Các đặc trưng được tạo thêm</w:t>
       </w:r>
-      <w:bookmarkEnd w:id="70"/>
+      <w:bookmarkEnd w:id="72"/>
     </w:p>
     <w:tbl>
       <w:tblPr>
@@ -15902,11 +16139,11 @@
       <w:pPr>
         <w:pStyle w:val="25"/>
       </w:pPr>
-      <w:bookmarkStart w:id="71" w:name="_Toc18239"/>
+      <w:bookmarkStart w:id="73" w:name="_Toc4710"/>
       <w:r>
         <w:t>Chuẩn hóa dữ liệu</w:t>
       </w:r>
-      <w:bookmarkEnd w:id="71"/>
+      <w:bookmarkEnd w:id="73"/>
     </w:p>
     <w:p>
       <w:r>
@@ -15917,11 +16154,11 @@
       <w:pPr>
         <w:pStyle w:val="25"/>
       </w:pPr>
-      <w:bookmarkStart w:id="72" w:name="_Toc6730"/>
+      <w:bookmarkStart w:id="74" w:name="_Toc3420"/>
       <w:r>
         <w:t>Chia tập huấn luyện và kiểm tra theo thời gian</w:t>
       </w:r>
-      <w:bookmarkEnd w:id="72"/>
+      <w:bookmarkEnd w:id="74"/>
     </w:p>
     <w:p>
       <w:r>
@@ -15939,7 +16176,7 @@
           <wp:inline distT="0" distB="0" distL="114300" distR="114300">
             <wp:extent cx="5759450" cy="2181225"/>
             <wp:effectExtent l="0" t="0" r="1270" b="13335"/>
-            <wp:docPr id="14" name="Picture 14"/>
+            <wp:docPr id="16" name="Picture 16"/>
             <wp:cNvGraphicFramePr>
               <a:graphicFrameLocks xmlns:a="http://schemas.openxmlformats.org/drawingml/2006/main" noChangeAspect="1"/>
             </wp:cNvGraphicFramePr>
@@ -15947,13 +16184,13 @@
               <a:graphicData uri="http://schemas.openxmlformats.org/drawingml/2006/picture">
                 <pic:pic xmlns:pic="http://schemas.openxmlformats.org/drawingml/2006/picture">
                   <pic:nvPicPr>
-                    <pic:cNvPr id="14" name="Picture 14"/>
+                    <pic:cNvPr id="16" name="Picture 16"/>
                     <pic:cNvPicPr>
                       <a:picLocks noChangeAspect="1"/>
                     </pic:cNvPicPr>
                   </pic:nvPicPr>
                   <pic:blipFill>
-                    <a:blip r:embed="rId22"/>
+                    <a:blip r:embed="rId24"/>
                     <a:stretch>
                       <a:fillRect/>
                     </a:stretch>
@@ -15978,7 +16215,7 @@
       <w:pPr>
         <w:pStyle w:val="7"/>
       </w:pPr>
-      <w:bookmarkStart w:id="73" w:name="_Cap_22"/>
+      <w:bookmarkStart w:id="75" w:name="_Cap_24"/>
       <w:r>
         <w:t>Hình 3.</w:t>
       </w:r>
@@ -16000,17 +16237,17 @@
       <w:r>
         <w:t>. Chia tập huấn luyện và kiểm tra theo thời gian</w:t>
       </w:r>
-      <w:bookmarkEnd w:id="73"/>
+      <w:bookmarkEnd w:id="75"/>
     </w:p>
     <w:p>
       <w:pPr>
         <w:pStyle w:val="23"/>
       </w:pPr>
-      <w:bookmarkStart w:id="74" w:name="_Toc15431"/>
+      <w:bookmarkStart w:id="76" w:name="_Toc7392"/>
       <w:r>
         <w:t>Xử lý dữ liệu mất cân bằng</w:t>
       </w:r>
-      <w:bookmarkEnd w:id="74"/>
+      <w:bookmarkEnd w:id="76"/>
     </w:p>
     <w:p>
       <w:r>
@@ -16051,7 +16288,7 @@
           <wp:inline distT="0" distB="0" distL="114300" distR="114300">
             <wp:extent cx="4679950" cy="2399030"/>
             <wp:effectExtent l="0" t="0" r="13970" b="8890"/>
-            <wp:docPr id="15" name="Picture 15"/>
+            <wp:docPr id="17" name="Picture 17"/>
             <wp:cNvGraphicFramePr>
               <a:graphicFrameLocks xmlns:a="http://schemas.openxmlformats.org/drawingml/2006/main" noChangeAspect="1"/>
             </wp:cNvGraphicFramePr>
@@ -16059,13 +16296,13 @@
               <a:graphicData uri="http://schemas.openxmlformats.org/drawingml/2006/picture">
                 <pic:pic xmlns:pic="http://schemas.openxmlformats.org/drawingml/2006/picture">
                   <pic:nvPicPr>
-                    <pic:cNvPr id="15" name="Picture 15"/>
+                    <pic:cNvPr id="17" name="Picture 17"/>
                     <pic:cNvPicPr>
                       <a:picLocks noChangeAspect="1"/>
                     </pic:cNvPicPr>
                   </pic:nvPicPr>
                   <pic:blipFill>
-                    <a:blip r:embed="rId23"/>
+                    <a:blip r:embed="rId25"/>
                     <a:stretch>
                       <a:fillRect/>
                     </a:stretch>
@@ -16090,7 +16327,7 @@
       <w:pPr>
         <w:pStyle w:val="7"/>
       </w:pPr>
-      <w:bookmarkStart w:id="75" w:name="_Cap_23"/>
+      <w:bookmarkStart w:id="77" w:name="_Cap_25"/>
       <w:r>
         <w:t>Hình 3.</w:t>
       </w:r>
@@ -16112,17 +16349,17 @@
       <w:r>
         <w:t>. Số mẫu huấn luyện trước và sau SMOTE</w:t>
       </w:r>
-      <w:bookmarkEnd w:id="75"/>
+      <w:bookmarkEnd w:id="77"/>
     </w:p>
     <w:p>
       <w:pPr>
         <w:pStyle w:val="23"/>
       </w:pPr>
-      <w:bookmarkStart w:id="76" w:name="_Toc15970"/>
+      <w:bookmarkStart w:id="78" w:name="_Toc18705"/>
       <w:r>
         <w:t>Huấn luyện mô hình</w:t>
       </w:r>
-      <w:bookmarkEnd w:id="76"/>
+      <w:bookmarkEnd w:id="78"/>
     </w:p>
     <w:p>
       <w:r>
@@ -16134,7 +16371,7 @@
         <w:pStyle w:val="7"/>
         <w:keepNext/>
       </w:pPr>
-      <w:bookmarkStart w:id="77" w:name="_Cap_24"/>
+      <w:bookmarkStart w:id="79" w:name="_Cap_26"/>
       <w:r>
         <w:t>Bảng 3.</w:t>
       </w:r>
@@ -16156,7 +16393,7 @@
       <w:r>
         <w:t>. Cấu hình huấn luyện ban đầu của các mô hình</w:t>
       </w:r>
-      <w:bookmarkEnd w:id="77"/>
+      <w:bookmarkEnd w:id="79"/>
     </w:p>
     <w:tbl>
       <w:tblPr>
@@ -16613,11 +16850,11 @@
       <w:pPr>
         <w:pStyle w:val="23"/>
       </w:pPr>
-      <w:bookmarkStart w:id="78" w:name="_Toc5005"/>
+      <w:bookmarkStart w:id="80" w:name="_Toc24694"/>
       <w:r>
         <w:t>Tinh chỉnh siêu tham số</w:t>
       </w:r>
-      <w:bookmarkEnd w:id="78"/>
+      <w:bookmarkEnd w:id="80"/>
     </w:p>
     <w:p>
       <w:r>
@@ -16635,7 +16872,7 @@
           <wp:inline distT="0" distB="0" distL="114300" distR="114300">
             <wp:extent cx="5759450" cy="1779905"/>
             <wp:effectExtent l="0" t="0" r="1270" b="3175"/>
-            <wp:docPr id="16" name="Picture 16"/>
+            <wp:docPr id="18" name="Picture 18"/>
             <wp:cNvGraphicFramePr>
               <a:graphicFrameLocks xmlns:a="http://schemas.openxmlformats.org/drawingml/2006/main" noChangeAspect="1"/>
             </wp:cNvGraphicFramePr>
@@ -16643,13 +16880,13 @@
               <a:graphicData uri="http://schemas.openxmlformats.org/drawingml/2006/picture">
                 <pic:pic xmlns:pic="http://schemas.openxmlformats.org/drawingml/2006/picture">
                   <pic:nvPicPr>
-                    <pic:cNvPr id="16" name="Picture 16"/>
+                    <pic:cNvPr id="18" name="Picture 18"/>
                     <pic:cNvPicPr>
                       <a:picLocks noChangeAspect="1"/>
                     </pic:cNvPicPr>
                   </pic:nvPicPr>
                   <pic:blipFill>
-                    <a:blip r:embed="rId24"/>
+                    <a:blip r:embed="rId26"/>
                     <a:stretch>
                       <a:fillRect/>
                     </a:stretch>
@@ -16674,7 +16911,7 @@
       <w:pPr>
         <w:pStyle w:val="7"/>
       </w:pPr>
-      <w:bookmarkStart w:id="79" w:name="_Cap_25"/>
+      <w:bookmarkStart w:id="81" w:name="_Cap_27"/>
       <w:r>
         <w:t>Hình 3.</w:t>
       </w:r>
@@ -16696,7 +16933,7 @@
       <w:r>
         <w:t>. PR-AUC trung bình 3-fold của các tổ hợp tham số</w:t>
       </w:r>
-      <w:bookmarkEnd w:id="79"/>
+      <w:bookmarkEnd w:id="81"/>
     </w:p>
     <w:p>
       <w:r>
@@ -16717,7 +16954,7 @@
         <w:pStyle w:val="7"/>
         <w:keepNext/>
       </w:pPr>
-      <w:bookmarkStart w:id="80" w:name="_Cap_26"/>
+      <w:bookmarkStart w:id="82" w:name="_Cap_28"/>
       <w:r>
         <w:t>Bảng 3.</w:t>
       </w:r>
@@ -16739,7 +16976,7 @@
       <w:r>
         <w:t>. Kết quả tinh chỉnh</w:t>
       </w:r>
-      <w:bookmarkEnd w:id="80"/>
+      <w:bookmarkEnd w:id="82"/>
     </w:p>
     <w:tbl>
       <w:tblPr>
@@ -17089,11 +17326,11 @@
       <w:pPr>
         <w:pStyle w:val="23"/>
       </w:pPr>
-      <w:bookmarkStart w:id="81" w:name="_Toc1672"/>
+      <w:bookmarkStart w:id="83" w:name="_Toc462"/>
       <w:r>
         <w:t>Đánh giá và so sánh mô hình</w:t>
       </w:r>
-      <w:bookmarkEnd w:id="81"/>
+      <w:bookmarkEnd w:id="83"/>
     </w:p>
     <w:p>
       <w:r>
@@ -17105,7 +17342,7 @@
         <w:pStyle w:val="7"/>
         <w:keepNext/>
       </w:pPr>
-      <w:bookmarkStart w:id="82" w:name="_Cap_27"/>
+      <w:bookmarkStart w:id="84" w:name="_Cap_29"/>
       <w:r>
         <w:t>Bảng 3.</w:t>
       </w:r>
@@ -17127,7 +17364,7 @@
       <w:r>
         <w:t>. Kết quả đánh giá 3 mô hình trên tập test</w:t>
       </w:r>
-      <w:bookmarkEnd w:id="82"/>
+      <w:bookmarkEnd w:id="84"/>
     </w:p>
     <w:tbl>
       <w:tblPr>
@@ -17750,164 +17987,6 @@
           <wp:inline distT="0" distB="0" distL="114300" distR="114300">
             <wp:extent cx="5759450" cy="2796540"/>
             <wp:effectExtent l="0" t="0" r="1270" b="7620"/>
-            <wp:docPr id="17" name="Picture 17"/>
-            <wp:cNvGraphicFramePr>
-              <a:graphicFrameLocks xmlns:a="http://schemas.openxmlformats.org/drawingml/2006/main" noChangeAspect="1"/>
-            </wp:cNvGraphicFramePr>
-            <a:graphic xmlns:a="http://schemas.openxmlformats.org/drawingml/2006/main">
-              <a:graphicData uri="http://schemas.openxmlformats.org/drawingml/2006/picture">
-                <pic:pic xmlns:pic="http://schemas.openxmlformats.org/drawingml/2006/picture">
-                  <pic:nvPicPr>
-                    <pic:cNvPr id="17" name="Picture 17"/>
-                    <pic:cNvPicPr>
-                      <a:picLocks noChangeAspect="1"/>
-                    </pic:cNvPicPr>
-                  </pic:nvPicPr>
-                  <pic:blipFill>
-                    <a:blip r:embed="rId25"/>
-                    <a:stretch>
-                      <a:fillRect/>
-                    </a:stretch>
-                  </pic:blipFill>
-                  <pic:spPr>
-                    <a:xfrm>
-                      <a:off x="0" y="0"/>
-                      <a:ext cx="5760000" cy="2796984"/>
-                    </a:xfrm>
-                    <a:prstGeom prst="rect">
-                      <a:avLst/>
-                    </a:prstGeom>
-                  </pic:spPr>
-                </pic:pic>
-              </a:graphicData>
-            </a:graphic>
-          </wp:inline>
-        </w:drawing>
-      </w:r>
-    </w:p>
-    <w:p>
-      <w:pPr>
-        <w:pStyle w:val="7"/>
-      </w:pPr>
-      <w:bookmarkStart w:id="83" w:name="_Cap_28"/>
-      <w:r>
-        <w:t>Hình 3.</w:t>
-      </w:r>
-      <w:r>
-        <w:fldChar w:fldCharType="begin"/>
-      </w:r>
-      <w:r>
-        <w:instrText xml:space="preserve"> SEQ Hình_3. \* ARABIC </w:instrText>
-      </w:r>
-      <w:r>
-        <w:fldChar w:fldCharType="separate"/>
-      </w:r>
-      <w:r>
-        <w:t>13</w:t>
-      </w:r>
-      <w:r>
-        <w:fldChar w:fldCharType="end"/>
-      </w:r>
-      <w:r>
-        <w:t>. So sánh các độ đo của 3 mô hình</w:t>
-      </w:r>
-      <w:bookmarkEnd w:id="83"/>
-    </w:p>
-    <w:p>
-      <w:r>
-        <w:t>Ma trận nhầm lẫn (Hình 3.14) cho thấy rõ sự khác biệt: Random Forest phát hiện đúng 80/107 giao dịch gian lận với chỉ 19 lần báo nhầm trên 85.217 giao dịch bình thường; Logistic Regression phát hiện 49 ca nhưng báo nhầm 17 lần; Isolation Forest báo nhầm tới 814 lần mà chỉ phát hiện 37 ca.</w:t>
-      </w:r>
-    </w:p>
-    <w:p>
-      <w:pPr>
-        <w:keepNext/>
-        <w:ind w:firstLine="0"/>
-        <w:jc w:val="center"/>
-      </w:pPr>
-      <w:r>
-        <w:drawing>
-          <wp:inline distT="0" distB="0" distL="114300" distR="114300">
-            <wp:extent cx="5759450" cy="1794510"/>
-            <wp:effectExtent l="0" t="0" r="1270" b="3810"/>
-            <wp:docPr id="18" name="Picture 18"/>
-            <wp:cNvGraphicFramePr>
-              <a:graphicFrameLocks xmlns:a="http://schemas.openxmlformats.org/drawingml/2006/main" noChangeAspect="1"/>
-            </wp:cNvGraphicFramePr>
-            <a:graphic xmlns:a="http://schemas.openxmlformats.org/drawingml/2006/main">
-              <a:graphicData uri="http://schemas.openxmlformats.org/drawingml/2006/picture">
-                <pic:pic xmlns:pic="http://schemas.openxmlformats.org/drawingml/2006/picture">
-                  <pic:nvPicPr>
-                    <pic:cNvPr id="18" name="Picture 18"/>
-                    <pic:cNvPicPr>
-                      <a:picLocks noChangeAspect="1"/>
-                    </pic:cNvPicPr>
-                  </pic:nvPicPr>
-                  <pic:blipFill>
-                    <a:blip r:embed="rId26"/>
-                    <a:stretch>
-                      <a:fillRect/>
-                    </a:stretch>
-                  </pic:blipFill>
-                  <pic:spPr>
-                    <a:xfrm>
-                      <a:off x="0" y="0"/>
-                      <a:ext cx="5760000" cy="1794934"/>
-                    </a:xfrm>
-                    <a:prstGeom prst="rect">
-                      <a:avLst/>
-                    </a:prstGeom>
-                  </pic:spPr>
-                </pic:pic>
-              </a:graphicData>
-            </a:graphic>
-          </wp:inline>
-        </w:drawing>
-      </w:r>
-    </w:p>
-    <w:p>
-      <w:pPr>
-        <w:pStyle w:val="7"/>
-      </w:pPr>
-      <w:bookmarkStart w:id="84" w:name="_Cap_29"/>
-      <w:r>
-        <w:t>Hình 3.</w:t>
-      </w:r>
-      <w:r>
-        <w:fldChar w:fldCharType="begin"/>
-      </w:r>
-      <w:r>
-        <w:instrText xml:space="preserve"> SEQ Hình_3. \* ARABIC </w:instrText>
-      </w:r>
-      <w:r>
-        <w:fldChar w:fldCharType="separate"/>
-      </w:r>
-      <w:r>
-        <w:t>14</w:t>
-      </w:r>
-      <w:r>
-        <w:fldChar w:fldCharType="end"/>
-      </w:r>
-      <w:r>
-        <w:t>. Ma trận nhầm lẫn của 3 mô hình trên tập test</w:t>
-      </w:r>
-      <w:bookmarkEnd w:id="84"/>
-    </w:p>
-    <w:p>
-      <w:r>
-        <w:t>Đường Precision–Recall và ROC (Hình 3.15) minh họa nhận định ở Chương 2: cả ba mô hình đều có ROC-AUC cao (trên 0,9), nhưng PR-AUC chênh lệch rất lớn – PR-AUC mới phản ánh đúng khả năng phát hiện gian lận.</w:t>
-      </w:r>
-    </w:p>
-    <w:p>
-      <w:pPr>
-        <w:keepNext/>
-        <w:ind w:firstLine="0"/>
-        <w:jc w:val="center"/>
-      </w:pPr>
-      <w:r>
-        <w:drawing>
-          <wp:inline distT="0" distB="0" distL="114300" distR="114300">
-            <wp:extent cx="5759450" cy="2517775"/>
-            <wp:effectExtent l="0" t="0" r="1270" b="12065"/>
             <wp:docPr id="19" name="Picture 19"/>
             <wp:cNvGraphicFramePr>
               <a:graphicFrameLocks xmlns:a="http://schemas.openxmlformats.org/drawingml/2006/main" noChangeAspect="1"/>
@@ -17930,7 +18009,7 @@
                   <pic:spPr>
                     <a:xfrm>
                       <a:off x="0" y="0"/>
-                      <a:ext cx="5760000" cy="2518379"/>
+                      <a:ext cx="5760000" cy="2796984"/>
                     </a:xfrm>
                     <a:prstGeom prst="rect">
                       <a:avLst/>
@@ -17961,19 +18040,19 @@
         <w:fldChar w:fldCharType="separate"/>
       </w:r>
       <w:r>
-        <w:t>15</w:t>
-      </w:r>
-      <w:r>
-        <w:fldChar w:fldCharType="end"/>
-      </w:r>
-      <w:r>
-        <w:t>. Đường Precision–Recall và ROC của 3 mô hình</w:t>
+        <w:t>13</w:t>
+      </w:r>
+      <w:r>
+        <w:fldChar w:fldCharType="end"/>
+      </w:r>
+      <w:r>
+        <w:t>. So sánh các độ đo của 3 mô hình</w:t>
       </w:r>
       <w:bookmarkEnd w:id="85"/>
     </w:p>
     <w:p>
       <w:r>
-        <w:t>Hình 3.16 cho thấy tác động của ngưỡng phân loại với Random Forest: tăng ngưỡng làm Precision tăng và Recall giảm. Ngưỡng đã tinh chỉnh (0,421) được chọn trên tập validation, không dùng tập test.</w:t>
+        <w:t>Ma trận nhầm lẫn (Hình 3.14) cho thấy rõ sự khác biệt: Random Forest phát hiện đúng 80/107 giao dịch gian lận với chỉ 19 lần báo nhầm trên 85.217 giao dịch bình thường; Logistic Regression phát hiện 49 ca nhưng báo nhầm 17 lần; Isolation Forest báo nhầm tới 814 lần mà chỉ phát hiện 37 ca.</w:t>
       </w:r>
     </w:p>
     <w:p>
@@ -17985,7 +18064,7 @@
       <w:r>
         <w:drawing>
           <wp:inline distT="0" distB="0" distL="114300" distR="114300">
-            <wp:extent cx="5759450" cy="2861310"/>
+            <wp:extent cx="5759450" cy="1794510"/>
             <wp:effectExtent l="0" t="0" r="1270" b="3810"/>
             <wp:docPr id="20" name="Picture 20"/>
             <wp:cNvGraphicFramePr>
@@ -18009,7 +18088,7 @@
                   <pic:spPr>
                     <a:xfrm>
                       <a:off x="0" y="0"/>
-                      <a:ext cx="5760000" cy="2861463"/>
+                      <a:ext cx="5760000" cy="1794934"/>
                     </a:xfrm>
                     <a:prstGeom prst="rect">
                       <a:avLst/>
@@ -18040,19 +18119,19 @@
         <w:fldChar w:fldCharType="separate"/>
       </w:r>
       <w:r>
-        <w:t>16</w:t>
-      </w:r>
-      <w:r>
-        <w:fldChar w:fldCharType="end"/>
-      </w:r>
-      <w:r>
-        <w:t>. Precision, Recall, F1 của Random Forest theo ngưỡng phân loại</w:t>
+        <w:t>14</w:t>
+      </w:r>
+      <w:r>
+        <w:fldChar w:fldCharType="end"/>
+      </w:r>
+      <w:r>
+        <w:t>. Ma trận nhầm lẫn của 3 mô hình trên tập test</w:t>
       </w:r>
       <w:bookmarkEnd w:id="86"/>
     </w:p>
     <w:p>
       <w:r>
-        <w:t>Hình 3.17 trình bày 15 đặc trưng quan trọng nhất của Random Forest; đứng đầu là V14, V12, V10, V4, V17, khớp với các đặc trưng có tương quan mạnh với nhãn ở phần khảo sát dữ liệu.</w:t>
+        <w:t>Đường Precision–Recall và ROC (Hình 3.15) minh họa nhận định ở Chương 2: cả ba mô hình đều có ROC-AUC cao (trên 0,9), nhưng PR-AUC chênh lệch rất lớn – PR-AUC mới phản ánh đúng khả năng phát hiện gian lận.</w:t>
       </w:r>
     </w:p>
     <w:p>
@@ -18064,8 +18143,8 @@
       <w:r>
         <w:drawing>
           <wp:inline distT="0" distB="0" distL="114300" distR="114300">
-            <wp:extent cx="5039995" cy="3151505"/>
-            <wp:effectExtent l="0" t="0" r="4445" b="3175"/>
+            <wp:extent cx="5759450" cy="2517775"/>
+            <wp:effectExtent l="0" t="0" r="1270" b="12065"/>
             <wp:docPr id="21" name="Picture 21"/>
             <wp:cNvGraphicFramePr>
               <a:graphicFrameLocks xmlns:a="http://schemas.openxmlformats.org/drawingml/2006/main" noChangeAspect="1"/>
@@ -18088,6 +18167,164 @@
                   <pic:spPr>
                     <a:xfrm>
                       <a:off x="0" y="0"/>
+                      <a:ext cx="5760000" cy="2518379"/>
+                    </a:xfrm>
+                    <a:prstGeom prst="rect">
+                      <a:avLst/>
+                    </a:prstGeom>
+                  </pic:spPr>
+                </pic:pic>
+              </a:graphicData>
+            </a:graphic>
+          </wp:inline>
+        </w:drawing>
+      </w:r>
+    </w:p>
+    <w:p>
+      <w:pPr>
+        <w:pStyle w:val="7"/>
+      </w:pPr>
+      <w:bookmarkStart w:id="87" w:name="_Cap_32"/>
+      <w:r>
+        <w:t>Hình 3.</w:t>
+      </w:r>
+      <w:r>
+        <w:fldChar w:fldCharType="begin"/>
+      </w:r>
+      <w:r>
+        <w:instrText xml:space="preserve"> SEQ Hình_3. \* ARABIC </w:instrText>
+      </w:r>
+      <w:r>
+        <w:fldChar w:fldCharType="separate"/>
+      </w:r>
+      <w:r>
+        <w:t>15</w:t>
+      </w:r>
+      <w:r>
+        <w:fldChar w:fldCharType="end"/>
+      </w:r>
+      <w:r>
+        <w:t>. Đường Precision–Recall và ROC của 3 mô hình</w:t>
+      </w:r>
+      <w:bookmarkEnd w:id="87"/>
+    </w:p>
+    <w:p>
+      <w:r>
+        <w:t>Hình 3.16 cho thấy tác động của ngưỡng phân loại với Random Forest: tăng ngưỡng làm Precision tăng và Recall giảm. Ngưỡng đã tinh chỉnh (0,421) được chọn trên tập validation, không dùng tập test.</w:t>
+      </w:r>
+    </w:p>
+    <w:p>
+      <w:pPr>
+        <w:keepNext/>
+        <w:ind w:firstLine="0"/>
+        <w:jc w:val="center"/>
+      </w:pPr>
+      <w:r>
+        <w:drawing>
+          <wp:inline distT="0" distB="0" distL="114300" distR="114300">
+            <wp:extent cx="5759450" cy="2861310"/>
+            <wp:effectExtent l="0" t="0" r="1270" b="3810"/>
+            <wp:docPr id="22" name="Picture 22"/>
+            <wp:cNvGraphicFramePr>
+              <a:graphicFrameLocks xmlns:a="http://schemas.openxmlformats.org/drawingml/2006/main" noChangeAspect="1"/>
+            </wp:cNvGraphicFramePr>
+            <a:graphic xmlns:a="http://schemas.openxmlformats.org/drawingml/2006/main">
+              <a:graphicData uri="http://schemas.openxmlformats.org/drawingml/2006/picture">
+                <pic:pic xmlns:pic="http://schemas.openxmlformats.org/drawingml/2006/picture">
+                  <pic:nvPicPr>
+                    <pic:cNvPr id="22" name="Picture 22"/>
+                    <pic:cNvPicPr>
+                      <a:picLocks noChangeAspect="1"/>
+                    </pic:cNvPicPr>
+                  </pic:nvPicPr>
+                  <pic:blipFill>
+                    <a:blip r:embed="rId30"/>
+                    <a:stretch>
+                      <a:fillRect/>
+                    </a:stretch>
+                  </pic:blipFill>
+                  <pic:spPr>
+                    <a:xfrm>
+                      <a:off x="0" y="0"/>
+                      <a:ext cx="5760000" cy="2861463"/>
+                    </a:xfrm>
+                    <a:prstGeom prst="rect">
+                      <a:avLst/>
+                    </a:prstGeom>
+                  </pic:spPr>
+                </pic:pic>
+              </a:graphicData>
+            </a:graphic>
+          </wp:inline>
+        </w:drawing>
+      </w:r>
+    </w:p>
+    <w:p>
+      <w:pPr>
+        <w:pStyle w:val="7"/>
+      </w:pPr>
+      <w:bookmarkStart w:id="88" w:name="_Cap_33"/>
+      <w:r>
+        <w:t>Hình 3.</w:t>
+      </w:r>
+      <w:r>
+        <w:fldChar w:fldCharType="begin"/>
+      </w:r>
+      <w:r>
+        <w:instrText xml:space="preserve"> SEQ Hình_3. \* ARABIC </w:instrText>
+      </w:r>
+      <w:r>
+        <w:fldChar w:fldCharType="separate"/>
+      </w:r>
+      <w:r>
+        <w:t>16</w:t>
+      </w:r>
+      <w:r>
+        <w:fldChar w:fldCharType="end"/>
+      </w:r>
+      <w:r>
+        <w:t>. Precision, Recall, F1 của Random Forest theo ngưỡng phân loại</w:t>
+      </w:r>
+      <w:bookmarkEnd w:id="88"/>
+    </w:p>
+    <w:p>
+      <w:r>
+        <w:t>Hình 3.17 trình bày 15 đặc trưng quan trọng nhất của Random Forest; đứng đầu là V14, V12, V10, V4, V17, khớp với các đặc trưng có tương quan mạnh với nhãn ở phần khảo sát dữ liệu.</w:t>
+      </w:r>
+    </w:p>
+    <w:p>
+      <w:pPr>
+        <w:keepNext/>
+        <w:ind w:firstLine="0"/>
+        <w:jc w:val="center"/>
+      </w:pPr>
+      <w:r>
+        <w:drawing>
+          <wp:inline distT="0" distB="0" distL="114300" distR="114300">
+            <wp:extent cx="5039995" cy="3151505"/>
+            <wp:effectExtent l="0" t="0" r="4445" b="3175"/>
+            <wp:docPr id="23" name="Picture 23"/>
+            <wp:cNvGraphicFramePr>
+              <a:graphicFrameLocks xmlns:a="http://schemas.openxmlformats.org/drawingml/2006/main" noChangeAspect="1"/>
+            </wp:cNvGraphicFramePr>
+            <a:graphic xmlns:a="http://schemas.openxmlformats.org/drawingml/2006/main">
+              <a:graphicData uri="http://schemas.openxmlformats.org/drawingml/2006/picture">
+                <pic:pic xmlns:pic="http://schemas.openxmlformats.org/drawingml/2006/picture">
+                  <pic:nvPicPr>
+                    <pic:cNvPr id="23" name="Picture 23"/>
+                    <pic:cNvPicPr>
+                      <a:picLocks noChangeAspect="1"/>
+                    </pic:cNvPicPr>
+                  </pic:nvPicPr>
+                  <pic:blipFill>
+                    <a:blip r:embed="rId31"/>
+                    <a:stretch>
+                      <a:fillRect/>
+                    </a:stretch>
+                  </pic:blipFill>
+                  <pic:spPr>
+                    <a:xfrm>
+                      <a:off x="0" y="0"/>
                       <a:ext cx="5040000" cy="3151671"/>
                     </a:xfrm>
                     <a:prstGeom prst="rect">
@@ -18105,7 +18342,7 @@
       <w:pPr>
         <w:pStyle w:val="7"/>
       </w:pPr>
-      <w:bookmarkStart w:id="87" w:name="_Cap_32"/>
+      <w:bookmarkStart w:id="89" w:name="_Cap_34"/>
       <w:r>
         <w:t>Hình 3.</w:t>
       </w:r>
@@ -18127,17 +18364,17 @@
       <w:r>
         <w:t>. Mức độ quan trọng của đặc trưng trong Random Forest</w:t>
       </w:r>
-      <w:bookmarkEnd w:id="87"/>
+      <w:bookmarkEnd w:id="89"/>
     </w:p>
     <w:p>
       <w:pPr>
         <w:pStyle w:val="25"/>
       </w:pPr>
-      <w:bookmarkStart w:id="88" w:name="_Toc1878"/>
+      <w:bookmarkStart w:id="90" w:name="_Toc29918"/>
       <w:r>
         <w:t>Ảnh hưởng của đặc trưng giờ</w:t>
       </w:r>
-      <w:bookmarkEnd w:id="88"/>
+      <w:bookmarkEnd w:id="90"/>
     </w:p>
     <w:p>
       <w:r>
@@ -18149,7 +18386,7 @@
         <w:pStyle w:val="7"/>
         <w:keepNext/>
       </w:pPr>
-      <w:bookmarkStart w:id="89" w:name="_Cap_33"/>
+      <w:bookmarkStart w:id="91" w:name="_Cap_35"/>
       <w:r>
         <w:t>Bảng 3.</w:t>
       </w:r>
@@ -18171,7 +18408,7 @@
       <w:r>
         <w:t>. So sánh trước và sau khi thay Time_scaled bằng đặc trưng giờ (tham số mặc định, ngưỡng 0,5)</w:t>
       </w:r>
-      <w:bookmarkEnd w:id="89"/>
+      <w:bookmarkEnd w:id="91"/>
     </w:p>
     <w:tbl>
       <w:tblPr>
@@ -18630,7 +18867,7 @@
           <wp:inline distT="0" distB="0" distL="114300" distR="114300">
             <wp:extent cx="5759450" cy="1918970"/>
             <wp:effectExtent l="0" t="0" r="1270" b="1270"/>
-            <wp:docPr id="22" name="Picture 22"/>
+            <wp:docPr id="24" name="Picture 24"/>
             <wp:cNvGraphicFramePr>
               <a:graphicFrameLocks xmlns:a="http://schemas.openxmlformats.org/drawingml/2006/main" noChangeAspect="1"/>
             </wp:cNvGraphicFramePr>
@@ -18638,13 +18875,13 @@
               <a:graphicData uri="http://schemas.openxmlformats.org/drawingml/2006/picture">
                 <pic:pic xmlns:pic="http://schemas.openxmlformats.org/drawingml/2006/picture">
                   <pic:nvPicPr>
-                    <pic:cNvPr id="22" name="Picture 22"/>
+                    <pic:cNvPr id="24" name="Picture 24"/>
                     <pic:cNvPicPr>
                       <a:picLocks noChangeAspect="1"/>
                     </pic:cNvPicPr>
                   </pic:nvPicPr>
                   <pic:blipFill>
-                    <a:blip r:embed="rId30"/>
+                    <a:blip r:embed="rId32"/>
                     <a:stretch>
                       <a:fillRect/>
                     </a:stretch>
@@ -18669,7 +18906,7 @@
       <w:pPr>
         <w:pStyle w:val="7"/>
       </w:pPr>
-      <w:bookmarkStart w:id="90" w:name="_Cap_34"/>
+      <w:bookmarkStart w:id="92" w:name="_Cap_36"/>
       <w:r>
         <w:t>Hình 3.</w:t>
       </w:r>
@@ -18691,7 +18928,7 @@
       <w:r>
         <w:t>. Ảnh hưởng của đặc trưng giờ đến các độ đo</w:t>
       </w:r>
-      <w:bookmarkEnd w:id="90"/>
+      <w:bookmarkEnd w:id="92"/>
     </w:p>
     <w:p>
       <w:r>
@@ -18720,11 +18957,11 @@
       <w:pPr>
         <w:pStyle w:val="25"/>
       </w:pPr>
-      <w:bookmarkStart w:id="91" w:name="_Toc9242"/>
+      <w:bookmarkStart w:id="93" w:name="_Toc11605"/>
       <w:r>
         <w:t>Phân tích và thảo luận</w:t>
       </w:r>
-      <w:bookmarkEnd w:id="91"/>
+      <w:bookmarkEnd w:id="93"/>
     </w:p>
     <w:p>
       <w:pPr>
@@ -18796,11 +19033,11 @@
       <w:pPr>
         <w:pStyle w:val="23"/>
       </w:pPr>
-      <w:bookmarkStart w:id="92" w:name="_Toc10993"/>
+      <w:bookmarkStart w:id="94" w:name="_Toc18991"/>
       <w:r>
         <w:t>Trực quan hóa giao dịch nghi vấn</w:t>
       </w:r>
-      <w:bookmarkEnd w:id="92"/>
+      <w:bookmarkEnd w:id="94"/>
     </w:p>
     <w:p>
       <w:r>
@@ -18827,7 +19064,7 @@
           <wp:inline distT="0" distB="0" distL="114300" distR="114300">
             <wp:extent cx="5759450" cy="2719705"/>
             <wp:effectExtent l="0" t="0" r="1270" b="8255"/>
-            <wp:docPr id="23" name="Picture 23"/>
+            <wp:docPr id="25" name="Picture 25"/>
             <wp:cNvGraphicFramePr>
               <a:graphicFrameLocks xmlns:a="http://schemas.openxmlformats.org/drawingml/2006/main" noChangeAspect="1"/>
             </wp:cNvGraphicFramePr>
@@ -18835,13 +19072,13 @@
               <a:graphicData uri="http://schemas.openxmlformats.org/drawingml/2006/picture">
                 <pic:pic xmlns:pic="http://schemas.openxmlformats.org/drawingml/2006/picture">
                   <pic:nvPicPr>
-                    <pic:cNvPr id="23" name="Picture 23"/>
+                    <pic:cNvPr id="25" name="Picture 25"/>
                     <pic:cNvPicPr>
                       <a:picLocks noChangeAspect="1"/>
                     </pic:cNvPicPr>
                   </pic:nvPicPr>
                   <pic:blipFill>
-                    <a:blip r:embed="rId31"/>
+                    <a:blip r:embed="rId33"/>
                     <a:stretch>
                       <a:fillRect/>
                     </a:stretch>
@@ -18866,7 +19103,7 @@
       <w:pPr>
         <w:pStyle w:val="7"/>
       </w:pPr>
-      <w:bookmarkStart w:id="93" w:name="_Cap_35"/>
+      <w:bookmarkStart w:id="95" w:name="_Cap_37"/>
       <w:r>
         <w:t>Hình 3.</w:t>
       </w:r>
@@ -18888,17 +19125,17 @@
       <w:r>
         <w:t>. Các giao dịch nghi vấn do Random Forest phát hiện trên tập test</w:t>
       </w:r>
-      <w:bookmarkEnd w:id="93"/>
+      <w:bookmarkEnd w:id="95"/>
     </w:p>
     <w:p>
       <w:pPr>
         <w:pStyle w:val="23"/>
       </w:pPr>
-      <w:bookmarkStart w:id="94" w:name="_Toc3827"/>
+      <w:bookmarkStart w:id="96" w:name="_Toc28494"/>
       <w:r>
         <w:t>Ứng dụng minh họa</w:t>
       </w:r>
-      <w:bookmarkEnd w:id="94"/>
+      <w:bookmarkEnd w:id="96"/>
     </w:p>
     <w:p>
       <w:r>
@@ -18998,11 +19235,11 @@
       <w:pPr>
         <w:pStyle w:val="23"/>
       </w:pPr>
-      <w:bookmarkStart w:id="95" w:name="_Toc2444"/>
+      <w:bookmarkStart w:id="97" w:name="_Toc24986"/>
       <w:r>
         <w:t>Hạn chế của giải pháp</w:t>
       </w:r>
-      <w:bookmarkEnd w:id="95"/>
+      <w:bookmarkEnd w:id="97"/>
     </w:p>
     <w:p>
       <w:pPr>
@@ -19057,11 +19294,11 @@
         <w:pStyle w:val="36"/>
         <w:pageBreakBefore/>
       </w:pPr>
-      <w:bookmarkStart w:id="96" w:name="_Toc13658"/>
+      <w:bookmarkStart w:id="98" w:name="_Toc10158"/>
       <w:r>
         <w:t>KẾT LUẬN VÀ HƯỚNG PHÁT TRIỂN</w:t>
       </w:r>
-      <w:bookmarkEnd w:id="96"/>
+      <w:bookmarkEnd w:id="98"/>
     </w:p>
     <w:p>
       <w:r>
@@ -19183,11 +19420,11 @@
         <w:pStyle w:val="36"/>
         <w:pageBreakBefore/>
       </w:pPr>
-      <w:bookmarkStart w:id="97" w:name="_Toc28885"/>
+      <w:bookmarkStart w:id="99" w:name="_Toc30905"/>
       <w:r>
         <w:t>TÀI LIỆU THAM KHẢO</w:t>
       </w:r>
-      <w:bookmarkEnd w:id="97"/>
+      <w:bookmarkEnd w:id="99"/>
     </w:p>
     <w:p>
       <w:pPr>

--- a/reports/final_report.docx
+++ b/reports/final_report.docx
@@ -829,7 +829,7 @@
         <w:pStyle w:val="36"/>
       </w:pPr>
       <w:bookmarkStart w:id="0" w:name="_Toc200285851"/>
-      <w:bookmarkStart w:id="1" w:name="_Toc18725"/>
+      <w:bookmarkStart w:id="1" w:name="_Toc29826"/>
       <w:r>
         <w:t>MỤC LỤC</w:t>
       </w:r>
@@ -856,7 +856,7 @@
         <w:fldChar w:fldCharType="begin"/>
       </w:r>
       <w:r>
-        <w:instrText xml:space="preserve"> HYPERLINK \l _Toc18725 </w:instrText>
+        <w:instrText xml:space="preserve"> HYPERLINK \l _Toc29826 </w:instrText>
       </w:r>
       <w:r>
         <w:fldChar w:fldCharType="separate"/>
@@ -871,7 +871,7 @@
         <w:fldChar w:fldCharType="begin"/>
       </w:r>
       <w:r>
-        <w:instrText xml:space="preserve"> PAGEREF _Toc18725 \h </w:instrText>
+        <w:instrText xml:space="preserve"> PAGEREF _Toc29826 \h </w:instrText>
       </w:r>
       <w:r>
         <w:fldChar w:fldCharType="separate"/>
@@ -897,7 +897,7 @@
         <w:fldChar w:fldCharType="begin"/>
       </w:r>
       <w:r>
-        <w:instrText xml:space="preserve"> HYPERLINK \l _Toc385 </w:instrText>
+        <w:instrText xml:space="preserve"> HYPERLINK \l _Toc30108 </w:instrText>
       </w:r>
       <w:r>
         <w:fldChar w:fldCharType="separate"/>
@@ -912,7 +912,7 @@
         <w:fldChar w:fldCharType="begin"/>
       </w:r>
       <w:r>
-        <w:instrText xml:space="preserve"> PAGEREF _Toc385 \h </w:instrText>
+        <w:instrText xml:space="preserve"> PAGEREF _Toc30108 \h </w:instrText>
       </w:r>
       <w:r>
         <w:fldChar w:fldCharType="separate"/>
@@ -938,7 +938,7 @@
         <w:fldChar w:fldCharType="begin"/>
       </w:r>
       <w:r>
-        <w:instrText xml:space="preserve"> HYPERLINK \l _Toc22582 </w:instrText>
+        <w:instrText xml:space="preserve"> HYPERLINK \l _Toc2174 </w:instrText>
       </w:r>
       <w:r>
         <w:fldChar w:fldCharType="separate"/>
@@ -953,7 +953,7 @@
         <w:fldChar w:fldCharType="begin"/>
       </w:r>
       <w:r>
-        <w:instrText xml:space="preserve"> PAGEREF _Toc22582 \h </w:instrText>
+        <w:instrText xml:space="preserve"> PAGEREF _Toc2174 \h </w:instrText>
       </w:r>
       <w:r>
         <w:fldChar w:fldCharType="separate"/>
@@ -979,7 +979,7 @@
         <w:fldChar w:fldCharType="begin"/>
       </w:r>
       <w:r>
-        <w:instrText xml:space="preserve"> HYPERLINK \l _Toc27887 </w:instrText>
+        <w:instrText xml:space="preserve"> HYPERLINK \l _Toc10425 </w:instrText>
       </w:r>
       <w:r>
         <w:fldChar w:fldCharType="separate"/>
@@ -1000,7 +1000,7 @@
         <w:fldChar w:fldCharType="begin"/>
       </w:r>
       <w:r>
-        <w:instrText xml:space="preserve"> PAGEREF _Toc27887 \h </w:instrText>
+        <w:instrText xml:space="preserve"> PAGEREF _Toc10425 \h </w:instrText>
       </w:r>
       <w:r>
         <w:fldChar w:fldCharType="separate"/>
@@ -1026,7 +1026,7 @@
         <w:fldChar w:fldCharType="begin"/>
       </w:r>
       <w:r>
-        <w:instrText xml:space="preserve"> HYPERLINK \l _Toc23470 </w:instrText>
+        <w:instrText xml:space="preserve"> HYPERLINK \l _Toc11032 </w:instrText>
       </w:r>
       <w:r>
         <w:fldChar w:fldCharType="separate"/>
@@ -1047,7 +1047,7 @@
         <w:fldChar w:fldCharType="begin"/>
       </w:r>
       <w:r>
-        <w:instrText xml:space="preserve"> PAGEREF _Toc23470 \h </w:instrText>
+        <w:instrText xml:space="preserve"> PAGEREF _Toc11032 \h </w:instrText>
       </w:r>
       <w:r>
         <w:fldChar w:fldCharType="separate"/>
@@ -1073,7 +1073,7 @@
         <w:fldChar w:fldCharType="begin"/>
       </w:r>
       <w:r>
-        <w:instrText xml:space="preserve"> HYPERLINK \l _Toc25183 </w:instrText>
+        <w:instrText xml:space="preserve"> HYPERLINK \l _Toc29111 </w:instrText>
       </w:r>
       <w:r>
         <w:fldChar w:fldCharType="separate"/>
@@ -1094,7 +1094,7 @@
         <w:fldChar w:fldCharType="begin"/>
       </w:r>
       <w:r>
-        <w:instrText xml:space="preserve"> PAGEREF _Toc25183 \h </w:instrText>
+        <w:instrText xml:space="preserve"> PAGEREF _Toc29111 \h </w:instrText>
       </w:r>
       <w:r>
         <w:fldChar w:fldCharType="separate"/>
@@ -1120,7 +1120,7 @@
         <w:fldChar w:fldCharType="begin"/>
       </w:r>
       <w:r>
-        <w:instrText xml:space="preserve"> HYPERLINK \l _Toc2156 </w:instrText>
+        <w:instrText xml:space="preserve"> HYPERLINK \l _Toc4051 </w:instrText>
       </w:r>
       <w:r>
         <w:fldChar w:fldCharType="separate"/>
@@ -1141,7 +1141,7 @@
         <w:fldChar w:fldCharType="begin"/>
       </w:r>
       <w:r>
-        <w:instrText xml:space="preserve"> PAGEREF _Toc2156 \h </w:instrText>
+        <w:instrText xml:space="preserve"> PAGEREF _Toc4051 \h </w:instrText>
       </w:r>
       <w:r>
         <w:fldChar w:fldCharType="separate"/>
@@ -1167,7 +1167,7 @@
         <w:fldChar w:fldCharType="begin"/>
       </w:r>
       <w:r>
-        <w:instrText xml:space="preserve"> HYPERLINK \l _Toc3861 </w:instrText>
+        <w:instrText xml:space="preserve"> HYPERLINK \l _Toc3589 </w:instrText>
       </w:r>
       <w:r>
         <w:fldChar w:fldCharType="separate"/>
@@ -1188,7 +1188,7 @@
         <w:fldChar w:fldCharType="begin"/>
       </w:r>
       <w:r>
-        <w:instrText xml:space="preserve"> PAGEREF _Toc3861 \h </w:instrText>
+        <w:instrText xml:space="preserve"> PAGEREF _Toc3589 \h </w:instrText>
       </w:r>
       <w:r>
         <w:fldChar w:fldCharType="separate"/>
@@ -1214,7 +1214,7 @@
         <w:fldChar w:fldCharType="begin"/>
       </w:r>
       <w:r>
-        <w:instrText xml:space="preserve"> HYPERLINK \l _Toc23322 </w:instrText>
+        <w:instrText xml:space="preserve"> HYPERLINK \l _Toc16014 </w:instrText>
       </w:r>
       <w:r>
         <w:fldChar w:fldCharType="separate"/>
@@ -1235,7 +1235,7 @@
         <w:fldChar w:fldCharType="begin"/>
       </w:r>
       <w:r>
-        <w:instrText xml:space="preserve"> PAGEREF _Toc23322 \h </w:instrText>
+        <w:instrText xml:space="preserve"> PAGEREF _Toc16014 \h </w:instrText>
       </w:r>
       <w:r>
         <w:fldChar w:fldCharType="separate"/>
@@ -1258,7 +1258,7 @@
         <w:fldChar w:fldCharType="begin"/>
       </w:r>
       <w:r>
-        <w:instrText xml:space="preserve"> HYPERLINK \l _Toc14267 </w:instrText>
+        <w:instrText xml:space="preserve"> HYPERLINK \l _Toc19845 </w:instrText>
       </w:r>
       <w:r>
         <w:fldChar w:fldCharType="separate"/>
@@ -1273,7 +1273,7 @@
         <w:fldChar w:fldCharType="begin"/>
       </w:r>
       <w:r>
-        <w:instrText xml:space="preserve"> PAGEREF _Toc14267 \h </w:instrText>
+        <w:instrText xml:space="preserve"> PAGEREF _Toc19845 \h </w:instrText>
       </w:r>
       <w:r>
         <w:fldChar w:fldCharType="separate"/>
@@ -1296,7 +1296,7 @@
         <w:fldChar w:fldCharType="begin"/>
       </w:r>
       <w:r>
-        <w:instrText xml:space="preserve"> HYPERLINK \l _Toc32187 </w:instrText>
+        <w:instrText xml:space="preserve"> HYPERLINK \l _Toc6429 </w:instrText>
       </w:r>
       <w:r>
         <w:fldChar w:fldCharType="separate"/>
@@ -1311,7 +1311,7 @@
         <w:fldChar w:fldCharType="begin"/>
       </w:r>
       <w:r>
-        <w:instrText xml:space="preserve"> PAGEREF _Toc32187 \h </w:instrText>
+        <w:instrText xml:space="preserve"> PAGEREF _Toc6429 \h </w:instrText>
       </w:r>
       <w:r>
         <w:fldChar w:fldCharType="separate"/>
@@ -1334,7 +1334,7 @@
         <w:fldChar w:fldCharType="begin"/>
       </w:r>
       <w:r>
-        <w:instrText xml:space="preserve"> HYPERLINK \l _Toc32319 </w:instrText>
+        <w:instrText xml:space="preserve"> HYPERLINK \l _Toc32334 </w:instrText>
       </w:r>
       <w:r>
         <w:fldChar w:fldCharType="separate"/>
@@ -1349,7 +1349,7 @@
         <w:fldChar w:fldCharType="begin"/>
       </w:r>
       <w:r>
-        <w:instrText xml:space="preserve"> PAGEREF _Toc32319 \h </w:instrText>
+        <w:instrText xml:space="preserve"> PAGEREF _Toc32334 \h </w:instrText>
       </w:r>
       <w:r>
         <w:fldChar w:fldCharType="separate"/>
@@ -1375,7 +1375,7 @@
         <w:fldChar w:fldCharType="begin"/>
       </w:r>
       <w:r>
-        <w:instrText xml:space="preserve"> HYPERLINK \l _Toc4758 </w:instrText>
+        <w:instrText xml:space="preserve"> HYPERLINK \l _Toc8837 </w:instrText>
       </w:r>
       <w:r>
         <w:fldChar w:fldCharType="separate"/>
@@ -1396,7 +1396,7 @@
         <w:fldChar w:fldCharType="begin"/>
       </w:r>
       <w:r>
-        <w:instrText xml:space="preserve"> PAGEREF _Toc4758 \h </w:instrText>
+        <w:instrText xml:space="preserve"> PAGEREF _Toc8837 \h </w:instrText>
       </w:r>
       <w:r>
         <w:fldChar w:fldCharType="separate"/>
@@ -1422,7 +1422,7 @@
         <w:fldChar w:fldCharType="begin"/>
       </w:r>
       <w:r>
-        <w:instrText xml:space="preserve"> HYPERLINK \l _Toc11163 </w:instrText>
+        <w:instrText xml:space="preserve"> HYPERLINK \l _Toc30576 </w:instrText>
       </w:r>
       <w:r>
         <w:fldChar w:fldCharType="separate"/>
@@ -1443,7 +1443,7 @@
         <w:fldChar w:fldCharType="begin"/>
       </w:r>
       <w:r>
-        <w:instrText xml:space="preserve"> PAGEREF _Toc11163 \h </w:instrText>
+        <w:instrText xml:space="preserve"> PAGEREF _Toc30576 \h </w:instrText>
       </w:r>
       <w:r>
         <w:fldChar w:fldCharType="separate"/>
@@ -1469,7 +1469,7 @@
         <w:fldChar w:fldCharType="begin"/>
       </w:r>
       <w:r>
-        <w:instrText xml:space="preserve"> HYPERLINK \l _Toc22366 </w:instrText>
+        <w:instrText xml:space="preserve"> HYPERLINK \l _Toc15661 </w:instrText>
       </w:r>
       <w:r>
         <w:fldChar w:fldCharType="separate"/>
@@ -1490,7 +1490,7 @@
         <w:fldChar w:fldCharType="begin"/>
       </w:r>
       <w:r>
-        <w:instrText xml:space="preserve"> PAGEREF _Toc22366 \h </w:instrText>
+        <w:instrText xml:space="preserve"> PAGEREF _Toc15661 \h </w:instrText>
       </w:r>
       <w:r>
         <w:fldChar w:fldCharType="separate"/>
@@ -1516,7 +1516,7 @@
         <w:fldChar w:fldCharType="begin"/>
       </w:r>
       <w:r>
-        <w:instrText xml:space="preserve"> HYPERLINK \l _Toc17612 </w:instrText>
+        <w:instrText xml:space="preserve"> HYPERLINK \l _Toc17130 </w:instrText>
       </w:r>
       <w:r>
         <w:fldChar w:fldCharType="separate"/>
@@ -1537,7 +1537,7 @@
         <w:fldChar w:fldCharType="begin"/>
       </w:r>
       <w:r>
-        <w:instrText xml:space="preserve"> PAGEREF _Toc17612 \h </w:instrText>
+        <w:instrText xml:space="preserve"> PAGEREF _Toc17130 \h </w:instrText>
       </w:r>
       <w:r>
         <w:fldChar w:fldCharType="separate"/>
@@ -1563,7 +1563,7 @@
         <w:fldChar w:fldCharType="begin"/>
       </w:r>
       <w:r>
-        <w:instrText xml:space="preserve"> HYPERLINK \l _Toc27347 </w:instrText>
+        <w:instrText xml:space="preserve"> HYPERLINK \l _Toc32646 </w:instrText>
       </w:r>
       <w:r>
         <w:fldChar w:fldCharType="separate"/>
@@ -1584,7 +1584,7 @@
         <w:fldChar w:fldCharType="begin"/>
       </w:r>
       <w:r>
-        <w:instrText xml:space="preserve"> PAGEREF _Toc27347 \h </w:instrText>
+        <w:instrText xml:space="preserve"> PAGEREF _Toc32646 \h </w:instrText>
       </w:r>
       <w:r>
         <w:fldChar w:fldCharType="separate"/>
@@ -1607,7 +1607,7 @@
         <w:fldChar w:fldCharType="begin"/>
       </w:r>
       <w:r>
-        <w:instrText xml:space="preserve"> HYPERLINK \l _Toc11390 </w:instrText>
+        <w:instrText xml:space="preserve"> HYPERLINK \l _Toc10286 </w:instrText>
       </w:r>
       <w:r>
         <w:fldChar w:fldCharType="separate"/>
@@ -1622,7 +1622,7 @@
         <w:fldChar w:fldCharType="begin"/>
       </w:r>
       <w:r>
-        <w:instrText xml:space="preserve"> PAGEREF _Toc11390 \h </w:instrText>
+        <w:instrText xml:space="preserve"> PAGEREF _Toc10286 \h </w:instrText>
       </w:r>
       <w:r>
         <w:fldChar w:fldCharType="separate"/>
@@ -1645,7 +1645,7 @@
         <w:fldChar w:fldCharType="begin"/>
       </w:r>
       <w:r>
-        <w:instrText xml:space="preserve"> HYPERLINK \l _Toc4140 </w:instrText>
+        <w:instrText xml:space="preserve"> HYPERLINK \l _Toc31472 </w:instrText>
       </w:r>
       <w:r>
         <w:fldChar w:fldCharType="separate"/>
@@ -1660,7 +1660,7 @@
         <w:fldChar w:fldCharType="begin"/>
       </w:r>
       <w:r>
-        <w:instrText xml:space="preserve"> PAGEREF _Toc4140 \h </w:instrText>
+        <w:instrText xml:space="preserve"> PAGEREF _Toc31472 \h </w:instrText>
       </w:r>
       <w:r>
         <w:fldChar w:fldCharType="separate"/>
@@ -1686,7 +1686,7 @@
         <w:fldChar w:fldCharType="begin"/>
       </w:r>
       <w:r>
-        <w:instrText xml:space="preserve"> HYPERLINK \l _Toc24387 </w:instrText>
+        <w:instrText xml:space="preserve"> HYPERLINK \l _Toc9193 </w:instrText>
       </w:r>
       <w:r>
         <w:fldChar w:fldCharType="separate"/>
@@ -1707,7 +1707,7 @@
         <w:fldChar w:fldCharType="begin"/>
       </w:r>
       <w:r>
-        <w:instrText xml:space="preserve"> PAGEREF _Toc24387 \h </w:instrText>
+        <w:instrText xml:space="preserve"> PAGEREF _Toc9193 \h </w:instrText>
       </w:r>
       <w:r>
         <w:fldChar w:fldCharType="separate"/>
@@ -1730,7 +1730,7 @@
         <w:fldChar w:fldCharType="begin"/>
       </w:r>
       <w:r>
-        <w:instrText xml:space="preserve"> HYPERLINK \l _Toc26377 </w:instrText>
+        <w:instrText xml:space="preserve"> HYPERLINK \l _Toc28403 </w:instrText>
       </w:r>
       <w:r>
         <w:fldChar w:fldCharType="separate"/>
@@ -1745,7 +1745,7 @@
         <w:fldChar w:fldCharType="begin"/>
       </w:r>
       <w:r>
-        <w:instrText xml:space="preserve"> PAGEREF _Toc26377 \h </w:instrText>
+        <w:instrText xml:space="preserve"> PAGEREF _Toc28403 \h </w:instrText>
       </w:r>
       <w:r>
         <w:fldChar w:fldCharType="separate"/>
@@ -1768,7 +1768,7 @@
         <w:fldChar w:fldCharType="begin"/>
       </w:r>
       <w:r>
-        <w:instrText xml:space="preserve"> HYPERLINK \l _Toc1609 </w:instrText>
+        <w:instrText xml:space="preserve"> HYPERLINK \l _Toc32488 </w:instrText>
       </w:r>
       <w:r>
         <w:fldChar w:fldCharType="separate"/>
@@ -1783,7 +1783,7 @@
         <w:fldChar w:fldCharType="begin"/>
       </w:r>
       <w:r>
-        <w:instrText xml:space="preserve"> PAGEREF _Toc1609 \h </w:instrText>
+        <w:instrText xml:space="preserve"> PAGEREF _Toc32488 \h </w:instrText>
       </w:r>
       <w:r>
         <w:fldChar w:fldCharType="separate"/>
@@ -1806,7 +1806,7 @@
         <w:fldChar w:fldCharType="begin"/>
       </w:r>
       <w:r>
-        <w:instrText xml:space="preserve"> HYPERLINK \l _Toc959 </w:instrText>
+        <w:instrText xml:space="preserve"> HYPERLINK \l _Toc29436 </w:instrText>
       </w:r>
       <w:r>
         <w:fldChar w:fldCharType="separate"/>
@@ -1821,7 +1821,7 @@
         <w:fldChar w:fldCharType="begin"/>
       </w:r>
       <w:r>
-        <w:instrText xml:space="preserve"> PAGEREF _Toc959 \h </w:instrText>
+        <w:instrText xml:space="preserve"> PAGEREF _Toc29436 \h </w:instrText>
       </w:r>
       <w:r>
         <w:fldChar w:fldCharType="separate"/>
@@ -1844,7 +1844,7 @@
         <w:fldChar w:fldCharType="begin"/>
       </w:r>
       <w:r>
-        <w:instrText xml:space="preserve"> HYPERLINK \l _Toc15593 </w:instrText>
+        <w:instrText xml:space="preserve"> HYPERLINK \l _Toc1365 </w:instrText>
       </w:r>
       <w:r>
         <w:fldChar w:fldCharType="separate"/>
@@ -1859,7 +1859,7 @@
         <w:fldChar w:fldCharType="begin"/>
       </w:r>
       <w:r>
-        <w:instrText xml:space="preserve"> PAGEREF _Toc15593 \h </w:instrText>
+        <w:instrText xml:space="preserve"> PAGEREF _Toc1365 \h </w:instrText>
       </w:r>
       <w:r>
         <w:fldChar w:fldCharType="separate"/>
@@ -1882,7 +1882,7 @@
         <w:fldChar w:fldCharType="begin"/>
       </w:r>
       <w:r>
-        <w:instrText xml:space="preserve"> HYPERLINK \l _Toc29500 </w:instrText>
+        <w:instrText xml:space="preserve"> HYPERLINK \l _Toc13117 </w:instrText>
       </w:r>
       <w:r>
         <w:fldChar w:fldCharType="separate"/>
@@ -1897,7 +1897,7 @@
         <w:fldChar w:fldCharType="begin"/>
       </w:r>
       <w:r>
-        <w:instrText xml:space="preserve"> PAGEREF _Toc29500 \h </w:instrText>
+        <w:instrText xml:space="preserve"> PAGEREF _Toc13117 \h </w:instrText>
       </w:r>
       <w:r>
         <w:fldChar w:fldCharType="separate"/>
@@ -1923,7 +1923,7 @@
         <w:fldChar w:fldCharType="begin"/>
       </w:r>
       <w:r>
-        <w:instrText xml:space="preserve"> HYPERLINK \l _Toc1924 </w:instrText>
+        <w:instrText xml:space="preserve"> HYPERLINK \l _Toc10396 </w:instrText>
       </w:r>
       <w:r>
         <w:fldChar w:fldCharType="separate"/>
@@ -1944,7 +1944,7 @@
         <w:fldChar w:fldCharType="begin"/>
       </w:r>
       <w:r>
-        <w:instrText xml:space="preserve"> PAGEREF _Toc1924 \h </w:instrText>
+        <w:instrText xml:space="preserve"> PAGEREF _Toc10396 \h </w:instrText>
       </w:r>
       <w:r>
         <w:fldChar w:fldCharType="separate"/>
@@ -1970,7 +1970,7 @@
         <w:fldChar w:fldCharType="begin"/>
       </w:r>
       <w:r>
-        <w:instrText xml:space="preserve"> HYPERLINK \l _Toc20181 </w:instrText>
+        <w:instrText xml:space="preserve"> HYPERLINK \l _Toc361 </w:instrText>
       </w:r>
       <w:r>
         <w:fldChar w:fldCharType="separate"/>
@@ -1991,7 +1991,7 @@
         <w:fldChar w:fldCharType="begin"/>
       </w:r>
       <w:r>
-        <w:instrText xml:space="preserve"> PAGEREF _Toc20181 \h </w:instrText>
+        <w:instrText xml:space="preserve"> PAGEREF _Toc361 \h </w:instrText>
       </w:r>
       <w:r>
         <w:fldChar w:fldCharType="separate"/>
@@ -2014,7 +2014,7 @@
         <w:fldChar w:fldCharType="begin"/>
       </w:r>
       <w:r>
-        <w:instrText xml:space="preserve"> HYPERLINK \l _Toc11922 </w:instrText>
+        <w:instrText xml:space="preserve"> HYPERLINK \l _Toc27064 </w:instrText>
       </w:r>
       <w:r>
         <w:fldChar w:fldCharType="separate"/>
@@ -2029,7 +2029,7 @@
         <w:fldChar w:fldCharType="begin"/>
       </w:r>
       <w:r>
-        <w:instrText xml:space="preserve"> PAGEREF _Toc11922 \h </w:instrText>
+        <w:instrText xml:space="preserve"> PAGEREF _Toc27064 \h </w:instrText>
       </w:r>
       <w:r>
         <w:fldChar w:fldCharType="separate"/>
@@ -2052,7 +2052,7 @@
         <w:fldChar w:fldCharType="begin"/>
       </w:r>
       <w:r>
-        <w:instrText xml:space="preserve"> HYPERLINK \l _Toc26558 </w:instrText>
+        <w:instrText xml:space="preserve"> HYPERLINK \l _Toc16472 </w:instrText>
       </w:r>
       <w:r>
         <w:fldChar w:fldCharType="separate"/>
@@ -2067,7 +2067,7 @@
         <w:fldChar w:fldCharType="begin"/>
       </w:r>
       <w:r>
-        <w:instrText xml:space="preserve"> PAGEREF _Toc26558 \h </w:instrText>
+        <w:instrText xml:space="preserve"> PAGEREF _Toc16472 \h </w:instrText>
       </w:r>
       <w:r>
         <w:fldChar w:fldCharType="separate"/>
@@ -2090,7 +2090,7 @@
         <w:fldChar w:fldCharType="begin"/>
       </w:r>
       <w:r>
-        <w:instrText xml:space="preserve"> HYPERLINK \l _Toc1734 </w:instrText>
+        <w:instrText xml:space="preserve"> HYPERLINK \l _Toc5824 </w:instrText>
       </w:r>
       <w:r>
         <w:fldChar w:fldCharType="separate"/>
@@ -2105,7 +2105,7 @@
         <w:fldChar w:fldCharType="begin"/>
       </w:r>
       <w:r>
-        <w:instrText xml:space="preserve"> PAGEREF _Toc1734 \h </w:instrText>
+        <w:instrText xml:space="preserve"> PAGEREF _Toc5824 \h </w:instrText>
       </w:r>
       <w:r>
         <w:fldChar w:fldCharType="separate"/>
@@ -2131,7 +2131,7 @@
         <w:fldChar w:fldCharType="begin"/>
       </w:r>
       <w:r>
-        <w:instrText xml:space="preserve"> HYPERLINK \l _Toc3830 </w:instrText>
+        <w:instrText xml:space="preserve"> HYPERLINK \l _Toc10722 </w:instrText>
       </w:r>
       <w:r>
         <w:fldChar w:fldCharType="separate"/>
@@ -2152,7 +2152,7 @@
         <w:fldChar w:fldCharType="begin"/>
       </w:r>
       <w:r>
-        <w:instrText xml:space="preserve"> PAGEREF _Toc3830 \h </w:instrText>
+        <w:instrText xml:space="preserve"> PAGEREF _Toc10722 \h </w:instrText>
       </w:r>
       <w:r>
         <w:fldChar w:fldCharType="separate"/>
@@ -2178,7 +2178,7 @@
         <w:fldChar w:fldCharType="begin"/>
       </w:r>
       <w:r>
-        <w:instrText xml:space="preserve"> HYPERLINK \l _Toc14263 </w:instrText>
+        <w:instrText xml:space="preserve"> HYPERLINK \l _Toc32223 </w:instrText>
       </w:r>
       <w:r>
         <w:fldChar w:fldCharType="separate"/>
@@ -2199,7 +2199,7 @@
         <w:fldChar w:fldCharType="begin"/>
       </w:r>
       <w:r>
-        <w:instrText xml:space="preserve"> PAGEREF _Toc14263 \h </w:instrText>
+        <w:instrText xml:space="preserve"> PAGEREF _Toc32223 \h </w:instrText>
       </w:r>
       <w:r>
         <w:fldChar w:fldCharType="separate"/>
@@ -2225,7 +2225,7 @@
         <w:fldChar w:fldCharType="begin"/>
       </w:r>
       <w:r>
-        <w:instrText xml:space="preserve"> HYPERLINK \l _Toc26101 </w:instrText>
+        <w:instrText xml:space="preserve"> HYPERLINK \l _Toc10348 </w:instrText>
       </w:r>
       <w:r>
         <w:fldChar w:fldCharType="separate"/>
@@ -2246,7 +2246,7 @@
         <w:fldChar w:fldCharType="begin"/>
       </w:r>
       <w:r>
-        <w:instrText xml:space="preserve"> PAGEREF _Toc26101 \h </w:instrText>
+        <w:instrText xml:space="preserve"> PAGEREF _Toc10348 \h </w:instrText>
       </w:r>
       <w:r>
         <w:fldChar w:fldCharType="separate"/>
@@ -2272,7 +2272,7 @@
         <w:fldChar w:fldCharType="begin"/>
       </w:r>
       <w:r>
-        <w:instrText xml:space="preserve"> HYPERLINK \l _Toc23662 </w:instrText>
+        <w:instrText xml:space="preserve"> HYPERLINK \l _Toc2344 </w:instrText>
       </w:r>
       <w:r>
         <w:fldChar w:fldCharType="separate"/>
@@ -2293,7 +2293,7 @@
         <w:fldChar w:fldCharType="begin"/>
       </w:r>
       <w:r>
-        <w:instrText xml:space="preserve"> PAGEREF _Toc23662 \h </w:instrText>
+        <w:instrText xml:space="preserve"> PAGEREF _Toc2344 \h </w:instrText>
       </w:r>
       <w:r>
         <w:fldChar w:fldCharType="separate"/>
@@ -2319,7 +2319,7 @@
         <w:fldChar w:fldCharType="begin"/>
       </w:r>
       <w:r>
-        <w:instrText xml:space="preserve"> HYPERLINK \l _Toc17752 </w:instrText>
+        <w:instrText xml:space="preserve"> HYPERLINK \l _Toc2555 </w:instrText>
       </w:r>
       <w:r>
         <w:fldChar w:fldCharType="separate"/>
@@ -2340,7 +2340,7 @@
         <w:fldChar w:fldCharType="begin"/>
       </w:r>
       <w:r>
-        <w:instrText xml:space="preserve"> PAGEREF _Toc17752 \h </w:instrText>
+        <w:instrText xml:space="preserve"> PAGEREF _Toc2555 \h </w:instrText>
       </w:r>
       <w:r>
         <w:fldChar w:fldCharType="separate"/>
@@ -2366,7 +2366,7 @@
         <w:fldChar w:fldCharType="begin"/>
       </w:r>
       <w:r>
-        <w:instrText xml:space="preserve"> HYPERLINK \l _Toc30153 </w:instrText>
+        <w:instrText xml:space="preserve"> HYPERLINK \l _Toc4574 </w:instrText>
       </w:r>
       <w:r>
         <w:fldChar w:fldCharType="separate"/>
@@ -2387,7 +2387,7 @@
         <w:fldChar w:fldCharType="begin"/>
       </w:r>
       <w:r>
-        <w:instrText xml:space="preserve"> PAGEREF _Toc30153 \h </w:instrText>
+        <w:instrText xml:space="preserve"> PAGEREF _Toc4574 \h </w:instrText>
       </w:r>
       <w:r>
         <w:fldChar w:fldCharType="separate"/>
@@ -2413,7 +2413,7 @@
         <w:fldChar w:fldCharType="begin"/>
       </w:r>
       <w:r>
-        <w:instrText xml:space="preserve"> HYPERLINK \l _Toc29278 </w:instrText>
+        <w:instrText xml:space="preserve"> HYPERLINK \l _Toc16590 </w:instrText>
       </w:r>
       <w:r>
         <w:fldChar w:fldCharType="separate"/>
@@ -2434,7 +2434,7 @@
         <w:fldChar w:fldCharType="begin"/>
       </w:r>
       <w:r>
-        <w:instrText xml:space="preserve"> PAGEREF _Toc29278 \h </w:instrText>
+        <w:instrText xml:space="preserve"> PAGEREF _Toc16590 \h </w:instrText>
       </w:r>
       <w:r>
         <w:fldChar w:fldCharType="separate"/>
@@ -2460,7 +2460,7 @@
         <w:fldChar w:fldCharType="begin"/>
       </w:r>
       <w:r>
-        <w:instrText xml:space="preserve"> HYPERLINK \l _Toc9364 </w:instrText>
+        <w:instrText xml:space="preserve"> HYPERLINK \l _Toc28457 </w:instrText>
       </w:r>
       <w:r>
         <w:fldChar w:fldCharType="separate"/>
@@ -2481,7 +2481,7 @@
         <w:fldChar w:fldCharType="begin"/>
       </w:r>
       <w:r>
-        <w:instrText xml:space="preserve"> PAGEREF _Toc9364 \h </w:instrText>
+        <w:instrText xml:space="preserve"> PAGEREF _Toc28457 \h </w:instrText>
       </w:r>
       <w:r>
         <w:fldChar w:fldCharType="separate"/>
@@ -2507,7 +2507,7 @@
         <w:fldChar w:fldCharType="begin"/>
       </w:r>
       <w:r>
-        <w:instrText xml:space="preserve"> HYPERLINK \l _Toc24831 </w:instrText>
+        <w:instrText xml:space="preserve"> HYPERLINK \l _Toc17861 </w:instrText>
       </w:r>
       <w:r>
         <w:fldChar w:fldCharType="separate"/>
@@ -2528,7 +2528,7 @@
         <w:fldChar w:fldCharType="begin"/>
       </w:r>
       <w:r>
-        <w:instrText xml:space="preserve"> PAGEREF _Toc24831 \h </w:instrText>
+        <w:instrText xml:space="preserve"> PAGEREF _Toc17861 \h </w:instrText>
       </w:r>
       <w:r>
         <w:fldChar w:fldCharType="separate"/>
@@ -2551,7 +2551,7 @@
         <w:fldChar w:fldCharType="begin"/>
       </w:r>
       <w:r>
-        <w:instrText xml:space="preserve"> HYPERLINK \l _Toc4549 </w:instrText>
+        <w:instrText xml:space="preserve"> HYPERLINK \l _Toc9044 </w:instrText>
       </w:r>
       <w:r>
         <w:fldChar w:fldCharType="separate"/>
@@ -2566,7 +2566,7 @@
         <w:fldChar w:fldCharType="begin"/>
       </w:r>
       <w:r>
-        <w:instrText xml:space="preserve"> PAGEREF _Toc4549 \h </w:instrText>
+        <w:instrText xml:space="preserve"> PAGEREF _Toc9044 \h </w:instrText>
       </w:r>
       <w:r>
         <w:fldChar w:fldCharType="separate"/>
@@ -2589,7 +2589,7 @@
         <w:fldChar w:fldCharType="begin"/>
       </w:r>
       <w:r>
-        <w:instrText xml:space="preserve"> HYPERLINK \l _Toc28626 </w:instrText>
+        <w:instrText xml:space="preserve"> HYPERLINK \l _Toc4910 </w:instrText>
       </w:r>
       <w:r>
         <w:fldChar w:fldCharType="separate"/>
@@ -2604,7 +2604,7 @@
         <w:fldChar w:fldCharType="begin"/>
       </w:r>
       <w:r>
-        <w:instrText xml:space="preserve"> PAGEREF _Toc28626 \h </w:instrText>
+        <w:instrText xml:space="preserve"> PAGEREF _Toc4910 \h </w:instrText>
       </w:r>
       <w:r>
         <w:fldChar w:fldCharType="separate"/>
@@ -2627,7 +2627,7 @@
         <w:fldChar w:fldCharType="begin"/>
       </w:r>
       <w:r>
-        <w:instrText xml:space="preserve"> HYPERLINK \l _Toc23872 </w:instrText>
+        <w:instrText xml:space="preserve"> HYPERLINK \l _Toc25599 </w:instrText>
       </w:r>
       <w:r>
         <w:fldChar w:fldCharType="separate"/>
@@ -2642,7 +2642,7 @@
         <w:fldChar w:fldCharType="begin"/>
       </w:r>
       <w:r>
-        <w:instrText xml:space="preserve"> PAGEREF _Toc23872 \h </w:instrText>
+        <w:instrText xml:space="preserve"> PAGEREF _Toc25599 \h </w:instrText>
       </w:r>
       <w:r>
         <w:fldChar w:fldCharType="separate"/>
@@ -2665,7 +2665,7 @@
         <w:fldChar w:fldCharType="begin"/>
       </w:r>
       <w:r>
-        <w:instrText xml:space="preserve"> HYPERLINK \l _Toc13352 </w:instrText>
+        <w:instrText xml:space="preserve"> HYPERLINK \l _Toc8865 </w:instrText>
       </w:r>
       <w:r>
         <w:fldChar w:fldCharType="separate"/>
@@ -2680,7 +2680,7 @@
         <w:fldChar w:fldCharType="begin"/>
       </w:r>
       <w:r>
-        <w:instrText xml:space="preserve"> PAGEREF _Toc13352 \h </w:instrText>
+        <w:instrText xml:space="preserve"> PAGEREF _Toc8865 \h </w:instrText>
       </w:r>
       <w:r>
         <w:fldChar w:fldCharType="separate"/>
@@ -2706,7 +2706,7 @@
         <w:fldChar w:fldCharType="begin"/>
       </w:r>
       <w:r>
-        <w:instrText xml:space="preserve"> HYPERLINK \l _Toc28681 </w:instrText>
+        <w:instrText xml:space="preserve"> HYPERLINK \l _Toc23792 </w:instrText>
       </w:r>
       <w:r>
         <w:fldChar w:fldCharType="separate"/>
@@ -2727,7 +2727,7 @@
         <w:fldChar w:fldCharType="begin"/>
       </w:r>
       <w:r>
-        <w:instrText xml:space="preserve"> PAGEREF _Toc28681 \h </w:instrText>
+        <w:instrText xml:space="preserve"> PAGEREF _Toc23792 \h </w:instrText>
       </w:r>
       <w:r>
         <w:fldChar w:fldCharType="separate"/>
@@ -2750,7 +2750,7 @@
         <w:fldChar w:fldCharType="begin"/>
       </w:r>
       <w:r>
-        <w:instrText xml:space="preserve"> HYPERLINK \l _Toc24584 </w:instrText>
+        <w:instrText xml:space="preserve"> HYPERLINK \l _Toc28434 </w:instrText>
       </w:r>
       <w:r>
         <w:fldChar w:fldCharType="separate"/>
@@ -2765,7 +2765,7 @@
         <w:fldChar w:fldCharType="begin"/>
       </w:r>
       <w:r>
-        <w:instrText xml:space="preserve"> PAGEREF _Toc24584 \h </w:instrText>
+        <w:instrText xml:space="preserve"> PAGEREF _Toc28434 \h </w:instrText>
       </w:r>
       <w:r>
         <w:fldChar w:fldCharType="separate"/>
@@ -2788,7 +2788,7 @@
         <w:fldChar w:fldCharType="begin"/>
       </w:r>
       <w:r>
-        <w:instrText xml:space="preserve"> HYPERLINK \l _Toc13529 </w:instrText>
+        <w:instrText xml:space="preserve"> HYPERLINK \l _Toc19052 </w:instrText>
       </w:r>
       <w:r>
         <w:fldChar w:fldCharType="separate"/>
@@ -2803,7 +2803,7 @@
         <w:fldChar w:fldCharType="begin"/>
       </w:r>
       <w:r>
-        <w:instrText xml:space="preserve"> PAGEREF _Toc13529 \h </w:instrText>
+        <w:instrText xml:space="preserve"> PAGEREF _Toc19052 \h </w:instrText>
       </w:r>
       <w:r>
         <w:fldChar w:fldCharType="separate"/>
@@ -2826,7 +2826,7 @@
         <w:fldChar w:fldCharType="begin"/>
       </w:r>
       <w:r>
-        <w:instrText xml:space="preserve"> HYPERLINK \l _Toc22760 </w:instrText>
+        <w:instrText xml:space="preserve"> HYPERLINK \l _Toc17489 </w:instrText>
       </w:r>
       <w:r>
         <w:fldChar w:fldCharType="separate"/>
@@ -2841,7 +2841,7 @@
         <w:fldChar w:fldCharType="begin"/>
       </w:r>
       <w:r>
-        <w:instrText xml:space="preserve"> PAGEREF _Toc22760 \h </w:instrText>
+        <w:instrText xml:space="preserve"> PAGEREF _Toc17489 \h </w:instrText>
       </w:r>
       <w:r>
         <w:fldChar w:fldCharType="separate"/>
@@ -2864,7 +2864,7 @@
         <w:fldChar w:fldCharType="begin"/>
       </w:r>
       <w:r>
-        <w:instrText xml:space="preserve"> HYPERLINK \l _Toc4710 </w:instrText>
+        <w:instrText xml:space="preserve"> HYPERLINK \l _Toc12084 </w:instrText>
       </w:r>
       <w:r>
         <w:fldChar w:fldCharType="separate"/>
@@ -2879,7 +2879,7 @@
         <w:fldChar w:fldCharType="begin"/>
       </w:r>
       <w:r>
-        <w:instrText xml:space="preserve"> PAGEREF _Toc4710 \h </w:instrText>
+        <w:instrText xml:space="preserve"> PAGEREF _Toc12084 \h </w:instrText>
       </w:r>
       <w:r>
         <w:fldChar w:fldCharType="separate"/>
@@ -2902,7 +2902,7 @@
         <w:fldChar w:fldCharType="begin"/>
       </w:r>
       <w:r>
-        <w:instrText xml:space="preserve"> HYPERLINK \l _Toc3420 </w:instrText>
+        <w:instrText xml:space="preserve"> HYPERLINK \l _Toc12163 </w:instrText>
       </w:r>
       <w:r>
         <w:fldChar w:fldCharType="separate"/>
@@ -2917,7 +2917,7 @@
         <w:fldChar w:fldCharType="begin"/>
       </w:r>
       <w:r>
-        <w:instrText xml:space="preserve"> PAGEREF _Toc3420 \h </w:instrText>
+        <w:instrText xml:space="preserve"> PAGEREF _Toc12163 \h </w:instrText>
       </w:r>
       <w:r>
         <w:fldChar w:fldCharType="separate"/>
@@ -2943,7 +2943,7 @@
         <w:fldChar w:fldCharType="begin"/>
       </w:r>
       <w:r>
-        <w:instrText xml:space="preserve"> HYPERLINK \l _Toc7392 </w:instrText>
+        <w:instrText xml:space="preserve"> HYPERLINK \l _Toc19362 </w:instrText>
       </w:r>
       <w:r>
         <w:fldChar w:fldCharType="separate"/>
@@ -2964,7 +2964,7 @@
         <w:fldChar w:fldCharType="begin"/>
       </w:r>
       <w:r>
-        <w:instrText xml:space="preserve"> PAGEREF _Toc7392 \h </w:instrText>
+        <w:instrText xml:space="preserve"> PAGEREF _Toc19362 \h </w:instrText>
       </w:r>
       <w:r>
         <w:fldChar w:fldCharType="separate"/>
@@ -2990,7 +2990,7 @@
         <w:fldChar w:fldCharType="begin"/>
       </w:r>
       <w:r>
-        <w:instrText xml:space="preserve"> HYPERLINK \l _Toc18705 </w:instrText>
+        <w:instrText xml:space="preserve"> HYPERLINK \l _Toc16469 </w:instrText>
       </w:r>
       <w:r>
         <w:fldChar w:fldCharType="separate"/>
@@ -3011,7 +3011,7 @@
         <w:fldChar w:fldCharType="begin"/>
       </w:r>
       <w:r>
-        <w:instrText xml:space="preserve"> PAGEREF _Toc18705 \h </w:instrText>
+        <w:instrText xml:space="preserve"> PAGEREF _Toc16469 \h </w:instrText>
       </w:r>
       <w:r>
         <w:fldChar w:fldCharType="separate"/>
@@ -3037,7 +3037,7 @@
         <w:fldChar w:fldCharType="begin"/>
       </w:r>
       <w:r>
-        <w:instrText xml:space="preserve"> HYPERLINK \l _Toc24694 </w:instrText>
+        <w:instrText xml:space="preserve"> HYPERLINK \l _Toc26233 </w:instrText>
       </w:r>
       <w:r>
         <w:fldChar w:fldCharType="separate"/>
@@ -3058,7 +3058,7 @@
         <w:fldChar w:fldCharType="begin"/>
       </w:r>
       <w:r>
-        <w:instrText xml:space="preserve"> PAGEREF _Toc24694 \h </w:instrText>
+        <w:instrText xml:space="preserve"> PAGEREF _Toc26233 \h </w:instrText>
       </w:r>
       <w:r>
         <w:fldChar w:fldCharType="separate"/>
@@ -3084,7 +3084,7 @@
         <w:fldChar w:fldCharType="begin"/>
       </w:r>
       <w:r>
-        <w:instrText xml:space="preserve"> HYPERLINK \l _Toc462 </w:instrText>
+        <w:instrText xml:space="preserve"> HYPERLINK \l _Toc2309 </w:instrText>
       </w:r>
       <w:r>
         <w:fldChar w:fldCharType="separate"/>
@@ -3105,7 +3105,7 @@
         <w:fldChar w:fldCharType="begin"/>
       </w:r>
       <w:r>
-        <w:instrText xml:space="preserve"> PAGEREF _Toc462 \h </w:instrText>
+        <w:instrText xml:space="preserve"> PAGEREF _Toc2309 \h </w:instrText>
       </w:r>
       <w:r>
         <w:fldChar w:fldCharType="separate"/>
@@ -3128,7 +3128,7 @@
         <w:fldChar w:fldCharType="begin"/>
       </w:r>
       <w:r>
-        <w:instrText xml:space="preserve"> HYPERLINK \l _Toc29918 </w:instrText>
+        <w:instrText xml:space="preserve"> HYPERLINK \l _Toc15715 </w:instrText>
       </w:r>
       <w:r>
         <w:fldChar w:fldCharType="separate"/>
@@ -3143,7 +3143,7 @@
         <w:fldChar w:fldCharType="begin"/>
       </w:r>
       <w:r>
-        <w:instrText xml:space="preserve"> PAGEREF _Toc29918 \h </w:instrText>
+        <w:instrText xml:space="preserve"> PAGEREF _Toc15715 \h </w:instrText>
       </w:r>
       <w:r>
         <w:fldChar w:fldCharType="separate"/>
@@ -3166,7 +3166,7 @@
         <w:fldChar w:fldCharType="begin"/>
       </w:r>
       <w:r>
-        <w:instrText xml:space="preserve"> HYPERLINK \l _Toc11605 </w:instrText>
+        <w:instrText xml:space="preserve"> HYPERLINK \l _Toc31604 </w:instrText>
       </w:r>
       <w:r>
         <w:fldChar w:fldCharType="separate"/>
@@ -3181,7 +3181,7 @@
         <w:fldChar w:fldCharType="begin"/>
       </w:r>
       <w:r>
-        <w:instrText xml:space="preserve"> PAGEREF _Toc11605 \h </w:instrText>
+        <w:instrText xml:space="preserve"> PAGEREF _Toc31604 \h </w:instrText>
       </w:r>
       <w:r>
         <w:fldChar w:fldCharType="separate"/>
@@ -3207,7 +3207,7 @@
         <w:fldChar w:fldCharType="begin"/>
       </w:r>
       <w:r>
-        <w:instrText xml:space="preserve"> HYPERLINK \l _Toc18991 </w:instrText>
+        <w:instrText xml:space="preserve"> HYPERLINK \l _Toc25140 </w:instrText>
       </w:r>
       <w:r>
         <w:fldChar w:fldCharType="separate"/>
@@ -3228,7 +3228,7 @@
         <w:fldChar w:fldCharType="begin"/>
       </w:r>
       <w:r>
-        <w:instrText xml:space="preserve"> PAGEREF _Toc18991 \h </w:instrText>
+        <w:instrText xml:space="preserve"> PAGEREF _Toc25140 \h </w:instrText>
       </w:r>
       <w:r>
         <w:fldChar w:fldCharType="separate"/>
@@ -3254,7 +3254,7 @@
         <w:fldChar w:fldCharType="begin"/>
       </w:r>
       <w:r>
-        <w:instrText xml:space="preserve"> HYPERLINK \l _Toc28494 </w:instrText>
+        <w:instrText xml:space="preserve"> HYPERLINK \l _Toc29645 </w:instrText>
       </w:r>
       <w:r>
         <w:fldChar w:fldCharType="separate"/>
@@ -3275,7 +3275,7 @@
         <w:fldChar w:fldCharType="begin"/>
       </w:r>
       <w:r>
-        <w:instrText xml:space="preserve"> PAGEREF _Toc28494 \h </w:instrText>
+        <w:instrText xml:space="preserve"> PAGEREF _Toc29645 \h </w:instrText>
       </w:r>
       <w:r>
         <w:fldChar w:fldCharType="separate"/>
@@ -3301,7 +3301,7 @@
         <w:fldChar w:fldCharType="begin"/>
       </w:r>
       <w:r>
-        <w:instrText xml:space="preserve"> HYPERLINK \l _Toc24986 </w:instrText>
+        <w:instrText xml:space="preserve"> HYPERLINK \l _Toc13159 </w:instrText>
       </w:r>
       <w:r>
         <w:fldChar w:fldCharType="separate"/>
@@ -3322,7 +3322,7 @@
         <w:fldChar w:fldCharType="begin"/>
       </w:r>
       <w:r>
-        <w:instrText xml:space="preserve"> PAGEREF _Toc24986 \h </w:instrText>
+        <w:instrText xml:space="preserve"> PAGEREF _Toc13159 \h </w:instrText>
       </w:r>
       <w:r>
         <w:fldChar w:fldCharType="separate"/>
@@ -3348,7 +3348,7 @@
         <w:fldChar w:fldCharType="begin"/>
       </w:r>
       <w:r>
-        <w:instrText xml:space="preserve"> HYPERLINK \l _Toc10158 </w:instrText>
+        <w:instrText xml:space="preserve"> HYPERLINK \l _Toc1433 </w:instrText>
       </w:r>
       <w:r>
         <w:fldChar w:fldCharType="separate"/>
@@ -3363,7 +3363,7 @@
         <w:fldChar w:fldCharType="begin"/>
       </w:r>
       <w:r>
-        <w:instrText xml:space="preserve"> PAGEREF _Toc10158 \h </w:instrText>
+        <w:instrText xml:space="preserve"> PAGEREF _Toc1433 \h </w:instrText>
       </w:r>
       <w:r>
         <w:fldChar w:fldCharType="separate"/>
@@ -3389,7 +3389,7 @@
         <w:fldChar w:fldCharType="begin"/>
       </w:r>
       <w:r>
-        <w:instrText xml:space="preserve"> HYPERLINK \l _Toc30905 </w:instrText>
+        <w:instrText xml:space="preserve"> HYPERLINK \l _Toc20855 </w:instrText>
       </w:r>
       <w:r>
         <w:fldChar w:fldCharType="separate"/>
@@ -3404,7 +3404,7 @@
         <w:fldChar w:fldCharType="begin"/>
       </w:r>
       <w:r>
-        <w:instrText xml:space="preserve"> PAGEREF _Toc30905 \h </w:instrText>
+        <w:instrText xml:space="preserve"> PAGEREF _Toc20855 \h </w:instrText>
       </w:r>
       <w:r>
         <w:fldChar w:fldCharType="separate"/>
@@ -3443,7 +3443,7 @@
         <w:pStyle w:val="36"/>
       </w:pPr>
       <w:bookmarkStart w:id="2" w:name="_Toc200285852"/>
-      <w:bookmarkStart w:id="3" w:name="_Toc385"/>
+      <w:bookmarkStart w:id="3" w:name="_Toc30108"/>
       <w:r>
         <w:t>DANH MỤC HÌNH ẢNH</w:t>
       </w:r>
@@ -4431,7 +4431,7 @@
         <w:pStyle w:val="36"/>
       </w:pPr>
       <w:bookmarkStart w:id="4" w:name="_Toc200285853"/>
-      <w:bookmarkStart w:id="5" w:name="_Toc22582"/>
+      <w:bookmarkStart w:id="5" w:name="_Toc2174"/>
       <w:r>
         <w:t>DANH MỤC BẢNG BIỂU</w:t>
       </w:r>
@@ -5048,7 +5048,7 @@
       <w:pPr>
         <w:pStyle w:val="21"/>
       </w:pPr>
-      <w:bookmarkStart w:id="6" w:name="_Toc27887"/>
+      <w:bookmarkStart w:id="6" w:name="_Toc10425"/>
       <w:r>
         <w:t>GIỚI THIỆU ĐỀ TÀI</w:t>
       </w:r>
@@ -5063,7 +5063,7 @@
       <w:pPr>
         <w:pStyle w:val="23"/>
       </w:pPr>
-      <w:bookmarkStart w:id="7" w:name="_Toc23470"/>
+      <w:bookmarkStart w:id="7" w:name="_Toc11032"/>
       <w:r>
         <w:t>Bối cảnh và lý do chọn đề tài</w:t>
       </w:r>
@@ -5110,7 +5110,7 @@
       <w:pPr>
         <w:pStyle w:val="23"/>
       </w:pPr>
-      <w:bookmarkStart w:id="8" w:name="_Toc25183"/>
+      <w:bookmarkStart w:id="8" w:name="_Toc29111"/>
       <w:r>
         <w:t>Phát biểu bài toán</w:t>
       </w:r>
@@ -5206,7 +5206,7 @@
       <w:pPr>
         <w:pStyle w:val="23"/>
       </w:pPr>
-      <w:bookmarkStart w:id="9" w:name="_Toc2156"/>
+      <w:bookmarkStart w:id="9" w:name="_Toc4051"/>
       <w:r>
         <w:t>Mục tiêu của đề tài</w:t>
       </w:r>
@@ -5276,7 +5276,7 @@
       <w:pPr>
         <w:pStyle w:val="23"/>
       </w:pPr>
-      <w:bookmarkStart w:id="10" w:name="_Toc3861"/>
+      <w:bookmarkStart w:id="10" w:name="_Toc3589"/>
       <w:r>
         <w:t>Phạm vi và giới hạn</w:t>
       </w:r>
@@ -5334,7 +5334,7 @@
       <w:pPr>
         <w:pStyle w:val="23"/>
       </w:pPr>
-      <w:bookmarkStart w:id="11" w:name="_Toc23322"/>
+      <w:bookmarkStart w:id="11" w:name="_Toc16014"/>
       <w:r>
         <w:t>Bộ dữ liệu sử dụng</w:t>
       </w:r>
@@ -5344,7 +5344,7 @@
       <w:pPr>
         <w:pStyle w:val="25"/>
       </w:pPr>
-      <w:bookmarkStart w:id="12" w:name="_Toc14267"/>
+      <w:bookmarkStart w:id="12" w:name="_Toc19845"/>
       <w:r>
         <w:t>Nguồn và quy mô dữ liệu</w:t>
       </w:r>
@@ -6204,7 +6204,7 @@
       <w:pPr>
         <w:pStyle w:val="25"/>
       </w:pPr>
-      <w:bookmarkStart w:id="16" w:name="_Toc32187"/>
+      <w:bookmarkStart w:id="16" w:name="_Toc6429"/>
       <w:r>
         <w:t>Các đặc trưng của bộ dữ liệu</w:t>
       </w:r>
@@ -10535,7 +10535,7 @@
       <w:pPr>
         <w:pStyle w:val="25"/>
       </w:pPr>
-      <w:bookmarkStart w:id="19" w:name="_Toc32319"/>
+      <w:bookmarkStart w:id="19" w:name="_Toc32334"/>
       <w:r>
         <w:t>Đặc điểm dữ liệu lớn của bài toán</w:t>
       </w:r>
@@ -10985,7 +10985,7 @@
       <w:pPr>
         <w:pStyle w:val="23"/>
       </w:pPr>
-      <w:bookmarkStart w:id="21" w:name="_Toc4758"/>
+      <w:bookmarkStart w:id="21" w:name="_Toc8837"/>
       <w:r>
         <w:t>Kết quả đầu ra và giá trị dự kiến</w:t>
       </w:r>
@@ -11043,7 +11043,7 @@
       <w:pPr>
         <w:pStyle w:val="23"/>
       </w:pPr>
-      <w:bookmarkStart w:id="22" w:name="_Toc11163"/>
+      <w:bookmarkStart w:id="22" w:name="_Toc30576"/>
       <w:r>
         <w:t>Bố cục báo cáo</w:t>
       </w:r>
@@ -11095,7 +11095,7 @@
         <w:pStyle w:val="21"/>
         <w:pageBreakBefore/>
       </w:pPr>
-      <w:bookmarkStart w:id="23" w:name="_Toc22366"/>
+      <w:bookmarkStart w:id="23" w:name="_Toc15661"/>
       <w:r>
         <w:t>CƠ SỞ LÝ THUYẾT</w:t>
       </w:r>
@@ -11110,7 +11110,7 @@
       <w:pPr>
         <w:pStyle w:val="23"/>
       </w:pPr>
-      <w:bookmarkStart w:id="24" w:name="_Toc17612"/>
+      <w:bookmarkStart w:id="24" w:name="_Toc17130"/>
       <w:r>
         <w:t>Tổng quan về dữ liệu lớn</w:t>
       </w:r>
@@ -11193,7 +11193,7 @@
       <w:pPr>
         <w:pStyle w:val="23"/>
       </w:pPr>
-      <w:bookmarkStart w:id="25" w:name="_Toc27347"/>
+      <w:bookmarkStart w:id="25" w:name="_Toc32646"/>
       <w:r>
         <w:t>Hệ thống tệp phân tán Hadoop HDFS</w:t>
       </w:r>
@@ -11203,7 +11203,7 @@
       <w:pPr>
         <w:pStyle w:val="25"/>
       </w:pPr>
-      <w:bookmarkStart w:id="26" w:name="_Toc11390"/>
+      <w:bookmarkStart w:id="26" w:name="_Toc10286"/>
       <w:r>
         <w:t>Kiến trúc HDFS</w:t>
       </w:r>
@@ -11346,7 +11346,7 @@
       <w:pPr>
         <w:pStyle w:val="25"/>
       </w:pPr>
-      <w:bookmarkStart w:id="28" w:name="_Toc4140"/>
+      <w:bookmarkStart w:id="28" w:name="_Toc31472"/>
       <w:r>
         <w:t>Cơ chế đọc và ghi dữ liệu</w:t>
       </w:r>
@@ -11361,7 +11361,7 @@
       <w:pPr>
         <w:pStyle w:val="23"/>
       </w:pPr>
-      <w:bookmarkStart w:id="29" w:name="_Toc24387"/>
+      <w:bookmarkStart w:id="29" w:name="_Toc9193"/>
       <w:r>
         <w:t>Nền tảng xử lý dữ liệu Apache Spark</w:t>
       </w:r>
@@ -11371,7 +11371,7 @@
       <w:pPr>
         <w:pStyle w:val="25"/>
       </w:pPr>
-      <w:bookmarkStart w:id="30" w:name="_Toc26377"/>
+      <w:bookmarkStart w:id="30" w:name="_Toc28403"/>
       <w:r>
         <w:t>Tổng quan</w:t>
       </w:r>
@@ -11386,7 +11386,7 @@
       <w:pPr>
         <w:pStyle w:val="25"/>
       </w:pPr>
-      <w:bookmarkStart w:id="31" w:name="_Toc1609"/>
+      <w:bookmarkStart w:id="31" w:name="_Toc32488"/>
       <w:r>
         <w:t>RDD, DataFrame và cơ chế đánh giá lười</w:t>
       </w:r>
@@ -11450,7 +11450,7 @@
       <w:pPr>
         <w:pStyle w:val="25"/>
       </w:pPr>
-      <w:bookmarkStart w:id="32" w:name="_Toc959"/>
+      <w:bookmarkStart w:id="32" w:name="_Toc29436"/>
       <w:r>
         <w:t>Mô hình thực thi song song</w:t>
       </w:r>
@@ -11575,7 +11575,7 @@
       <w:pPr>
         <w:pStyle w:val="25"/>
       </w:pPr>
-      <w:bookmarkStart w:id="34" w:name="_Toc15593"/>
+      <w:bookmarkStart w:id="34" w:name="_Toc1365"/>
       <w:r>
         <w:t>Thư viện học máy Spark MLlib</w:t>
       </w:r>
@@ -11653,7 +11653,7 @@
       <w:pPr>
         <w:pStyle w:val="25"/>
       </w:pPr>
-      <w:bookmarkStart w:id="35" w:name="_Toc29500"/>
+      <w:bookmarkStart w:id="35" w:name="_Toc13117"/>
       <w:r>
         <w:t>Lý do lựa chọn HDFS và Spark</w:t>
       </w:r>
@@ -12225,7 +12225,7 @@
       <w:pPr>
         <w:pStyle w:val="23"/>
       </w:pPr>
-      <w:bookmarkStart w:id="37" w:name="_Toc1924"/>
+      <w:bookmarkStart w:id="37" w:name="_Toc10396"/>
       <w:r>
         <w:t>Bài toán dữ liệu mất cân bằng</w:t>
       </w:r>
@@ -12293,7 +12293,7 @@
       <w:pPr>
         <w:pStyle w:val="23"/>
       </w:pPr>
-      <w:bookmarkStart w:id="38" w:name="_Toc20181"/>
+      <w:bookmarkStart w:id="38" w:name="_Toc361"/>
       <w:r>
         <w:t>Các thuật toán sử dụng</w:t>
       </w:r>
@@ -12303,7 +12303,7 @@
       <w:pPr>
         <w:pStyle w:val="25"/>
       </w:pPr>
-      <w:bookmarkStart w:id="39" w:name="_Toc11922"/>
+      <w:bookmarkStart w:id="39" w:name="_Toc27064"/>
       <w:r>
         <w:t>Logistic Regression</w:t>
       </w:r>
@@ -12330,7 +12330,7 @@
       <w:pPr>
         <w:pStyle w:val="25"/>
       </w:pPr>
-      <w:bookmarkStart w:id="40" w:name="_Toc26558"/>
+      <w:bookmarkStart w:id="40" w:name="_Toc16472"/>
       <w:r>
         <w:t>Random Forest</w:t>
       </w:r>
@@ -12345,7 +12345,7 @@
       <w:pPr>
         <w:pStyle w:val="25"/>
       </w:pPr>
-      <w:bookmarkStart w:id="41" w:name="_Toc1734"/>
+      <w:bookmarkStart w:id="41" w:name="_Toc5824"/>
       <w:r>
         <w:t>Isolation Forest</w:t>
       </w:r>
@@ -12386,7 +12386,7 @@
       <w:pPr>
         <w:pStyle w:val="23"/>
       </w:pPr>
-      <w:bookmarkStart w:id="42" w:name="_Toc3830"/>
+      <w:bookmarkStart w:id="42" w:name="_Toc10722"/>
       <w:r>
         <w:t>Tạo đặc trưng thời gian dạng chu kỳ</w:t>
       </w:r>
@@ -12418,7 +12418,7 @@
       <w:pPr>
         <w:pStyle w:val="23"/>
       </w:pPr>
-      <w:bookmarkStart w:id="43" w:name="_Toc14263"/>
+      <w:bookmarkStart w:id="43" w:name="_Toc32223"/>
       <w:r>
         <w:t>Các độ đo đánh giá mô hình</w:t>
       </w:r>
@@ -12859,7 +12859,7 @@
       <w:pPr>
         <w:pStyle w:val="23"/>
       </w:pPr>
-      <w:bookmarkStart w:id="45" w:name="_Toc26101"/>
+      <w:bookmarkStart w:id="45" w:name="_Toc10348"/>
       <w:r>
         <w:t>Tinh chỉnh siêu tham số và ngưỡng phân loại</w:t>
       </w:r>
@@ -12932,7 +12932,7 @@
       <w:pPr>
         <w:pStyle w:val="23"/>
       </w:pPr>
-      <w:bookmarkStart w:id="46" w:name="_Toc23662"/>
+      <w:bookmarkStart w:id="46" w:name="_Toc2344"/>
       <w:r>
         <w:t>Giải thích mô hình với SHAP</w:t>
       </w:r>
@@ -12957,7 +12957,7 @@
         <w:pStyle w:val="21"/>
         <w:pageBreakBefore/>
       </w:pPr>
-      <w:bookmarkStart w:id="47" w:name="_Toc17752"/>
+      <w:bookmarkStart w:id="47" w:name="_Toc2555"/>
       <w:r>
         <w:t>XÂY DỰNG ỨNG DỤNG, TRỰC QUAN HÓA DỮ LIỆU</w:t>
       </w:r>
@@ -12972,7 +12972,7 @@
       <w:pPr>
         <w:pStyle w:val="23"/>
       </w:pPr>
-      <w:bookmarkStart w:id="48" w:name="_Toc30153"/>
+      <w:bookmarkStart w:id="48" w:name="_Toc4574"/>
       <w:r>
         <w:t>Kiến trúc tổng thể và luồng dữ liệu</w:t>
       </w:r>
@@ -13749,7 +13749,7 @@
       <w:pPr>
         <w:pStyle w:val="23"/>
       </w:pPr>
-      <w:bookmarkStart w:id="51" w:name="_Toc29278"/>
+      <w:bookmarkStart w:id="51" w:name="_Toc16590"/>
       <w:r>
         <w:t>Môi trường thực nghiệm</w:t>
       </w:r>
@@ -14442,7 +14442,7 @@
       <w:pPr>
         <w:pStyle w:val="23"/>
       </w:pPr>
-      <w:bookmarkStart w:id="53" w:name="_Toc9364"/>
+      <w:bookmarkStart w:id="53" w:name="_Toc28457"/>
       <w:r>
         <w:t>Lưu trữ dữ liệu trên HDFS</w:t>
       </w:r>
@@ -14504,7 +14504,7 @@
       <w:pPr>
         <w:pStyle w:val="23"/>
       </w:pPr>
-      <w:bookmarkStart w:id="54" w:name="_Toc24831"/>
+      <w:bookmarkStart w:id="54" w:name="_Toc17861"/>
       <w:r>
         <w:t>Khảo sát và trực quan hóa dữ liệu</w:t>
       </w:r>
@@ -14519,7 +14519,7 @@
       <w:pPr>
         <w:pStyle w:val="25"/>
       </w:pPr>
-      <w:bookmarkStart w:id="55" w:name="_Toc4549"/>
+      <w:bookmarkStart w:id="55" w:name="_Toc9044"/>
       <w:r>
         <w:t>Phân bố nhãn</w:t>
       </w:r>
@@ -14608,7 +14608,7 @@
       <w:pPr>
         <w:pStyle w:val="25"/>
       </w:pPr>
-      <w:bookmarkStart w:id="57" w:name="_Toc28626"/>
+      <w:bookmarkStart w:id="57" w:name="_Toc4910"/>
       <w:r>
         <w:t>Gian lận theo số tiền giao dịch</w:t>
       </w:r>
@@ -14715,7 +14715,7 @@
       <w:pPr>
         <w:pStyle w:val="25"/>
       </w:pPr>
-      <w:bookmarkStart w:id="59" w:name="_Toc23872"/>
+      <w:bookmarkStart w:id="59" w:name="_Toc25599"/>
       <w:r>
         <w:t>Gian lận theo giờ trong ngày</w:t>
       </w:r>
@@ -14892,7 +14892,7 @@
       <w:pPr>
         <w:pStyle w:val="25"/>
       </w:pPr>
-      <w:bookmarkStart w:id="62" w:name="_Toc13352"/>
+      <w:bookmarkStart w:id="62" w:name="_Toc8865"/>
       <w:r>
         <w:t>Quan hệ giữa các đặc trưng</w:t>
       </w:r>
@@ -15139,7 +15139,7 @@
       <w:pPr>
         <w:pStyle w:val="23"/>
       </w:pPr>
-      <w:bookmarkStart w:id="66" w:name="_Toc28681"/>
+      <w:bookmarkStart w:id="66" w:name="_Toc23792"/>
       <w:r>
         <w:t>Làm sạch và tiền xử lý dữ liệu</w:t>
       </w:r>
@@ -15149,7 +15149,7 @@
       <w:pPr>
         <w:pStyle w:val="25"/>
       </w:pPr>
-      <w:bookmarkStart w:id="67" w:name="_Toc24584"/>
+      <w:bookmarkStart w:id="67" w:name="_Toc28434"/>
       <w:r>
         <w:t>Dữ liệu thiếu và trùng lặp</w:t>
       </w:r>
@@ -15164,7 +15164,7 @@
       <w:pPr>
         <w:pStyle w:val="25"/>
       </w:pPr>
-      <w:bookmarkStart w:id="68" w:name="_Toc13529"/>
+      <w:bookmarkStart w:id="68" w:name="_Toc19052"/>
       <w:r>
         <w:t>Phân tích ngoại lệ</w:t>
       </w:r>
@@ -15640,7 +15640,7 @@
       <w:pPr>
         <w:pStyle w:val="25"/>
       </w:pPr>
-      <w:bookmarkStart w:id="71" w:name="_Toc22760"/>
+      <w:bookmarkStart w:id="71" w:name="_Toc17489"/>
       <w:r>
         <w:t>Tạo đặc trưng giờ trong ngày</w:t>
       </w:r>
@@ -16139,7 +16139,7 @@
       <w:pPr>
         <w:pStyle w:val="25"/>
       </w:pPr>
-      <w:bookmarkStart w:id="73" w:name="_Toc4710"/>
+      <w:bookmarkStart w:id="73" w:name="_Toc12084"/>
       <w:r>
         <w:t>Chuẩn hóa dữ liệu</w:t>
       </w:r>
@@ -16154,7 +16154,7 @@
       <w:pPr>
         <w:pStyle w:val="25"/>
       </w:pPr>
-      <w:bookmarkStart w:id="74" w:name="_Toc3420"/>
+      <w:bookmarkStart w:id="74" w:name="_Toc12163"/>
       <w:r>
         <w:t>Chia tập huấn luyện và kiểm tra theo thời gian</w:t>
       </w:r>
@@ -16243,7 +16243,7 @@
       <w:pPr>
         <w:pStyle w:val="23"/>
       </w:pPr>
-      <w:bookmarkStart w:id="76" w:name="_Toc7392"/>
+      <w:bookmarkStart w:id="76" w:name="_Toc19362"/>
       <w:r>
         <w:t>Xử lý dữ liệu mất cân bằng</w:t>
       </w:r>
@@ -16355,7 +16355,7 @@
       <w:pPr>
         <w:pStyle w:val="23"/>
       </w:pPr>
-      <w:bookmarkStart w:id="78" w:name="_Toc18705"/>
+      <w:bookmarkStart w:id="78" w:name="_Toc16469"/>
       <w:r>
         <w:t>Huấn luyện mô hình</w:t>
       </w:r>
@@ -16850,7 +16850,7 @@
       <w:pPr>
         <w:pStyle w:val="23"/>
       </w:pPr>
-      <w:bookmarkStart w:id="80" w:name="_Toc24694"/>
+      <w:bookmarkStart w:id="80" w:name="_Toc26233"/>
       <w:r>
         <w:t>Tinh chỉnh siêu tham số</w:t>
       </w:r>
@@ -17326,7 +17326,7 @@
       <w:pPr>
         <w:pStyle w:val="23"/>
       </w:pPr>
-      <w:bookmarkStart w:id="83" w:name="_Toc462"/>
+      <w:bookmarkStart w:id="83" w:name="_Toc2309"/>
       <w:r>
         <w:t>Đánh giá và so sánh mô hình</w:t>
       </w:r>
@@ -18370,7 +18370,7 @@
       <w:pPr>
         <w:pStyle w:val="25"/>
       </w:pPr>
-      <w:bookmarkStart w:id="90" w:name="_Toc29918"/>
+      <w:bookmarkStart w:id="90" w:name="_Toc15715"/>
       <w:r>
         <w:t>Ảnh hưởng của đặc trưng giờ</w:t>
       </w:r>
@@ -18957,7 +18957,7 @@
       <w:pPr>
         <w:pStyle w:val="25"/>
       </w:pPr>
-      <w:bookmarkStart w:id="93" w:name="_Toc11605"/>
+      <w:bookmarkStart w:id="93" w:name="_Toc31604"/>
       <w:r>
         <w:t>Phân tích và thảo luận</w:t>
       </w:r>
@@ -19033,7 +19033,7 @@
       <w:pPr>
         <w:pStyle w:val="23"/>
       </w:pPr>
-      <w:bookmarkStart w:id="94" w:name="_Toc18991"/>
+      <w:bookmarkStart w:id="94" w:name="_Toc25140"/>
       <w:r>
         <w:t>Trực quan hóa giao dịch nghi vấn</w:t>
       </w:r>
@@ -19131,7 +19131,7 @@
       <w:pPr>
         <w:pStyle w:val="23"/>
       </w:pPr>
-      <w:bookmarkStart w:id="96" w:name="_Toc28494"/>
+      <w:bookmarkStart w:id="96" w:name="_Toc29645"/>
       <w:r>
         <w:t>Ứng dụng minh họa</w:t>
       </w:r>
@@ -19235,7 +19235,7 @@
       <w:pPr>
         <w:pStyle w:val="23"/>
       </w:pPr>
-      <w:bookmarkStart w:id="97" w:name="_Toc24986"/>
+      <w:bookmarkStart w:id="97" w:name="_Toc13159"/>
       <w:r>
         <w:t>Hạn chế của giải pháp</w:t>
       </w:r>
@@ -19294,7 +19294,7 @@
         <w:pStyle w:val="36"/>
         <w:pageBreakBefore/>
       </w:pPr>
-      <w:bookmarkStart w:id="98" w:name="_Toc10158"/>
+      <w:bookmarkStart w:id="98" w:name="_Toc1433"/>
       <w:r>
         <w:t>KẾT LUẬN VÀ HƯỚNG PHÁT TRIỂN</w:t>
       </w:r>
@@ -19420,7 +19420,7 @@
         <w:pStyle w:val="36"/>
         <w:pageBreakBefore/>
       </w:pPr>
-      <w:bookmarkStart w:id="99" w:name="_Toc30905"/>
+      <w:bookmarkStart w:id="99" w:name="_Toc20855"/>
       <w:r>
         <w:t>TÀI LIỆU THAM KHẢO</w:t>
       </w:r>
@@ -20148,10 +20148,10 @@
     <w:lsdException w:uiPriority="99" w:name="index 7"/>
     <w:lsdException w:uiPriority="99" w:name="index 8"/>
     <w:lsdException w:uiPriority="99" w:name="index 9"/>
-    <w:lsdException w:qFormat="1" w:uiPriority="39" w:semiHidden="0" w:name="toc 1"/>
-    <w:lsdException w:qFormat="1" w:uiPriority="39" w:semiHidden="0" w:name="toc 2"/>
-    <w:lsdException w:qFormat="1" w:uiPriority="39" w:semiHidden="0" w:name="toc 3"/>
-    <w:lsdException w:qFormat="1" w:uiPriority="39" w:semiHidden="0" w:name="toc 4"/>
+    <w:lsdException w:uiPriority="39" w:semiHidden="0" w:name="toc 1"/>
+    <w:lsdException w:uiPriority="39" w:semiHidden="0" w:name="toc 2"/>
+    <w:lsdException w:uiPriority="39" w:semiHidden="0" w:name="toc 3"/>
+    <w:lsdException w:uiPriority="39" w:semiHidden="0" w:name="toc 4"/>
     <w:lsdException w:uiPriority="39" w:name="toc 5"/>
     <w:lsdException w:uiPriority="39" w:name="toc 6"/>
     <w:lsdException w:uiPriority="39" w:name="toc 7"/>
@@ -20161,10 +20161,10 @@
     <w:lsdException w:uiPriority="99" w:name="footnote text"/>
     <w:lsdException w:uiPriority="99" w:name="annotation text"/>
     <w:lsdException w:qFormat="1" w:uiPriority="99" w:semiHidden="0" w:name="header"/>
-    <w:lsdException w:qFormat="1" w:uiPriority="99" w:semiHidden="0" w:name="footer"/>
+    <w:lsdException w:uiPriority="99" w:semiHidden="0" w:name="footer"/>
     <w:lsdException w:uiPriority="99" w:name="index heading"/>
     <w:lsdException w:qFormat="1" w:uiPriority="35" w:semiHidden="0" w:name="caption"/>
-    <w:lsdException w:qFormat="1" w:uiPriority="99" w:semiHidden="0" w:name="table of figures"/>
+    <w:lsdException w:uiPriority="99" w:semiHidden="0" w:name="table of figures"/>
     <w:lsdException w:uiPriority="99" w:name="envelope address"/>
     <w:lsdException w:uiPriority="99" w:name="envelope return"/>
     <w:lsdException w:uiPriority="99" w:name="footnote reference"/>
@@ -20215,7 +20215,7 @@
     <w:lsdException w:uiPriority="99" w:name="Body Text Indent 3"/>
     <w:lsdException w:uiPriority="99" w:name="Block Text"/>
     <w:lsdException w:qFormat="1" w:uiPriority="99" w:semiHidden="0" w:name="Hyperlink"/>
-    <w:lsdException w:qFormat="1" w:uiPriority="99" w:name="FollowedHyperlink"/>
+    <w:lsdException w:uiPriority="99" w:name="FollowedHyperlink"/>
     <w:lsdException w:qFormat="1" w:unhideWhenUsed="0" w:uiPriority="22" w:semiHidden="0" w:name="Strong"/>
     <w:lsdException w:qFormat="1" w:unhideWhenUsed="0" w:uiPriority="20" w:semiHidden="0" w:name="Emphasis"/>
     <w:lsdException w:uiPriority="99" w:name="Document Map"/>
@@ -20509,7 +20509,6 @@
     <w:basedOn w:val="5"/>
     <w:semiHidden/>
     <w:unhideWhenUsed/>
-    <w:qFormat/>
     <w:uiPriority w:val="99"/>
     <w:rPr>
       <w:color w:val="954F72" w:themeColor="followedHyperlink"/>
@@ -20526,7 +20525,6 @@
     <w:basedOn w:val="1"/>
     <w:link w:val="31"/>
     <w:unhideWhenUsed/>
-    <w:qFormat/>
     <w:uiPriority w:val="99"/>
     <w:pPr>
       <w:tabs>
@@ -20619,7 +20617,6 @@
     <w:basedOn w:val="1"/>
     <w:next w:val="1"/>
     <w:unhideWhenUsed/>
-    <w:qFormat/>
     <w:uiPriority w:val="99"/>
     <w:pPr>
       <w:spacing w:after="0"/>
@@ -20631,7 +20628,6 @@
     <w:next w:val="1"/>
     <w:autoRedefine/>
     <w:unhideWhenUsed/>
-    <w:qFormat/>
     <w:uiPriority w:val="39"/>
     <w:pPr>
       <w:spacing w:after="100"/>
@@ -20646,7 +20642,6 @@
     <w:next w:val="1"/>
     <w:autoRedefine/>
     <w:unhideWhenUsed/>
-    <w:qFormat/>
     <w:uiPriority w:val="39"/>
     <w:pPr>
       <w:spacing w:after="100"/>
@@ -20659,7 +20654,6 @@
     <w:next w:val="1"/>
     <w:autoRedefine/>
     <w:unhideWhenUsed/>
-    <w:qFormat/>
     <w:uiPriority w:val="39"/>
     <w:pPr>
       <w:tabs>
@@ -20675,7 +20669,6 @@
     <w:next w:val="1"/>
     <w:autoRedefine/>
     <w:unhideWhenUsed/>
-    <w:qFormat/>
     <w:uiPriority w:val="39"/>
     <w:pPr>
       <w:spacing w:after="100"/>
@@ -20711,6 +20704,7 @@
         <w:numId w:val="1"/>
       </w:numPr>
       <w:jc w:val="center"/>
+      <w:outlineLvl w:val="0"/>
     </w:pPr>
     <w:rPr>
       <w:b/>
@@ -20722,7 +20716,6 @@
     <w:name w:val="h1 Char"/>
     <w:basedOn w:val="5"/>
     <w:link w:val="21"/>
-    <w:qFormat/>
     <w:uiPriority w:val="0"/>
     <w:rPr>
       <w:b/>
@@ -20743,6 +20736,7 @@
         <w:numId w:val="1"/>
       </w:numPr>
       <w:jc w:val="left"/>
+      <w:outlineLvl w:val="1"/>
     </w:pPr>
     <w:rPr>
       <w:b/>
@@ -20753,7 +20747,6 @@
     <w:name w:val="h2 Char"/>
     <w:basedOn w:val="5"/>
     <w:link w:val="23"/>
-    <w:qFormat/>
     <w:uiPriority w:val="0"/>
     <w:rPr>
       <w:b/>
@@ -20774,6 +20767,7 @@
         <w:numId w:val="1"/>
       </w:numPr>
       <w:jc w:val="left"/>
+      <w:outlineLvl w:val="2"/>
     </w:pPr>
     <w:rPr>
       <w:b/>
@@ -20803,6 +20797,7 @@
       <w:numPr>
         <w:ilvl w:val="3"/>
       </w:numPr>
+      <w:outlineLvl w:val="3"/>
     </w:pPr>
     <w:rPr>
       <w:b w:val="0"/>
@@ -20848,7 +20843,6 @@
     <w:name w:val="Footer Char"/>
     <w:basedOn w:val="5"/>
     <w:link w:val="9"/>
-    <w:qFormat/>
     <w:uiPriority w:val="99"/>
     <w:rPr>
       <w:sz w:val="26"/>
@@ -20859,7 +20853,6 @@
     <w:basedOn w:val="5"/>
     <w:semiHidden/>
     <w:unhideWhenUsed/>
-    <w:qFormat/>
     <w:uiPriority w:val="99"/>
     <w:rPr>
       <w:color w:val="605E5C"/>
@@ -20871,7 +20864,6 @@
     <w:basedOn w:val="5"/>
     <w:link w:val="4"/>
     <w:semiHidden/>
-    <w:qFormat/>
     <w:uiPriority w:val="9"/>
     <w:rPr>
       <w:rFonts w:asciiTheme="majorHAnsi" w:hAnsiTheme="majorHAnsi" w:eastAsiaTheme="majorEastAsia" w:cstheme="majorBidi"/>
@@ -20885,7 +20877,6 @@
     <w:basedOn w:val="5"/>
     <w:link w:val="3"/>
     <w:semiHidden/>
-    <w:qFormat/>
     <w:uiPriority w:val="9"/>
     <w:rPr>
       <w:rFonts w:asciiTheme="majorHAnsi" w:hAnsiTheme="majorHAnsi" w:eastAsiaTheme="majorEastAsia" w:cstheme="majorBidi"/>
@@ -20898,7 +20889,6 @@
     <w:name w:val="Heading 1 Char"/>
     <w:basedOn w:val="5"/>
     <w:link w:val="2"/>
-    <w:qFormat/>
     <w:uiPriority w:val="9"/>
     <w:rPr>
       <w:rFonts w:asciiTheme="majorHAnsi" w:hAnsiTheme="majorHAnsi" w:eastAsiaTheme="majorEastAsia" w:cstheme="majorBidi"/>
@@ -20916,6 +20906,7 @@
     <w:uiPriority w:val="0"/>
     <w:pPr>
       <w:jc w:val="center"/>
+      <w:outlineLvl w:val="0"/>
     </w:pPr>
     <w:rPr>
       <w:b/>
@@ -20928,7 +20919,6 @@
     <w:name w:val="More Char"/>
     <w:basedOn w:val="5"/>
     <w:link w:val="36"/>
-    <w:qFormat/>
     <w:uiPriority w:val="0"/>
     <w:rPr>
       <w:b/>
